--- a/10-保护电路/01-过压保护/气体放电管GDT保护电路/气体放电管GDT保护电路.docx
+++ b/10-保护电路/01-过压保护/气体放电管GDT保护电路/气体放电管GDT保护电路.docx
@@ -1614,6 +1614,20 @@
     </w:p>
     <w:bookmarkEnd w:id="26"/>
     <w:bookmarkEnd w:id="27"/>
+    <w:p>
+      <w:pPr>
+        <w:spacing w:before="360"/>
+        <w:jc w:val="center"/>
+      </w:pPr>
+      <w:r>
+        <w:rPr>
+          <w:rFonts w:ascii="Times New Roman" w:hAnsi="Times New Roman"/>
+          <w:color w:val="555555"/>
+          <w:sz w:val="21"/>
+        </w:rPr>
+        <w:t>材料收集者：杜文杰</w:t>
+      </w:r>
+    </w:p>
     <w:sectPr>
       <w:headerReference r:id="rId9" w:type="default"/>
       <w:footerReference r:id="rId10" w:type="default"/>

--- a/10-保护电路/01-过压保护/气体放电管GDT保护电路/气体放电管GDT保护电路.docx
+++ b/10-保护电路/01-过压保护/气体放电管GDT保护电路/气体放电管GDT保护电路.docx
@@ -1,6 +1,6 @@
 
 <file path=word/document.xml><?xml version="1.0" encoding="utf-8"?>
-<w:document xmlns:w="http://schemas.openxmlformats.org/wordprocessingml/2006/main" xmlns:m="http://schemas.openxmlformats.org/officeDocument/2006/math" xmlns:r="http://schemas.openxmlformats.org/officeDocument/2006/relationships" xmlns:o="urn:schemas-microsoft-com:office:office" xmlns:v="urn:schemas-microsoft-com:vml" xmlns:w10="urn:schemas-microsoft-com:office:word" xmlns:a="http://schemas.openxmlformats.org/drawingml/2006/main" xmlns:pic="http://schemas.openxmlformats.org/drawingml/2006/picture" xmlns:wp="http://schemas.openxmlformats.org/drawingml/2006/wordprocessingDrawing">
+<w:document xmlns:m="http://schemas.openxmlformats.org/officeDocument/2006/math" xmlns:r="http://schemas.openxmlformats.org/officeDocument/2006/relationships" xmlns:w="http://schemas.openxmlformats.org/wordprocessingml/2006/main" xmlns:o="urn:schemas-microsoft-com:office:office" xmlns:v="urn:schemas-microsoft-com:vml" xmlns:w10="urn:schemas-microsoft-com:office:word" xmlns:a="http://schemas.openxmlformats.org/drawingml/2006/main" xmlns:pic="http://schemas.openxmlformats.org/drawingml/2006/picture" xmlns:wp="http://schemas.openxmlformats.org/drawingml/2006/wordprocessingDrawing">
   <w:body>
     <w:bookmarkStart w:id="27" w:name="气体放电管-gdt-保护电路"/>
     <w:p>
@@ -9,16 +9,19 @@
       </w:pPr>
       <w:r>
         <w:rPr>
-          <w:rFonts w:hint="eastAsia"/>
+          <w:rFonts w:hint="eastAsia" w:eastAsia="黑体"/>
         </w:rPr>
         <w:t xml:space="preserve">气体放电管</w:t>
       </w:r>
       <w:r>
+        <w:rPr>
+          <w:rFonts w:eastAsia="黑体"/>
+        </w:rPr>
         <w:t xml:space="preserve"> GDT </w:t>
       </w:r>
       <w:r>
         <w:rPr>
-          <w:rFonts w:hint="eastAsia"/>
+          <w:rFonts w:hint="eastAsia" w:eastAsia="黑体"/>
         </w:rPr>
         <w:t xml:space="preserve">保护电路</w:t>
       </w:r>
@@ -30,7 +33,7 @@
       </w:pPr>
       <w:r>
         <w:rPr>
-          <w:rFonts w:hint="eastAsia"/>
+          <w:rFonts w:hint="eastAsia" w:eastAsia="黑体"/>
         </w:rPr>
         <w:t xml:space="preserve">拓扑描述</w:t>
       </w:r>
@@ -41,16 +44,19 @@
       </w:pPr>
       <w:r>
         <w:rPr>
-          <w:rFonts w:hint="eastAsia"/>
+          <w:rFonts w:hint="eastAsia" w:eastAsia="黑体"/>
         </w:rPr>
         <w:t xml:space="preserve">由</w:t>
       </w:r>
       <w:r>
+        <w:rPr>
+          <w:rFonts w:eastAsia="黑体"/>
+        </w:rPr>
         <w:t xml:space="preserve"> </w:t>
       </w:r>
       <w:r>
         <w:rPr>
-          <w:rFonts w:hint="eastAsia"/>
+          <w:rFonts w:hint="eastAsia" w:eastAsia="黑体"/>
           <w:b/>
           <w:bCs/>
         </w:rPr>
@@ -58,6 +64,7 @@
       </w:r>
       <w:r>
         <w:rPr>
+          <w:rFonts w:eastAsia="黑体"/>
           <w:b/>
           <w:bCs/>
         </w:rPr>
@@ -65,22 +72,25 @@
       </w:r>
       <w:r>
         <w:rPr>
-          <w:rFonts w:hint="eastAsia"/>
+          <w:rFonts w:hint="eastAsia" w:eastAsia="黑体"/>
         </w:rPr>
         <w:t xml:space="preserve">（两电极或三电极结构，金属电极密封于充有惰性/混合气体的陶瓷管内）组成。电路共有</w:t>
       </w:r>
       <w:r>
+        <w:rPr>
+          <w:rFonts w:eastAsia="黑体"/>
+        </w:rPr>
         <w:t xml:space="preserve"> 2 </w:t>
       </w:r>
       <w:r>
         <w:rPr>
-          <w:rFonts w:hint="eastAsia"/>
+          <w:rFonts w:hint="eastAsia" w:eastAsia="黑体"/>
         </w:rPr>
         <w:t xml:space="preserve">个关键节点：</w:t>
       </w:r>
       <w:r>
         <w:rPr>
-          <w:rFonts w:hint="eastAsia"/>
+          <w:rFonts w:hint="eastAsia" w:eastAsia="黑体"/>
           <w:b/>
           <w:bCs/>
         </w:rPr>
@@ -88,6 +98,7 @@
       </w:r>
       <w:r>
         <w:rPr>
+          <w:rFonts w:eastAsia="黑体"/>
           <w:b/>
           <w:bCs/>
         </w:rPr>
@@ -95,7 +106,7 @@
       </w:r>
       <w:r>
         <w:rPr>
-          <w:rFonts w:hint="eastAsia"/>
+          <w:rFonts w:hint="eastAsia" w:eastAsia="黑体"/>
           <w:b/>
           <w:bCs/>
         </w:rPr>
@@ -103,22 +114,25 @@
       </w:r>
       <w:r>
         <w:rPr>
-          <w:rFonts w:hint="eastAsia"/>
+          <w:rFonts w:hint="eastAsia" w:eastAsia="黑体"/>
         </w:rPr>
         <w:t xml:space="preserve">（接入通信线、电源进线或天线馈线，连</w:t>
       </w:r>
       <w:r>
+        <w:rPr>
+          <w:rFonts w:eastAsia="黑体"/>
+        </w:rPr>
         <w:t xml:space="preserve"> GDT </w:t>
       </w:r>
       <w:r>
         <w:rPr>
-          <w:rFonts w:hint="eastAsia"/>
+          <w:rFonts w:hint="eastAsia" w:eastAsia="黑体"/>
         </w:rPr>
         <w:t xml:space="preserve">一端）；</w:t>
       </w:r>
       <w:r>
         <w:rPr>
-          <w:rFonts w:hint="eastAsia"/>
+          <w:rFonts w:hint="eastAsia" w:eastAsia="黑体"/>
           <w:b/>
           <w:bCs/>
         </w:rPr>
@@ -126,6 +140,7 @@
       </w:r>
       <w:r>
         <w:rPr>
+          <w:rFonts w:eastAsia="黑体"/>
           <w:b/>
           <w:bCs/>
         </w:rPr>
@@ -133,7 +148,7 @@
       </w:r>
       <w:r>
         <w:rPr>
-          <w:rFonts w:hint="eastAsia"/>
+          <w:rFonts w:hint="eastAsia" w:eastAsia="黑体"/>
           <w:b/>
           <w:bCs/>
         </w:rPr>
@@ -141,16 +156,19 @@
       </w:r>
       <w:r>
         <w:rPr>
-          <w:rFonts w:hint="eastAsia"/>
+          <w:rFonts w:hint="eastAsia" w:eastAsia="黑体"/>
         </w:rPr>
         <w:t xml:space="preserve">（接地或接回线，接</w:t>
       </w:r>
       <w:r>
+        <w:rPr>
+          <w:rFonts w:eastAsia="黑体"/>
+        </w:rPr>
         <w:t xml:space="preserve"> GDT </w:t>
       </w:r>
       <w:r>
         <w:rPr>
-          <w:rFonts w:hint="eastAsia"/>
+          <w:rFonts w:hint="eastAsia" w:eastAsia="黑体"/>
         </w:rPr>
         <w:t xml:space="preserve">另一端）。</w:t>
       </w:r>
@@ -159,13 +177,13 @@
       <w:pPr/>
       <w:r>
         <w:rPr>
-          <w:rFonts w:hint="eastAsia"/>
+          <w:rFonts w:hint="eastAsia" w:eastAsia="黑体"/>
         </w:rPr>
         <w:t xml:space="preserve">各元件管脚连接：</w:t>
       </w:r>
       <w:r>
         <w:rPr>
-          <w:rFonts w:hint="eastAsia"/>
+          <w:rFonts w:hint="eastAsia" w:eastAsia="黑体"/>
           <w:b/>
           <w:bCs/>
         </w:rPr>
@@ -173,23 +191,27 @@
       </w:r>
       <w:r>
         <w:rPr>
+          <w:rFonts w:eastAsia="黑体"/>
           <w:b/>
           <w:bCs/>
         </w:rPr>
         <w:t xml:space="preserve"> GDT</w:t>
       </w:r>
       <w:r>
+        <w:rPr>
+          <w:rFonts w:eastAsia="黑体"/>
+        </w:rPr>
         <w:t xml:space="preserve"> </w:t>
       </w:r>
       <w:r>
         <w:rPr>
-          <w:rFonts w:hint="eastAsia"/>
+          <w:rFonts w:hint="eastAsia" w:eastAsia="黑体"/>
         </w:rPr>
         <w:t xml:space="preserve">两端不分极性，一端接节点①、另一端接节点②；</w:t>
       </w:r>
       <w:r>
         <w:rPr>
-          <w:rFonts w:hint="eastAsia"/>
+          <w:rFonts w:hint="eastAsia" w:eastAsia="黑体"/>
           <w:b/>
           <w:bCs/>
         </w:rPr>
@@ -197,17 +219,21 @@
       </w:r>
       <w:r>
         <w:rPr>
+          <w:rFonts w:eastAsia="黑体"/>
           <w:b/>
           <w:bCs/>
         </w:rPr>
         <w:t xml:space="preserve"> GDT</w:t>
       </w:r>
       <w:r>
+        <w:rPr>
+          <w:rFonts w:eastAsia="黑体"/>
+        </w:rPr>
         <w:t xml:space="preserve"> </w:t>
       </w:r>
       <w:r>
         <w:rPr>
-          <w:rFonts w:hint="eastAsia"/>
+          <w:rFonts w:hint="eastAsia" w:eastAsia="黑体"/>
         </w:rPr>
         <w:t xml:space="preserve">的两个外电极分别接两条线路，中间电极接节点②（地），用于共模防护。</w:t>
       </w:r>
@@ -216,25 +242,31 @@
       <w:pPr/>
       <w:r>
         <w:rPr>
-          <w:rFonts w:hint="eastAsia"/>
+          <w:rFonts w:hint="eastAsia" w:eastAsia="黑体"/>
         </w:rPr>
         <w:t xml:space="preserve">由此构成”GDT</w:t>
       </w:r>
       <w:r>
+        <w:rPr>
+          <w:rFonts w:eastAsia="黑体"/>
+        </w:rPr>
         <w:t xml:space="preserve"> </w:t>
       </w:r>
       <w:r>
         <w:rPr>
-          <w:rFonts w:hint="eastAsia"/>
+          <w:rFonts w:hint="eastAsia" w:eastAsia="黑体"/>
         </w:rPr>
         <w:t xml:space="preserve">并联在被保护线路与地/回线之间”的第一级（粗）浪涌保护组态，正常时管内气体不导电、GDT</w:t>
       </w:r>
       <w:r>
+        <w:rPr>
+          <w:rFonts w:eastAsia="黑体"/>
+        </w:rPr>
         <w:t xml:space="preserve"> </w:t>
       </w:r>
       <w:r>
         <w:rPr>
-          <w:rFonts w:hint="eastAsia"/>
+          <w:rFonts w:hint="eastAsia" w:eastAsia="黑体"/>
         </w:rPr>
         <w:t xml:space="preserve">高阻；当端电压超过直流击穿电压时气体电离形成低阻电弧，把雷击等极高峰值浪涌电流泄放到地，是第一级粗浪涌保护器件。</w:t>
       </w:r>
@@ -247,7 +279,7 @@
       </w:pPr>
       <w:r>
         <w:rPr>
-          <w:rFonts w:hint="eastAsia"/>
+          <w:rFonts w:hint="eastAsia" w:eastAsia="黑体"/>
         </w:rPr>
         <w:t xml:space="preserve">工作原理</w:t>
       </w:r>
@@ -258,16 +290,19 @@
       </w:pPr>
       <w:r>
         <w:rPr>
-          <w:rFonts w:hint="eastAsia"/>
+          <w:rFonts w:hint="eastAsia" w:eastAsia="黑体"/>
         </w:rPr>
         <w:t xml:space="preserve">正常时管内气体不导电、GDT</w:t>
       </w:r>
       <w:r>
+        <w:rPr>
+          <w:rFonts w:eastAsia="黑体"/>
+        </w:rPr>
         <w:t xml:space="preserve"> </w:t>
       </w:r>
       <w:r>
         <w:rPr>
-          <w:rFonts w:hint="eastAsia"/>
+          <w:rFonts w:hint="eastAsia" w:eastAsia="黑体"/>
         </w:rPr>
         <w:t xml:space="preserve">呈高阻（漏电流极低、寄生电容小）；当端电压超过其直流击穿电压，气体电离形成低阻电弧导通，把大浪涌电流泄放掉。导通后维持电压（辉光/弧光电压）很低，浪涌过后需恢复。</w:t>
       </w:r>
@@ -280,7 +315,7 @@
       </w:pPr>
       <w:r>
         <w:rPr>
-          <w:rFonts w:hint="eastAsia"/>
+          <w:rFonts w:hint="eastAsia" w:eastAsia="黑体"/>
         </w:rPr>
         <w:t xml:space="preserve">关键计算公式</w:t>
       </w:r>
@@ -294,7 +329,7 @@
       </w:pPr>
       <w:r>
         <w:rPr>
-          <w:rFonts w:hint="eastAsia"/>
+          <w:rFonts w:hint="eastAsia" w:eastAsia="黑体"/>
         </w:rPr>
         <w:t xml:space="preserve">直流击穿电压（起弧阈值）：</w:t>
       </w:r>
@@ -403,7 +438,7 @@
       </w:pPr>
       <w:r>
         <w:rPr>
-          <w:rFonts w:hint="eastAsia"/>
+          <w:rFonts w:hint="eastAsia" w:eastAsia="黑体"/>
         </w:rPr>
         <w:t xml:space="preserve">弧光维持电压（远低于击穿电压）：</w:t>
       </w:r>
@@ -476,7 +511,7 @@
       </w:pPr>
       <w:r>
         <w:rPr>
-          <w:rFonts w:hint="eastAsia"/>
+          <w:rFonts w:hint="eastAsia" w:eastAsia="黑体"/>
         </w:rPr>
         <w:t xml:space="preserve">浪涌能量：</w:t>
       </w:r>
@@ -575,7 +610,7 @@
       </w:pPr>
       <w:r>
         <w:rPr>
-          <w:rFonts w:hint="eastAsia"/>
+          <w:rFonts w:hint="eastAsia" w:eastAsia="黑体"/>
         </w:rPr>
         <w:t xml:space="preserve">续流问题（直流/交流电路需熄弧）。</w:t>
       </w:r>
@@ -611,7 +646,7 @@
             </w:pPr>
             <w:r>
               <w:rPr>
-                <w:rFonts w:hint="eastAsia"/>
+                <w:rFonts w:hint="eastAsia" w:eastAsia="黑体"/>
               </w:rPr>
               <w:t xml:space="preserve">符号</w:t>
             </w:r>
@@ -625,7 +660,7 @@
             </w:pPr>
             <w:r>
               <w:rPr>
-                <w:rFonts w:hint="eastAsia"/>
+                <w:rFonts w:hint="eastAsia" w:eastAsia="黑体"/>
               </w:rPr>
               <w:t xml:space="preserve">含义</w:t>
             </w:r>
@@ -639,7 +674,7 @@
             </w:pPr>
             <w:r>
               <w:rPr>
-                <w:rFonts w:hint="eastAsia"/>
+                <w:rFonts w:hint="eastAsia" w:eastAsia="黑体"/>
               </w:rPr>
               <w:t xml:space="preserve">单位</w:t>
             </w:r>
@@ -689,6 +724,9 @@
               </m:sSub>
             </m:oMath>
             <w:r>
+              <w:rPr>
+                <w:rFonts w:eastAsia="黑体"/>
+              </w:rPr>
               <w:t xml:space="preserve">​</w:t>
             </w:r>
           </w:p>
@@ -701,7 +739,7 @@
             </w:pPr>
             <w:r>
               <w:rPr>
-                <w:rFonts w:hint="eastAsia"/>
+                <w:rFonts w:hint="eastAsia" w:eastAsia="黑体"/>
               </w:rPr>
               <w:t xml:space="preserve">直流击穿电压</w:t>
             </w:r>
@@ -714,6 +752,9 @@
               <w:pStyle w:val="Compact"/>
             </w:pPr>
             <w:r>
+              <w:rPr>
+                <w:rFonts w:eastAsia="黑体"/>
+              </w:rPr>
               <w:t xml:space="preserve">V</w:t>
             </w:r>
           </w:p>
@@ -747,6 +788,9 @@
               </m:sSub>
             </m:oMath>
             <w:r>
+              <w:rPr>
+                <w:rFonts w:eastAsia="黑体"/>
+              </w:rPr>
               <w:t xml:space="preserve">​</w:t>
             </w:r>
           </w:p>
@@ -759,7 +803,7 @@
             </w:pPr>
             <w:r>
               <w:rPr>
-                <w:rFonts w:hint="eastAsia"/>
+                <w:rFonts w:hint="eastAsia" w:eastAsia="黑体"/>
               </w:rPr>
               <w:t xml:space="preserve">弧光电压</w:t>
             </w:r>
@@ -772,6 +816,9 @@
               <w:pStyle w:val="Compact"/>
             </w:pPr>
             <w:r>
+              <w:rPr>
+                <w:rFonts w:eastAsia="黑体"/>
+              </w:rPr>
               <w:t xml:space="preserve">V</w:t>
             </w:r>
           </w:p>
@@ -808,6 +855,9 @@
               </m:sSub>
             </m:oMath>
             <w:r>
+              <w:rPr>
+                <w:rFonts w:eastAsia="黑体"/>
+              </w:rPr>
               <w:t xml:space="preserve">​</w:t>
             </w:r>
           </w:p>
@@ -820,7 +870,7 @@
             </w:pPr>
             <w:r>
               <w:rPr>
-                <w:rFonts w:hint="eastAsia"/>
+                <w:rFonts w:hint="eastAsia" w:eastAsia="黑体"/>
               </w:rPr>
               <w:t xml:space="preserve">峰值浪涌电流</w:t>
             </w:r>
@@ -833,6 +883,9 @@
               <w:pStyle w:val="Compact"/>
             </w:pPr>
             <w:r>
+              <w:rPr>
+                <w:rFonts w:eastAsia="黑体"/>
+              </w:rPr>
               <w:t xml:space="preserve">A</w:t>
             </w:r>
           </w:p>
@@ -860,6 +913,9 @@
               </m:sSub>
             </m:oMath>
             <w:r>
+              <w:rPr>
+                <w:rFonts w:eastAsia="黑体"/>
+              </w:rPr>
               <w:t xml:space="preserve">​</w:t>
             </w:r>
           </w:p>
@@ -872,7 +928,7 @@
             </w:pPr>
             <w:r>
               <w:rPr>
-                <w:rFonts w:hint="eastAsia"/>
+                <w:rFonts w:hint="eastAsia" w:eastAsia="黑体"/>
               </w:rPr>
               <w:t xml:space="preserve">持续时间</w:t>
             </w:r>
@@ -885,6 +941,9 @@
               <w:pStyle w:val="Compact"/>
             </w:pPr>
             <w:r>
+              <w:rPr>
+                <w:rFonts w:eastAsia="黑体"/>
+              </w:rPr>
               <w:t xml:space="preserve">s</w:t>
             </w:r>
           </w:p>
@@ -903,6 +962,9 @@
               </m:r>
             </m:oMath>
             <w:r>
+              <w:rPr>
+                <w:rFonts w:eastAsia="黑体"/>
+              </w:rPr>
               <w:t xml:space="preserve">​</w:t>
             </w:r>
           </w:p>
@@ -915,7 +977,7 @@
             </w:pPr>
             <w:r>
               <w:rPr>
-                <w:rFonts w:hint="eastAsia"/>
+                <w:rFonts w:hint="eastAsia" w:eastAsia="黑体"/>
               </w:rPr>
               <w:t xml:space="preserve">能量</w:t>
             </w:r>
@@ -928,6 +990,9 @@
               <w:pStyle w:val="Compact"/>
             </w:pPr>
             <w:r>
+              <w:rPr>
+                <w:rFonts w:eastAsia="黑体"/>
+              </w:rPr>
               <w:t xml:space="preserve">J</w:t>
             </w:r>
           </w:p>
@@ -942,7 +1007,7 @@
       </w:pPr>
       <w:r>
         <w:rPr>
-          <w:rFonts w:hint="eastAsia"/>
+          <w:rFonts w:hint="eastAsia" w:eastAsia="黑体"/>
         </w:rPr>
         <w:t xml:space="preserve">元件调整影响</w:t>
       </w:r>
@@ -957,7 +1022,7 @@
       </w:pPr>
       <w:r>
         <w:rPr>
-          <w:rFonts w:hint="eastAsia"/>
+          <w:rFonts w:hint="eastAsia" w:eastAsia="黑体"/>
           <w:b/>
           <w:bCs/>
         </w:rPr>
@@ -965,36 +1030,47 @@
       </w:r>
       <w:r>
         <w:rPr>
+          <w:rFonts w:eastAsia="黑体"/>
           <w:b/>
           <w:bCs/>
         </w:rPr>
         <w:t xml:space="preserve"> ↑</w:t>
       </w:r>
       <w:r>
+        <w:rPr>
+          <w:rFonts w:eastAsia="黑体"/>
+        </w:rPr>
         <w:t xml:space="preserve"> </w:t>
       </w:r>
       <w:r>
+        <w:rPr>
+          <w:rFonts w:eastAsia="黑体"/>
+        </w:rPr>
         <w:t xml:space="preserve">→ </w:t>
       </w:r>
       <w:r>
         <w:rPr>
-          <w:rFonts w:hint="eastAsia"/>
+          <w:rFonts w:hint="eastAsia" w:eastAsia="黑体"/>
         </w:rPr>
         <w:t xml:space="preserve">残压（保护电平）更高、保护效果变差，但误动作与续流风险降低；</w:t>
       </w:r>
       <w:r>
         <w:rPr>
+          <w:rFonts w:eastAsia="黑体"/>
           <w:b/>
           <w:bCs/>
         </w:rPr>
         <w:t xml:space="preserve">↓</w:t>
       </w:r>
       <w:r>
+        <w:rPr>
+          <w:rFonts w:eastAsia="黑体"/>
+        </w:rPr>
         <w:t xml:space="preserve"> </w:t>
       </w:r>
       <w:r>
         <w:rPr>
-          <w:rFonts w:hint="eastAsia"/>
+          <w:rFonts w:hint="eastAsia" w:eastAsia="黑体"/>
         </w:rPr>
         <w:t xml:space="preserve">反之。</w:t>
       </w:r>
@@ -1009,7 +1085,7 @@
       </w:pPr>
       <w:r>
         <w:rPr>
-          <w:rFonts w:hint="eastAsia"/>
+          <w:rFonts w:hint="eastAsia" w:eastAsia="黑体"/>
           <w:b/>
           <w:bCs/>
         </w:rPr>
@@ -1017,20 +1093,27 @@
       </w:r>
       <w:r>
         <w:rPr>
+          <w:rFonts w:eastAsia="黑体"/>
           <w:b/>
           <w:bCs/>
         </w:rPr>
         <w:t xml:space="preserve"> ↑</w:t>
       </w:r>
       <w:r>
+        <w:rPr>
+          <w:rFonts w:eastAsia="黑体"/>
+        </w:rPr>
         <w:t xml:space="preserve"> </w:t>
       </w:r>
       <w:r>
+        <w:rPr>
+          <w:rFonts w:eastAsia="黑体"/>
+        </w:rPr>
         <w:t xml:space="preserve">→ </w:t>
       </w:r>
       <w:r>
         <w:rPr>
-          <w:rFonts w:hint="eastAsia"/>
+          <w:rFonts w:hint="eastAsia" w:eastAsia="黑体"/>
         </w:rPr>
         <w:t xml:space="preserve">击穿电压升高、通流能力变化。</w:t>
       </w:r>
@@ -1045,21 +1128,27 @@
       </w:pPr>
       <w:r>
         <w:rPr>
-          <w:rFonts w:hint="eastAsia"/>
+          <w:rFonts w:hint="eastAsia" w:eastAsia="黑体"/>
           <w:b/>
           <w:bCs/>
         </w:rPr>
         <w:t xml:space="preserve">额定放电电流（尺寸）↑</w:t>
       </w:r>
       <w:r>
+        <w:rPr>
+          <w:rFonts w:eastAsia="黑体"/>
+        </w:rPr>
         <w:t xml:space="preserve"> </w:t>
       </w:r>
       <w:r>
+        <w:rPr>
+          <w:rFonts w:eastAsia="黑体"/>
+        </w:rPr>
         <w:t xml:space="preserve">→ </w:t>
       </w:r>
       <w:r>
         <w:rPr>
-          <w:rFonts w:hint="eastAsia"/>
+          <w:rFonts w:hint="eastAsia" w:eastAsia="黑体"/>
         </w:rPr>
         <w:t xml:space="preserve">能承受更大雷击能量，但响应变慢、体量增大。</w:t>
       </w:r>
@@ -1074,7 +1163,7 @@
       </w:pPr>
       <w:r>
         <w:rPr>
-          <w:rFonts w:hint="eastAsia"/>
+          <w:rFonts w:hint="eastAsia" w:eastAsia="黑体"/>
           <w:b/>
           <w:bCs/>
         </w:rPr>
@@ -1082,6 +1171,7 @@
       </w:r>
       <w:r>
         <w:rPr>
+          <w:rFonts w:eastAsia="黑体"/>
           <w:b/>
           <w:bCs/>
         </w:rPr>
@@ -1089,30 +1179,39 @@
       </w:r>
       <w:r>
         <w:rPr>
-          <w:rFonts w:hint="eastAsia"/>
+          <w:rFonts w:hint="eastAsia" w:eastAsia="黑体"/>
           <w:b/>
           <w:bCs/>
         </w:rPr>
         <w:t xml:space="preserve">级联</w:t>
       </w:r>
       <w:r>
+        <w:rPr>
+          <w:rFonts w:eastAsia="黑体"/>
+        </w:rPr>
         <w:t xml:space="preserve"> </w:t>
       </w:r>
       <w:r>
+        <w:rPr>
+          <w:rFonts w:eastAsia="黑体"/>
+        </w:rPr>
         <w:t xml:space="preserve">→ </w:t>
       </w:r>
       <w:r>
         <w:rPr>
-          <w:rFonts w:hint="eastAsia"/>
+          <w:rFonts w:hint="eastAsia" w:eastAsia="黑体"/>
         </w:rPr>
         <w:t xml:space="preserve">由</w:t>
       </w:r>
       <w:r>
+        <w:rPr>
+          <w:rFonts w:eastAsia="黑体"/>
+        </w:rPr>
         <w:t xml:space="preserve"> GDT </w:t>
       </w:r>
       <w:r>
         <w:rPr>
-          <w:rFonts w:hint="eastAsia"/>
+          <w:rFonts w:hint="eastAsia" w:eastAsia="黑体"/>
         </w:rPr>
         <w:t xml:space="preserve">承担大电流、后级精细钳位，残压更低。</w:t>
       </w:r>
@@ -1125,7 +1224,7 @@
       </w:pPr>
       <w:r>
         <w:rPr>
-          <w:rFonts w:hint="eastAsia"/>
+          <w:rFonts w:hint="eastAsia" w:eastAsia="黑体"/>
         </w:rPr>
         <w:t xml:space="preserve">典型参数示例</w:t>
       </w:r>
@@ -1140,38 +1239,50 @@
       </w:pPr>
       <w:r>
         <w:rPr>
-          <w:rFonts w:hint="eastAsia"/>
+          <w:rFonts w:hint="eastAsia" w:eastAsia="黑体"/>
         </w:rPr>
         <w:t xml:space="preserve">通信线上常用</w:t>
       </w:r>
       <w:r>
+        <w:rPr>
+          <w:rFonts w:eastAsia="黑体"/>
+        </w:rPr>
         <w:t xml:space="preserve"> 90 V </w:t>
       </w:r>
       <w:r>
         <w:rPr>
-          <w:rFonts w:hint="eastAsia"/>
+          <w:rFonts w:hint="eastAsia" w:eastAsia="黑体"/>
         </w:rPr>
         <w:t xml:space="preserve">直流击穿电压的</w:t>
       </w:r>
       <w:r>
+        <w:rPr>
+          <w:rFonts w:eastAsia="黑体"/>
+        </w:rPr>
         <w:t xml:space="preserve"> </w:t>
       </w:r>
       <w:r>
         <w:rPr>
-          <w:rFonts w:hint="eastAsia"/>
+          <w:rFonts w:hint="eastAsia" w:eastAsia="黑体"/>
         </w:rPr>
         <w:t xml:space="preserve">GDT；雷击</w:t>
       </w:r>
       <w:r>
+        <w:rPr>
+          <w:rFonts w:eastAsia="黑体"/>
+        </w:rPr>
         <w:t xml:space="preserve"> 10/350 µs </w:t>
       </w:r>
       <w:r>
         <w:rPr>
-          <w:rFonts w:hint="eastAsia"/>
+          <w:rFonts w:hint="eastAsia" w:eastAsia="黑体"/>
         </w:rPr>
         <w:t xml:space="preserve">波形下典型额定放电电流</w:t>
       </w:r>
       <w:r>
+        <w:rPr>
+          <w:rFonts w:eastAsia="黑体"/>
+        </w:rPr>
         <w:t xml:space="preserve"> 5~20 kA。</w:t>
       </w:r>
     </w:p>
@@ -1185,11 +1296,14 @@
       </w:pPr>
       <w:r>
         <w:rPr>
-          <w:rFonts w:hint="eastAsia"/>
+          <w:rFonts w:hint="eastAsia" w:eastAsia="黑体"/>
         </w:rPr>
         <w:t xml:space="preserve">取</w:t>
       </w:r>
       <w:r>
+        <w:rPr>
+          <w:rFonts w:eastAsia="黑体"/>
+        </w:rPr>
         <w:t xml:space="preserve"> </w:t>
       </w:r>
       <m:oMath>
@@ -1222,9 +1336,15 @@
         </m:r>
       </m:oMath>
       <w:r>
+        <w:rPr>
+          <w:rFonts w:eastAsia="黑体"/>
+        </w:rPr>
         <w:t xml:space="preserve"> </w:t>
       </w:r>
       <w:r>
+        <w:rPr>
+          <w:rFonts w:eastAsia="黑体"/>
+        </w:rPr>
         <w:t xml:space="preserve">V、</w:t>
       </w:r>
       <m:oMath>
@@ -1260,9 +1380,15 @@
         </m:r>
       </m:oMath>
       <w:r>
+        <w:rPr>
+          <w:rFonts w:eastAsia="黑体"/>
+        </w:rPr>
         <w:t xml:space="preserve"> </w:t>
       </w:r>
       <w:r>
+        <w:rPr>
+          <w:rFonts w:eastAsia="黑体"/>
+        </w:rPr>
         <w:t xml:space="preserve">kA、</w:t>
       </w:r>
       <m:oMath>
@@ -1299,7 +1425,7 @@
       </m:oMath>
       <w:r>
         <w:rPr>
-          <w:rFonts w:hint="eastAsia"/>
+          <w:rFonts w:hint="eastAsia" w:eastAsia="黑体"/>
         </w:rPr>
         <w:t xml:space="preserve">：</w:t>
       </w:r>
@@ -1378,9 +1504,15 @@
         </m:r>
       </m:oMath>
       <w:r>
+        <w:rPr>
+          <w:rFonts w:eastAsia="黑体"/>
+        </w:rPr>
         <w:t xml:space="preserve"> </w:t>
       </w:r>
       <w:r>
+        <w:rPr>
+          <w:rFonts w:eastAsia="黑体"/>
+        </w:rPr>
         <w:t xml:space="preserve">J。</w:t>
       </w:r>
     </w:p>
@@ -1392,7 +1524,7 @@
       </w:pPr>
       <w:r>
         <w:rPr>
-          <w:rFonts w:hint="eastAsia"/>
+          <w:rFonts w:hint="eastAsia" w:eastAsia="黑体"/>
         </w:rPr>
         <w:t xml:space="preserve">常见器件型号</w:t>
       </w:r>
@@ -1407,43 +1539,55 @@
       </w:pPr>
       <w:r>
         <w:rPr>
-          <w:rFonts w:hint="eastAsia"/>
+          <w:rFonts w:hint="eastAsia" w:eastAsia="黑体"/>
         </w:rPr>
         <w:t xml:space="preserve">GDT：EPCOS</w:t>
       </w:r>
       <w:r>
+        <w:rPr>
+          <w:rFonts w:eastAsia="黑体"/>
+        </w:rPr>
         <w:t xml:space="preserve"> B88069X </w:t>
       </w:r>
       <w:r>
         <w:rPr>
-          <w:rFonts w:hint="eastAsia"/>
+          <w:rFonts w:hint="eastAsia" w:eastAsia="黑体"/>
         </w:rPr>
         <w:t xml:space="preserve">系列、Bourns</w:t>
       </w:r>
       <w:r>
+        <w:rPr>
+          <w:rFonts w:eastAsia="黑体"/>
+        </w:rPr>
         <w:t xml:space="preserve"> 2036/2027 </w:t>
       </w:r>
       <w:r>
         <w:rPr>
-          <w:rFonts w:hint="eastAsia"/>
+          <w:rFonts w:hint="eastAsia" w:eastAsia="黑体"/>
         </w:rPr>
         <w:t xml:space="preserve">系列、Littelfuse</w:t>
       </w:r>
       <w:r>
+        <w:rPr>
+          <w:rFonts w:eastAsia="黑体"/>
+        </w:rPr>
         <w:t xml:space="preserve"> SL </w:t>
       </w:r>
       <w:r>
         <w:rPr>
-          <w:rFonts w:hint="eastAsia"/>
+          <w:rFonts w:hint="eastAsia" w:eastAsia="黑体"/>
         </w:rPr>
         <w:t xml:space="preserve">系列（90</w:t>
       </w:r>
       <w:r>
+        <w:rPr>
+          <w:rFonts w:eastAsia="黑体"/>
+        </w:rPr>
         <w:t xml:space="preserve"> V、230 V、600 </w:t>
       </w:r>
       <w:r>
         <w:rPr>
-          <w:rFonts w:hint="eastAsia"/>
+          <w:rFonts w:hint="eastAsia" w:eastAsia="黑体"/>
         </w:rPr>
         <w:t xml:space="preserve">V）。</w:t>
       </w:r>
@@ -1456,7 +1600,7 @@
       </w:pPr>
       <w:r>
         <w:rPr>
-          <w:rFonts w:hint="eastAsia"/>
+          <w:rFonts w:hint="eastAsia" w:eastAsia="黑体"/>
         </w:rPr>
         <w:t xml:space="preserve">注意事项</w:t>
       </w:r>
@@ -1471,16 +1615,19 @@
       </w:pPr>
       <w:r>
         <w:rPr>
-          <w:rFonts w:hint="eastAsia"/>
+          <w:rFonts w:hint="eastAsia" w:eastAsia="黑体"/>
         </w:rPr>
         <w:t xml:space="preserve">用于交流/直流电源时存在「续流」：过压消失后</w:t>
       </w:r>
       <w:r>
+        <w:rPr>
+          <w:rFonts w:eastAsia="黑体"/>
+        </w:rPr>
         <w:t xml:space="preserve"> GDT </w:t>
       </w:r>
       <w:r>
         <w:rPr>
-          <w:rFonts w:hint="eastAsia"/>
+          <w:rFonts w:hint="eastAsia" w:eastAsia="黑体"/>
         </w:rPr>
         <w:t xml:space="preserve">可能持续导通，需串压敏/退耦促其熄弧。</w:t>
       </w:r>
@@ -1495,25 +1642,31 @@
       </w:pPr>
       <w:r>
         <w:rPr>
-          <w:rFonts w:hint="eastAsia"/>
+          <w:rFonts w:hint="eastAsia" w:eastAsia="黑体"/>
         </w:rPr>
         <w:t xml:space="preserve">响应速度较慢（微秒级），不适合单独做</w:t>
       </w:r>
       <w:r>
+        <w:rPr>
+          <w:rFonts w:eastAsia="黑体"/>
+        </w:rPr>
         <w:t xml:space="preserve"> ESD </w:t>
       </w:r>
       <w:r>
         <w:rPr>
-          <w:rFonts w:hint="eastAsia"/>
+          <w:rFonts w:hint="eastAsia" w:eastAsia="黑体"/>
         </w:rPr>
         <w:t xml:space="preserve">防护，需与</w:t>
       </w:r>
       <w:r>
+        <w:rPr>
+          <w:rFonts w:eastAsia="黑体"/>
+        </w:rPr>
         <w:t xml:space="preserve"> TVS </w:t>
       </w:r>
       <w:r>
         <w:rPr>
-          <w:rFonts w:hint="eastAsia"/>
+          <w:rFonts w:hint="eastAsia" w:eastAsia="黑体"/>
         </w:rPr>
         <w:t xml:space="preserve">配合。</w:t>
       </w:r>
@@ -1527,11 +1680,14 @@
         </w:numPr>
       </w:pPr>
       <w:r>
+        <w:rPr>
+          <w:rFonts w:eastAsia="黑体"/>
+        </w:rPr>
         <w:t xml:space="preserve">GDT </w:t>
       </w:r>
       <w:r>
         <w:rPr>
-          <w:rFonts w:hint="eastAsia"/>
+          <w:rFonts w:hint="eastAsia" w:eastAsia="黑体"/>
         </w:rPr>
         <w:t xml:space="preserve">寿命有限（放电次数），多次雷击后需检测/更换。</w:t>
       </w:r>
@@ -1546,7 +1702,7 @@
       </w:pPr>
       <w:r>
         <w:rPr>
-          <w:rFonts w:hint="eastAsia"/>
+          <w:rFonts w:hint="eastAsia" w:eastAsia="黑体"/>
         </w:rPr>
         <w:t xml:space="preserve">三电极结构用于共模防护，需正确接中间电极到地。</w:t>
       </w:r>
@@ -1559,7 +1715,7 @@
       </w:pPr>
       <w:r>
         <w:rPr>
-          <w:rFonts w:hint="eastAsia"/>
+          <w:rFonts w:hint="eastAsia" w:eastAsia="黑体"/>
         </w:rPr>
         <w:t xml:space="preserve">参考资料</w:t>
       </w:r>
@@ -1573,6 +1729,9 @@
         </w:numPr>
       </w:pPr>
       <w:r>
+        <w:rPr>
+          <w:rFonts w:eastAsia="黑体"/>
+        </w:rPr>
         <w:t xml:space="preserve">Wikipedia: Gas discharge tube。</w:t>
       </w:r>
     </w:p>
@@ -1585,11 +1744,14 @@
         </w:numPr>
       </w:pPr>
       <w:r>
+        <w:rPr>
+          <w:rFonts w:eastAsia="黑体"/>
+        </w:rPr>
         <w:t xml:space="preserve">Bourns / EPCOS GDT </w:t>
       </w:r>
       <w:r>
         <w:rPr>
-          <w:rFonts w:hint="eastAsia"/>
+          <w:rFonts w:hint="eastAsia" w:eastAsia="黑体"/>
         </w:rPr>
         <w:t xml:space="preserve">应用说明。</w:t>
       </w:r>
@@ -1603,11 +1765,14 @@
         </w:numPr>
       </w:pPr>
       <w:r>
+        <w:rPr>
+          <w:rFonts w:eastAsia="黑体"/>
+        </w:rPr>
         <w:t xml:space="preserve">IEC 61643 </w:t>
       </w:r>
       <w:r>
         <w:rPr>
-          <w:rFonts w:hint="eastAsia"/>
+          <w:rFonts w:hint="eastAsia" w:eastAsia="黑体"/>
         </w:rPr>
         <w:t xml:space="preserve">浪涌保护器标准。</w:t>
       </w:r>
@@ -1621,11 +1786,11 @@
       </w:pPr>
       <w:r>
         <w:rPr>
-          <w:rFonts w:ascii="Times New Roman" w:hAnsi="Times New Roman"/>
+          <w:rFonts w:ascii="Times New Roman" w:hAnsi="Times New Roman" w:eastAsia="黑体"/>
           <w:color w:val="555555"/>
           <w:sz w:val="21"/>
         </w:rPr>
-        <w:t>材料收集者：杜文杰</w:t>
+        <w:t>材料收集者：杜文杰，WX手机：19519196569，QQ:3478827729</w:t>
       </w:r>
     </w:p>
     <w:sectPr>
@@ -1645,7 +1810,7 @@
 </file>
 
 <file path=word/footer1.xml><?xml version="1.0" encoding="utf-8"?>
-<w:ftr xmlns:m="http://schemas.openxmlformats.org/officeDocument/2006/math" xmlns:mc="http://schemas.openxmlformats.org/markup-compatibility/2006" xmlns:mo="http://schemas.microsoft.com/office/mac/office/2008/main" xmlns:mv="urn:schemas-microsoft-com:mac:vml" xmlns:o="urn:schemas-microsoft-com:office:office" xmlns:r="http://schemas.openxmlformats.org/officeDocument/2006/relationships" xmlns:v="urn:schemas-microsoft-com:vml" xmlns:w10="urn:schemas-microsoft-com:office:word" xmlns:w14="http://schemas.microsoft.com/office/word/2010/wordml" xmlns:w="http://schemas.openxmlformats.org/wordprocessingml/2006/main" xmlns:wne="http://schemas.microsoft.com/office/word/2006/wordml" xmlns:wp14="http://schemas.microsoft.com/office/word/2010/wordprocessingDrawing" xmlns:wp="http://schemas.openxmlformats.org/drawingml/2006/wordprocessingDrawing" xmlns:wpc="http://schemas.microsoft.com/office/word/2010/wordprocessingCanvas" xmlns:wpg="http://schemas.microsoft.com/office/word/2010/wordprocessingGroup" xmlns:wpi="http://schemas.microsoft.com/office/word/2010/wordprocessingInk" xmlns:wps="http://schemas.microsoft.com/office/word/2010/wordprocessingShape" mc:Ignorable="w14 wp14">
+<w:ftr xmlns:mc="http://schemas.openxmlformats.org/markup-compatibility/2006" xmlns:w="http://schemas.openxmlformats.org/wordprocessingml/2006/main" xmlns:m="http://schemas.openxmlformats.org/officeDocument/2006/math" xmlns:mo="http://schemas.microsoft.com/office/mac/office/2008/main" xmlns:mv="urn:schemas-microsoft-com:mac:vml" xmlns:o="urn:schemas-microsoft-com:office:office" xmlns:r="http://schemas.openxmlformats.org/officeDocument/2006/relationships" xmlns:v="urn:schemas-microsoft-com:vml" xmlns:w10="urn:schemas-microsoft-com:office:word" xmlns:w14="http://schemas.microsoft.com/office/word/2010/wordml" xmlns:wne="http://schemas.microsoft.com/office/word/2006/wordml" xmlns:wp14="http://schemas.microsoft.com/office/word/2010/wordprocessingDrawing" xmlns:wp="http://schemas.openxmlformats.org/drawingml/2006/wordprocessingDrawing" xmlns:wpc="http://schemas.microsoft.com/office/word/2010/wordprocessingCanvas" xmlns:wpg="http://schemas.microsoft.com/office/word/2010/wordprocessingGroup" xmlns:wpi="http://schemas.microsoft.com/office/word/2010/wordprocessingInk" xmlns:wps="http://schemas.microsoft.com/office/word/2010/wordprocessingShape" mc:Ignorable="w14 wp14">
   <w:p>
     <w:pPr>
       <w:pStyle w:val="Footer"/>
@@ -1653,12 +1818,14 @@
     </w:pPr>
     <w:r>
       <w:rPr>
+        <w:rFonts w:eastAsia="黑体"/>
         <w:sz w:val="18"/>
       </w:rPr>
       <w:t xml:space="preserve">第 </w:t>
     </w:r>
     <w:r>
       <w:rPr>
+        <w:rFonts w:eastAsia="黑体"/>
         <w:sz w:val="18"/>
       </w:rPr>
       <w:fldChar w:fldCharType="begin"/>
@@ -1667,6 +1834,7 @@
     </w:r>
     <w:r>
       <w:rPr>
+        <w:rFonts w:eastAsia="黑体"/>
         <w:sz w:val="18"/>
       </w:rPr>
       <w:t xml:space="preserve"> 页</w:t>
@@ -1680,6 +1848,9 @@
   <w:footnote w:type="continuationSeparator" w:id="0">
     <w:p>
       <w:r>
+        <w:rPr>
+          <w:rFonts w:eastAsia="黑体"/>
+        </w:rPr>
         <w:continuationSeparator/>
       </w:r>
     </w:p>
@@ -1687,6 +1858,9 @@
   <w:footnote w:type="separator" w:id="-1">
     <w:p>
       <w:r>
+        <w:rPr>
+          <w:rFonts w:eastAsia="黑体"/>
+        </w:rPr>
         <w:separator/>
       </w:r>
     </w:p>
@@ -1695,7 +1869,7 @@
 </file>
 
 <file path=word/header1.xml><?xml version="1.0" encoding="utf-8"?>
-<w:hdr xmlns:m="http://schemas.openxmlformats.org/officeDocument/2006/math" xmlns:mc="http://schemas.openxmlformats.org/markup-compatibility/2006" xmlns:mo="http://schemas.microsoft.com/office/mac/office/2008/main" xmlns:mv="urn:schemas-microsoft-com:mac:vml" xmlns:o="urn:schemas-microsoft-com:office:office" xmlns:r="http://schemas.openxmlformats.org/officeDocument/2006/relationships" xmlns:v="urn:schemas-microsoft-com:vml" xmlns:w10="urn:schemas-microsoft-com:office:word" xmlns:w14="http://schemas.microsoft.com/office/word/2010/wordml" xmlns:w="http://schemas.openxmlformats.org/wordprocessingml/2006/main" xmlns:wne="http://schemas.microsoft.com/office/word/2006/wordml" xmlns:wp14="http://schemas.microsoft.com/office/word/2010/wordprocessingDrawing" xmlns:wp="http://schemas.openxmlformats.org/drawingml/2006/wordprocessingDrawing" xmlns:wpc="http://schemas.microsoft.com/office/word/2010/wordprocessingCanvas" xmlns:wpg="http://schemas.microsoft.com/office/word/2010/wordprocessingGroup" xmlns:wpi="http://schemas.microsoft.com/office/word/2010/wordprocessingInk" xmlns:wps="http://schemas.microsoft.com/office/word/2010/wordprocessingShape" mc:Ignorable="w14 wp14">
+<w:hdr xmlns:mc="http://schemas.openxmlformats.org/markup-compatibility/2006" xmlns:w="http://schemas.openxmlformats.org/wordprocessingml/2006/main" xmlns:m="http://schemas.openxmlformats.org/officeDocument/2006/math" xmlns:mo="http://schemas.microsoft.com/office/mac/office/2008/main" xmlns:mv="urn:schemas-microsoft-com:mac:vml" xmlns:o="urn:schemas-microsoft-com:office:office" xmlns:r="http://schemas.openxmlformats.org/officeDocument/2006/relationships" xmlns:v="urn:schemas-microsoft-com:vml" xmlns:w10="urn:schemas-microsoft-com:office:word" xmlns:w14="http://schemas.microsoft.com/office/word/2010/wordml" xmlns:wne="http://schemas.microsoft.com/office/word/2006/wordml" xmlns:wp14="http://schemas.microsoft.com/office/word/2010/wordprocessingDrawing" xmlns:wp="http://schemas.openxmlformats.org/drawingml/2006/wordprocessingDrawing" xmlns:wpc="http://schemas.microsoft.com/office/word/2010/wordprocessingCanvas" xmlns:wpg="http://schemas.microsoft.com/office/word/2010/wordprocessingGroup" xmlns:wpi="http://schemas.microsoft.com/office/word/2010/wordprocessingInk" xmlns:wps="http://schemas.microsoft.com/office/word/2010/wordprocessingShape" mc:Ignorable="w14 wp14">
   <w:p>
     <w:pPr>
       <w:pStyle w:val="Header"/>
@@ -1703,7 +1877,7 @@
     </w:pPr>
     <w:r>
       <w:rPr>
-        <w:rFonts w:ascii="Times New Roman" w:hAnsi="Times New Roman"/>
+        <w:rFonts w:ascii="Times New Roman" w:hAnsi="Times New Roman" w:eastAsia="黑体"/>
         <w:sz w:val="18"/>
         <w:rFonts w:eastAsia="黑体"/>
         <w:rFonts w:eastAsia="黑体"/>
@@ -1715,7 +1889,7 @@
 </file>
 
 <file path=word/numbering.xml><?xml version="1.0" encoding="utf-8"?>
-<w:numbering xmlns:m="http://schemas.openxmlformats.org/officeDocument/2006/math" xmlns:mc="http://schemas.openxmlformats.org/markup-compatibility/2006" xmlns:mo="http://schemas.microsoft.com/office/mac/office/2008/main" xmlns:mv="urn:schemas-microsoft-com:mac:vml" xmlns:o="urn:schemas-microsoft-com:office:office" xmlns:r="http://schemas.openxmlformats.org/officeDocument/2006/relationships" xmlns:v="urn:schemas-microsoft-com:vml" xmlns:w="http://schemas.openxmlformats.org/wordprocessingml/2006/main" xmlns:w10="urn:schemas-microsoft-com:office:word" xmlns:w14="http://schemas.microsoft.com/office/word/2010/wordml" xmlns:wne="http://schemas.microsoft.com/office/word/2006/wordml" xmlns:wp="http://schemas.openxmlformats.org/drawingml/2006/wordprocessingDrawing" xmlns:wp14="http://schemas.microsoft.com/office/word/2010/wordprocessingDrawing" xmlns:wpc="http://schemas.microsoft.com/office/word/2010/wordprocessingCanvas" xmlns:wpg="http://schemas.microsoft.com/office/word/2010/wordprocessingGroup" xmlns:wpi="http://schemas.microsoft.com/office/word/2010/wordprocessingInk" xmlns:wps="http://schemas.microsoft.com/office/word/2010/wordprocessingShape" mc:Ignorable="w14 wp14">
+<w:numbering xmlns:mc="http://schemas.openxmlformats.org/markup-compatibility/2006" xmlns:w="http://schemas.openxmlformats.org/wordprocessingml/2006/main" xmlns:m="http://schemas.openxmlformats.org/officeDocument/2006/math" xmlns:mo="http://schemas.microsoft.com/office/mac/office/2008/main" xmlns:mv="urn:schemas-microsoft-com:mac:vml" xmlns:o="urn:schemas-microsoft-com:office:office" xmlns:r="http://schemas.openxmlformats.org/officeDocument/2006/relationships" xmlns:v="urn:schemas-microsoft-com:vml" xmlns:w10="urn:schemas-microsoft-com:office:word" xmlns:w14="http://schemas.microsoft.com/office/word/2010/wordml" xmlns:wne="http://schemas.microsoft.com/office/word/2006/wordml" xmlns:wp="http://schemas.openxmlformats.org/drawingml/2006/wordprocessingDrawing" xmlns:wp14="http://schemas.microsoft.com/office/word/2010/wordprocessingDrawing" xmlns:wpc="http://schemas.microsoft.com/office/word/2010/wordprocessingCanvas" xmlns:wpg="http://schemas.microsoft.com/office/word/2010/wordprocessingGroup" xmlns:wpi="http://schemas.microsoft.com/office/word/2010/wordprocessingInk" xmlns:wps="http://schemas.microsoft.com/office/word/2010/wordprocessingShape" mc:Ignorable="w14 wp14">
   <w:abstractNum w:abstractNumId="0">
     <w:nsid w:val="FFFFFF7C"/>
     <w:multiLevelType w:val="singleLevel"/>
@@ -1802,7 +1976,7 @@
         <w:ind w:hanging="360" w:left="1440"/>
       </w:pPr>
       <w:rPr>
-        <w:rFonts w:ascii="Symbol" w:hAnsi="Symbol" w:hint="default"/>
+        <w:rFonts w:ascii="Symbol" w:hAnsi="Symbol" w:hint="default" w:eastAsia="黑体"/>
       </w:rPr>
     </w:lvl>
   </w:abstractNum>
@@ -1823,7 +1997,7 @@
         <w:ind w:hanging="360" w:left="1080"/>
       </w:pPr>
       <w:rPr>
-        <w:rFonts w:ascii="Symbol" w:hAnsi="Symbol" w:hint="default"/>
+        <w:rFonts w:ascii="Symbol" w:hAnsi="Symbol" w:hint="default" w:eastAsia="黑体"/>
       </w:rPr>
     </w:lvl>
   </w:abstractNum>
@@ -1844,7 +2018,7 @@
         <w:ind w:hanging="360" w:left="720"/>
       </w:pPr>
       <w:rPr>
-        <w:rFonts w:ascii="Symbol" w:hAnsi="Symbol" w:hint="default"/>
+        <w:rFonts w:ascii="Symbol" w:hAnsi="Symbol" w:hint="default" w:eastAsia="黑体"/>
       </w:rPr>
     </w:lvl>
   </w:abstractNum>
@@ -1883,7 +2057,7 @@
         <w:ind w:hanging="360" w:left="360"/>
       </w:pPr>
       <w:rPr>
-        <w:rFonts w:ascii="Symbol" w:hAnsi="Symbol" w:hint="default"/>
+        <w:rFonts w:ascii="Symbol" w:hAnsi="Symbol" w:hint="default" w:eastAsia="黑体"/>
       </w:rPr>
     </w:lvl>
   </w:abstractNum>
@@ -1974,7 +2148,7 @@
         <w:ind w:left="720" w:hanging="360"/>
       </w:pPr>
       <w:rPr>
-        <w:rFonts w:ascii="Symbol" w:hAnsi="Symbol" w:cs="Symbol" w:hint="default"/>
+        <w:rFonts w:ascii="Symbol" w:hAnsi="Symbol" w:cs="Symbol" w:hint="default" w:eastAsia="黑体"/>
       </w:rPr>
     </w:lvl>
     <w:lvl w:ilvl="1">
@@ -1985,7 +2159,7 @@
         <w:ind w:left="1440" w:hanging="360"/>
       </w:pPr>
       <w:rPr>
-        <w:rFonts w:ascii="Courier New" w:hAnsi="Courier New" w:cs="Courier New" w:hint="default"/>
+        <w:rFonts w:ascii="Courier New" w:hAnsi="Courier New" w:cs="Courier New" w:hint="default" w:eastAsia="黑体"/>
       </w:rPr>
     </w:lvl>
     <w:lvl w:ilvl="2">
@@ -1996,7 +2170,7 @@
         <w:ind w:left="2160" w:hanging="360"/>
       </w:pPr>
       <w:rPr>
-        <w:rFonts w:ascii="Wingdings" w:hAnsi="Wingdings" w:cs="Wingdings" w:hint="default"/>
+        <w:rFonts w:ascii="Wingdings" w:hAnsi="Wingdings" w:cs="Wingdings" w:hint="default" w:eastAsia="黑体"/>
       </w:rPr>
     </w:lvl>
     <w:lvl w:ilvl="3">
@@ -2007,7 +2181,7 @@
         <w:ind w:left="2880" w:hanging="360"/>
       </w:pPr>
       <w:rPr>
-        <w:rFonts w:ascii="Symbol" w:hAnsi="Symbol" w:cs="Symbol" w:hint="default"/>
+        <w:rFonts w:ascii="Symbol" w:hAnsi="Symbol" w:cs="Symbol" w:hint="default" w:eastAsia="黑体"/>
       </w:rPr>
     </w:lvl>
     <w:lvl w:ilvl="4">
@@ -2018,7 +2192,7 @@
         <w:ind w:left="3600" w:hanging="360"/>
       </w:pPr>
       <w:rPr>
-        <w:rFonts w:ascii="Courier New" w:hAnsi="Courier New" w:cs="Courier New" w:hint="default"/>
+        <w:rFonts w:ascii="Courier New" w:hAnsi="Courier New" w:cs="Courier New" w:hint="default" w:eastAsia="黑体"/>
       </w:rPr>
     </w:lvl>
     <w:lvl w:ilvl="5">
@@ -2029,7 +2203,7 @@
         <w:ind w:left="4320" w:hanging="360"/>
       </w:pPr>
       <w:rPr>
-        <w:rFonts w:ascii="Wingdings" w:hAnsi="Wingdings" w:cs="Wingdings" w:hint="default"/>
+        <w:rFonts w:ascii="Wingdings" w:hAnsi="Wingdings" w:cs="Wingdings" w:hint="default" w:eastAsia="黑体"/>
       </w:rPr>
     </w:lvl>
     <w:lvl w:ilvl="6">
@@ -2040,7 +2214,7 @@
         <w:ind w:left="5040" w:hanging="360"/>
       </w:pPr>
       <w:rPr>
-        <w:rFonts w:ascii="Symbol" w:hAnsi="Symbol" w:cs="Symbol" w:hint="default"/>
+        <w:rFonts w:ascii="Symbol" w:hAnsi="Symbol" w:cs="Symbol" w:hint="default" w:eastAsia="黑体"/>
       </w:rPr>
     </w:lvl>
     <w:lvl w:ilvl="7">
@@ -2051,7 +2225,7 @@
         <w:ind w:left="5760" w:hanging="360"/>
       </w:pPr>
       <w:rPr>
-        <w:rFonts w:ascii="Courier New" w:hAnsi="Courier New" w:cs="Courier New" w:hint="default"/>
+        <w:rFonts w:ascii="Courier New" w:hAnsi="Courier New" w:cs="Courier New" w:hint="default" w:eastAsia="黑体"/>
       </w:rPr>
     </w:lvl>
     <w:lvl w:ilvl="8">
@@ -2062,7 +2236,7 @@
         <w:ind w:left="6480" w:hanging="360"/>
       </w:pPr>
       <w:rPr>
-        <w:rFonts w:ascii="Wingdings" w:hAnsi="Wingdings" w:cs="Wingdings" w:hint="default"/>
+        <w:rFonts w:ascii="Wingdings" w:hAnsi="Wingdings" w:cs="Wingdings" w:hint="default" w:eastAsia="黑体"/>
       </w:rPr>
     </w:lvl>
   </w:abstractNum>
@@ -2118,11 +2292,11 @@
 </file>
 
 <file path=word/styles.xml><?xml version="1.0" encoding="utf-8"?>
-<w:styles xmlns:mc="http://schemas.openxmlformats.org/markup-compatibility/2006" xmlns:r="http://schemas.openxmlformats.org/officeDocument/2006/relationships" xmlns:w="http://schemas.openxmlformats.org/wordprocessingml/2006/main" xmlns:w14="http://schemas.microsoft.com/office/word/2010/wordml" mc:Ignorable="w14">
+<w:styles xmlns:mc="http://schemas.openxmlformats.org/markup-compatibility/2006" xmlns:w="http://schemas.openxmlformats.org/wordprocessingml/2006/main" xmlns:r="http://schemas.openxmlformats.org/officeDocument/2006/relationships" xmlns:w14="http://schemas.microsoft.com/office/word/2010/wordml" mc:Ignorable="w14">
   <w:docDefaults>
     <w:rPrDefault>
       <w:rPr>
-        <w:rFonts w:asciiTheme="minorHAnsi" w:cstheme="minorBidi" w:eastAsiaTheme="minorEastAsia" w:hAnsiTheme="minorHAnsi"/>
+        <w:rFonts w:asciiTheme="minorHAnsi" w:cstheme="minorBidi" w:hAnsiTheme="minorHAnsi" w:eastAsia="黑体"/>
         <w:sz w:val="22"/>
         <w:szCs w:val="22"/>
         <w:lang w:bidi="ar-SA" w:eastAsia="en-US" w:val="en-US"/>
@@ -2344,7 +2518,7 @@
       <w:outlineLvl w:val="0"/>
     </w:pPr>
     <w:rPr>
-      <w:rFonts w:ascii="Times New Roman" w:asciiTheme="majorHAnsi" w:cstheme="majorBidi" w:eastAsia="黑体" w:eastAsiaTheme="majorEastAsia" w:hAnsi="Times New Roman" w:hAnsiTheme="majorHAnsi"/>
+      <w:rFonts w:ascii="Times New Roman" w:asciiTheme="majorHAnsi" w:cstheme="majorBidi" w:eastAsia="黑体" w:hAnsi="Times New Roman" w:hAnsiTheme="majorHAnsi"/>
       <w:b/>
       <w:bCs/>
       <w:color w:val="1F3864"/>
@@ -2368,7 +2542,7 @@
       <w:outlineLvl w:val="1"/>
     </w:pPr>
     <w:rPr>
-      <w:rFonts w:ascii="Times New Roman" w:asciiTheme="majorHAnsi" w:cstheme="majorBidi" w:eastAsia="黑体" w:eastAsiaTheme="majorEastAsia" w:hAnsi="Times New Roman" w:hAnsiTheme="majorHAnsi"/>
+      <w:rFonts w:ascii="Times New Roman" w:asciiTheme="majorHAnsi" w:cstheme="majorBidi" w:eastAsia="黑体" w:hAnsi="Times New Roman" w:hAnsiTheme="majorHAnsi"/>
       <w:b/>
       <w:bCs/>
       <w:color w:val="2E4E7E"/>
@@ -2392,7 +2566,7 @@
       <w:outlineLvl w:val="2"/>
     </w:pPr>
     <w:rPr>
-      <w:rFonts w:ascii="Times New Roman" w:asciiTheme="majorHAnsi" w:cstheme="majorBidi" w:eastAsia="黑体" w:eastAsiaTheme="majorEastAsia" w:hAnsi="Times New Roman" w:hAnsiTheme="majorHAnsi"/>
+      <w:rFonts w:ascii="Times New Roman" w:asciiTheme="majorHAnsi" w:cstheme="majorBidi" w:eastAsia="黑体" w:hAnsi="Times New Roman" w:hAnsiTheme="majorHAnsi"/>
       <w:b/>
       <w:bCs/>
       <w:color w:val="2E4E7E"/>
@@ -2416,7 +2590,7 @@
       <w:outlineLvl w:val="3"/>
     </w:pPr>
     <w:rPr>
-      <w:rFonts w:ascii="Times New Roman" w:asciiTheme="majorHAnsi" w:cstheme="majorBidi" w:eastAsia="黑体" w:eastAsiaTheme="majorEastAsia" w:hAnsi="Times New Roman" w:hAnsiTheme="majorHAnsi"/>
+      <w:rFonts w:ascii="Times New Roman" w:asciiTheme="majorHAnsi" w:cstheme="majorBidi" w:eastAsia="黑体" w:hAnsi="Times New Roman" w:hAnsiTheme="majorHAnsi"/>
       <w:b/>
       <w:bCs/>
       <w:i/>
@@ -2442,7 +2616,7 @@
       <w:outlineLvl w:val="4"/>
     </w:pPr>
     <w:rPr>
-      <w:rFonts w:ascii="Times New Roman" w:asciiTheme="majorHAnsi" w:cstheme="majorBidi" w:eastAsia="黑体" w:eastAsiaTheme="majorEastAsia" w:hAnsi="Times New Roman" w:hAnsiTheme="majorHAnsi"/>
+      <w:rFonts w:ascii="Times New Roman" w:asciiTheme="majorHAnsi" w:cstheme="majorBidi" w:eastAsia="黑体" w:hAnsi="Times New Roman" w:hAnsiTheme="majorHAnsi"/>
       <w:b/>
       <w:color w:val="333333"/>
       <w:sz w:val="22"/>
@@ -2465,7 +2639,7 @@
       <w:outlineLvl w:val="5"/>
     </w:pPr>
     <w:rPr>
-      <w:rFonts w:asciiTheme="majorHAnsi" w:cstheme="majorBidi" w:eastAsiaTheme="majorEastAsia" w:hAnsiTheme="majorHAnsi"/>
+      <w:rFonts w:asciiTheme="majorHAnsi" w:cstheme="majorBidi" w:hAnsiTheme="majorHAnsi" w:eastAsia="黑体"/>
       <w:i/>
       <w:iCs/>
       <w:color w:themeColor="accent1" w:themeShade="7F" w:val="243F60"/>
@@ -2488,7 +2662,7 @@
       <w:outlineLvl w:val="6"/>
     </w:pPr>
     <w:rPr>
-      <w:rFonts w:asciiTheme="majorHAnsi" w:cstheme="majorBidi" w:eastAsiaTheme="majorEastAsia" w:hAnsiTheme="majorHAnsi"/>
+      <w:rFonts w:asciiTheme="majorHAnsi" w:cstheme="majorBidi" w:hAnsiTheme="majorHAnsi" w:eastAsia="黑体"/>
       <w:i/>
       <w:iCs/>
       <w:color w:themeColor="text1" w:themeTint="BF" w:val="404040"/>
@@ -2511,7 +2685,7 @@
       <w:outlineLvl w:val="7"/>
     </w:pPr>
     <w:rPr>
-      <w:rFonts w:asciiTheme="majorHAnsi" w:cstheme="majorBidi" w:eastAsiaTheme="majorEastAsia" w:hAnsiTheme="majorHAnsi"/>
+      <w:rFonts w:asciiTheme="majorHAnsi" w:cstheme="majorBidi" w:hAnsiTheme="majorHAnsi" w:eastAsia="黑体"/>
       <w:color w:themeColor="accent1" w:val="4F81BD"/>
       <w:sz w:val="20"/>
       <w:szCs w:val="20"/>
@@ -2534,7 +2708,7 @@
       <w:outlineLvl w:val="8"/>
     </w:pPr>
     <w:rPr>
-      <w:rFonts w:asciiTheme="majorHAnsi" w:cstheme="majorBidi" w:eastAsiaTheme="majorEastAsia" w:hAnsiTheme="majorHAnsi"/>
+      <w:rFonts w:asciiTheme="majorHAnsi" w:cstheme="majorBidi" w:hAnsiTheme="majorHAnsi" w:eastAsia="黑体"/>
       <w:i/>
       <w:iCs/>
       <w:color w:themeColor="text1" w:themeTint="BF" w:val="404040"/>
@@ -2585,7 +2759,7 @@
     <w:uiPriority w:val="9"/>
     <w:rsid w:val="00FC693F"/>
     <w:rPr>
-      <w:rFonts w:asciiTheme="majorHAnsi" w:cstheme="majorBidi" w:eastAsiaTheme="majorEastAsia" w:hAnsiTheme="majorHAnsi"/>
+      <w:rFonts w:asciiTheme="majorHAnsi" w:cstheme="majorBidi" w:hAnsiTheme="majorHAnsi" w:eastAsia="黑体"/>
       <w:b/>
       <w:bCs/>
       <w:color w:themeColor="accent1" w:themeShade="BF" w:val="365F91"/>
@@ -2600,7 +2774,7 @@
     <w:uiPriority w:val="9"/>
     <w:rsid w:val="00FC693F"/>
     <w:rPr>
-      <w:rFonts w:asciiTheme="majorHAnsi" w:cstheme="majorBidi" w:eastAsiaTheme="majorEastAsia" w:hAnsiTheme="majorHAnsi"/>
+      <w:rFonts w:asciiTheme="majorHAnsi" w:cstheme="majorBidi" w:hAnsiTheme="majorHAnsi" w:eastAsia="黑体"/>
       <w:b/>
       <w:bCs/>
       <w:color w:themeColor="accent1" w:val="4F81BD"/>
@@ -2615,7 +2789,7 @@
     <w:uiPriority w:val="9"/>
     <w:rsid w:val="00FC693F"/>
     <w:rPr>
-      <w:rFonts w:asciiTheme="majorHAnsi" w:cstheme="majorBidi" w:eastAsiaTheme="majorEastAsia" w:hAnsiTheme="majorHAnsi"/>
+      <w:rFonts w:asciiTheme="majorHAnsi" w:cstheme="majorBidi" w:hAnsiTheme="majorHAnsi" w:eastAsia="黑体"/>
       <w:b/>
       <w:bCs/>
       <w:color w:themeColor="accent1" w:val="4F81BD"/>
@@ -2638,7 +2812,7 @@
       <w:contextualSpacing/>
     </w:pPr>
     <w:rPr>
-      <w:rFonts w:ascii="Times New Roman" w:asciiTheme="majorHAnsi" w:cstheme="majorBidi" w:eastAsia="黑体" w:eastAsiaTheme="majorEastAsia" w:hAnsi="Times New Roman" w:hAnsiTheme="majorHAnsi"/>
+      <w:rFonts w:ascii="Times New Roman" w:asciiTheme="majorHAnsi" w:cstheme="majorBidi" w:eastAsia="黑体" w:hAnsi="Times New Roman" w:hAnsiTheme="majorHAnsi"/>
       <w:b/>
       <w:color w:val="1F3864"/>
       <w:spacing w:val="5"/>
@@ -2654,7 +2828,7 @@
     <w:uiPriority w:val="10"/>
     <w:rsid w:val="00FC693F"/>
     <w:rPr>
-      <w:rFonts w:asciiTheme="majorHAnsi" w:cstheme="majorBidi" w:eastAsiaTheme="majorEastAsia" w:hAnsiTheme="majorHAnsi"/>
+      <w:rFonts w:asciiTheme="majorHAnsi" w:cstheme="majorBidi" w:hAnsiTheme="majorHAnsi" w:eastAsia="黑体"/>
       <w:color w:themeColor="text2" w:themeShade="BF" w:val="17365D"/>
       <w:spacing w:val="5"/>
       <w:kern w:val="28"/>
@@ -2676,7 +2850,7 @@
       </w:numPr>
     </w:pPr>
     <w:rPr>
-      <w:rFonts w:asciiTheme="majorHAnsi" w:cstheme="majorBidi" w:eastAsiaTheme="majorEastAsia" w:hAnsiTheme="majorHAnsi"/>
+      <w:rFonts w:asciiTheme="majorHAnsi" w:cstheme="majorBidi" w:hAnsiTheme="majorHAnsi" w:eastAsia="黑体"/>
       <w:i/>
       <w:iCs/>
       <w:color w:themeColor="accent1" w:val="4F81BD"/>
@@ -2692,7 +2866,7 @@
     <w:uiPriority w:val="11"/>
     <w:rsid w:val="00FC693F"/>
     <w:rPr>
-      <w:rFonts w:asciiTheme="majorHAnsi" w:cstheme="majorBidi" w:eastAsiaTheme="majorEastAsia" w:hAnsiTheme="majorHAnsi"/>
+      <w:rFonts w:asciiTheme="majorHAnsi" w:cstheme="majorBidi" w:hAnsiTheme="majorHAnsi" w:eastAsia="黑体"/>
       <w:i/>
       <w:iCs/>
       <w:color w:themeColor="accent1" w:val="4F81BD"/>
@@ -2759,6 +2933,7 @@
       <w:spacing w:after="120"/>
     </w:pPr>
     <w:rPr>
+      <w:rFonts w:eastAsia="黑体"/>
       <w:sz w:val="16"/>
       <w:szCs w:val="16"/>
     </w:rPr>
@@ -2770,6 +2945,7 @@
     <w:uiPriority w:val="99"/>
     <w:rsid w:val="00AA1D8D"/>
     <w:rPr>
+      <w:rFonts w:eastAsia="黑体"/>
       <w:sz w:val="16"/>
       <w:szCs w:val="16"/>
     </w:rPr>
@@ -2939,7 +3115,7 @@
       </w:tabs>
     </w:pPr>
     <w:rPr>
-      <w:rFonts w:ascii="Courier" w:hAnsi="Courier"/>
+      <w:rFonts w:ascii="Courier" w:hAnsi="Courier" w:eastAsia="黑体"/>
       <w:sz w:val="20"/>
       <w:szCs w:val="20"/>
     </w:rPr>
@@ -2951,7 +3127,7 @@
     <w:uiPriority w:val="99"/>
     <w:rsid w:val="0029639D"/>
     <w:rPr>
-      <w:rFonts w:ascii="Courier" w:hAnsi="Courier"/>
+      <w:rFonts w:ascii="Courier" w:hAnsi="Courier" w:eastAsia="黑体"/>
       <w:sz w:val="20"/>
       <w:szCs w:val="20"/>
     </w:rPr>
@@ -2987,6 +3163,7 @@
     <w:uiPriority w:val="29"/>
     <w:rsid w:val="00FC693F"/>
     <w:rPr>
+      <w:rFonts w:eastAsia="黑体"/>
       <w:i/>
       <w:iCs/>
       <w:color w:themeColor="text1" w:val="000000"/>
@@ -3000,7 +3177,7 @@
     <w:semiHidden/>
     <w:rsid w:val="00FC693F"/>
     <w:rPr>
-      <w:rFonts w:asciiTheme="majorHAnsi" w:cstheme="majorBidi" w:eastAsiaTheme="majorEastAsia" w:hAnsiTheme="majorHAnsi"/>
+      <w:rFonts w:asciiTheme="majorHAnsi" w:cstheme="majorBidi" w:hAnsiTheme="majorHAnsi" w:eastAsia="黑体"/>
       <w:b/>
       <w:bCs/>
       <w:i/>
@@ -3016,7 +3193,7 @@
     <w:semiHidden/>
     <w:rsid w:val="00FC693F"/>
     <w:rPr>
-      <w:rFonts w:asciiTheme="majorHAnsi" w:cstheme="majorBidi" w:eastAsiaTheme="majorEastAsia" w:hAnsiTheme="majorHAnsi"/>
+      <w:rFonts w:asciiTheme="majorHAnsi" w:cstheme="majorBidi" w:hAnsiTheme="majorHAnsi" w:eastAsia="黑体"/>
       <w:color w:themeColor="accent1" w:themeShade="7F" w:val="243F60"/>
     </w:rPr>
   </w:style>
@@ -3028,7 +3205,7 @@
     <w:semiHidden/>
     <w:rsid w:val="00FC693F"/>
     <w:rPr>
-      <w:rFonts w:asciiTheme="majorHAnsi" w:cstheme="majorBidi" w:eastAsiaTheme="majorEastAsia" w:hAnsiTheme="majorHAnsi"/>
+      <w:rFonts w:asciiTheme="majorHAnsi" w:cstheme="majorBidi" w:hAnsiTheme="majorHAnsi" w:eastAsia="黑体"/>
       <w:i/>
       <w:iCs/>
       <w:color w:themeColor="accent1" w:themeShade="7F" w:val="243F60"/>
@@ -3042,7 +3219,7 @@
     <w:semiHidden/>
     <w:rsid w:val="00FC693F"/>
     <w:rPr>
-      <w:rFonts w:asciiTheme="majorHAnsi" w:cstheme="majorBidi" w:eastAsiaTheme="majorEastAsia" w:hAnsiTheme="majorHAnsi"/>
+      <w:rFonts w:asciiTheme="majorHAnsi" w:cstheme="majorBidi" w:hAnsiTheme="majorHAnsi" w:eastAsia="黑体"/>
       <w:i/>
       <w:iCs/>
       <w:color w:themeColor="text1" w:themeTint="BF" w:val="404040"/>
@@ -3056,7 +3233,7 @@
     <w:semiHidden/>
     <w:rsid w:val="00FC693F"/>
     <w:rPr>
-      <w:rFonts w:asciiTheme="majorHAnsi" w:cstheme="majorBidi" w:eastAsiaTheme="majorEastAsia" w:hAnsiTheme="majorHAnsi"/>
+      <w:rFonts w:asciiTheme="majorHAnsi" w:cstheme="majorBidi" w:hAnsiTheme="majorHAnsi" w:eastAsia="黑体"/>
       <w:color w:themeColor="accent1" w:val="4F81BD"/>
       <w:sz w:val="20"/>
       <w:szCs w:val="20"/>
@@ -3070,7 +3247,7 @@
     <w:semiHidden/>
     <w:rsid w:val="00FC693F"/>
     <w:rPr>
-      <w:rFonts w:asciiTheme="majorHAnsi" w:cstheme="majorBidi" w:eastAsiaTheme="majorEastAsia" w:hAnsiTheme="majorHAnsi"/>
+      <w:rFonts w:asciiTheme="majorHAnsi" w:cstheme="majorBidi" w:hAnsiTheme="majorHAnsi" w:eastAsia="黑体"/>
       <w:i/>
       <w:iCs/>
       <w:color w:themeColor="text1" w:themeTint="BF" w:val="404040"/>
@@ -3091,6 +3268,7 @@
       <w:spacing w:line="240" w:lineRule="auto"/>
     </w:pPr>
     <w:rPr>
+      <w:rFonts w:eastAsia="黑体"/>
       <w:b/>
       <w:bCs/>
       <w:color w:themeColor="accent1" w:val="4F81BD"/>
@@ -3105,6 +3283,7 @@
     <w:qFormat/>
     <w:rsid w:val="00FC693F"/>
     <w:rPr>
+      <w:rFonts w:eastAsia="黑体"/>
       <w:b/>
       <w:bCs/>
     </w:rPr>
@@ -3116,6 +3295,7 @@
     <w:qFormat/>
     <w:rsid w:val="00FC693F"/>
     <w:rPr>
+      <w:rFonts w:eastAsia="黑体"/>
       <w:i/>
       <w:iCs/>
     </w:rPr>
@@ -3136,6 +3316,7 @@
       <w:ind w:left="936" w:right="936"/>
     </w:pPr>
     <w:rPr>
+      <w:rFonts w:eastAsia="黑体"/>
       <w:b/>
       <w:bCs/>
       <w:i/>
@@ -3150,6 +3331,7 @@
     <w:uiPriority w:val="30"/>
     <w:rsid w:val="00FC693F"/>
     <w:rPr>
+      <w:rFonts w:eastAsia="黑体"/>
       <w:b/>
       <w:bCs/>
       <w:i/>
@@ -3164,6 +3346,7 @@
     <w:qFormat/>
     <w:rsid w:val="00FC693F"/>
     <w:rPr>
+      <w:rFonts w:eastAsia="黑体"/>
       <w:i/>
       <w:iCs/>
       <w:color w:themeColor="text1" w:themeTint="7F" w:val="808080"/>
@@ -3176,6 +3359,7 @@
     <w:qFormat/>
     <w:rsid w:val="00FC693F"/>
     <w:rPr>
+      <w:rFonts w:eastAsia="黑体"/>
       <w:b/>
       <w:bCs/>
       <w:i/>
@@ -3190,6 +3374,7 @@
     <w:qFormat/>
     <w:rsid w:val="00FC693F"/>
     <w:rPr>
+      <w:rFonts w:eastAsia="黑体"/>
       <w:smallCaps/>
       <w:color w:themeColor="accent2" w:val="C0504D"/>
       <w:u w:val="single"/>
@@ -3202,6 +3387,7 @@
     <w:qFormat/>
     <w:rsid w:val="00FC693F"/>
     <w:rPr>
+      <w:rFonts w:eastAsia="黑体"/>
       <w:b/>
       <w:bCs/>
       <w:smallCaps/>
@@ -3217,6 +3403,7 @@
     <w:qFormat/>
     <w:rsid w:val="00FC693F"/>
     <w:rPr>
+      <w:rFonts w:eastAsia="黑体"/>
       <w:b/>
       <w:bCs/>
       <w:smallCaps/>
@@ -3271,6 +3458,7 @@
       <w:spacing w:after="0" w:line="240" w:lineRule="auto"/>
     </w:pPr>
     <w:rPr>
+      <w:rFonts w:eastAsia="黑体"/>
       <w:color w:themeColor="text1" w:themeShade="BF" w:val="000000"/>
     </w:rPr>
     <w:tblPr>
@@ -3293,6 +3481,7 @@
         <w:spacing w:after="0" w:before="0" w:line="240" w:lineRule="auto"/>
       </w:pPr>
       <w:rPr>
+        <w:rFonts w:eastAsia="黑体"/>
         <w:b/>
         <w:bCs/>
       </w:rPr>
@@ -3313,6 +3502,7 @@
         <w:spacing w:after="0" w:before="0" w:line="240" w:lineRule="auto"/>
       </w:pPr>
       <w:rPr>
+        <w:rFonts w:eastAsia="黑体"/>
         <w:b/>
         <w:bCs/>
       </w:rPr>
@@ -3330,12 +3520,14 @@
     </w:tblStylePr>
     <w:tblStylePr w:type="firstCol">
       <w:rPr>
+        <w:rFonts w:eastAsia="黑体"/>
         <w:b/>
         <w:bCs/>
       </w:rPr>
     </w:tblStylePr>
     <w:tblStylePr w:type="lastCol">
       <w:rPr>
+        <w:rFonts w:eastAsia="黑体"/>
         <w:b/>
         <w:bCs/>
       </w:rPr>
@@ -3374,6 +3566,7 @@
       <w:spacing w:after="0" w:line="240" w:lineRule="auto"/>
     </w:pPr>
     <w:rPr>
+      <w:rFonts w:eastAsia="黑体"/>
       <w:color w:themeColor="accent1" w:themeShade="BF" w:val="365F91"/>
     </w:rPr>
     <w:tblPr>
@@ -3396,6 +3589,7 @@
         <w:spacing w:after="0" w:before="0" w:line="240" w:lineRule="auto"/>
       </w:pPr>
       <w:rPr>
+        <w:rFonts w:eastAsia="黑体"/>
         <w:b/>
         <w:bCs/>
       </w:rPr>
@@ -3416,6 +3610,7 @@
         <w:spacing w:after="0" w:before="0" w:line="240" w:lineRule="auto"/>
       </w:pPr>
       <w:rPr>
+        <w:rFonts w:eastAsia="黑体"/>
         <w:b/>
         <w:bCs/>
       </w:rPr>
@@ -3433,12 +3628,14 @@
     </w:tblStylePr>
     <w:tblStylePr w:type="firstCol">
       <w:rPr>
+        <w:rFonts w:eastAsia="黑体"/>
         <w:b/>
         <w:bCs/>
       </w:rPr>
     </w:tblStylePr>
     <w:tblStylePr w:type="lastCol">
       <w:rPr>
+        <w:rFonts w:eastAsia="黑体"/>
         <w:b/>
         <w:bCs/>
       </w:rPr>
@@ -3477,6 +3674,7 @@
       <w:spacing w:after="0" w:line="240" w:lineRule="auto"/>
     </w:pPr>
     <w:rPr>
+      <w:rFonts w:eastAsia="黑体"/>
       <w:color w:themeColor="accent2" w:themeShade="BF" w:val="943634"/>
     </w:rPr>
     <w:tblPr>
@@ -3499,6 +3697,7 @@
         <w:spacing w:after="0" w:before="0" w:line="240" w:lineRule="auto"/>
       </w:pPr>
       <w:rPr>
+        <w:rFonts w:eastAsia="黑体"/>
         <w:b/>
         <w:bCs/>
       </w:rPr>
@@ -3519,6 +3718,7 @@
         <w:spacing w:after="0" w:before="0" w:line="240" w:lineRule="auto"/>
       </w:pPr>
       <w:rPr>
+        <w:rFonts w:eastAsia="黑体"/>
         <w:b/>
         <w:bCs/>
       </w:rPr>
@@ -3536,12 +3736,14 @@
     </w:tblStylePr>
     <w:tblStylePr w:type="firstCol">
       <w:rPr>
+        <w:rFonts w:eastAsia="黑体"/>
         <w:b/>
         <w:bCs/>
       </w:rPr>
     </w:tblStylePr>
     <w:tblStylePr w:type="lastCol">
       <w:rPr>
+        <w:rFonts w:eastAsia="黑体"/>
         <w:b/>
         <w:bCs/>
       </w:rPr>
@@ -3580,6 +3782,7 @@
       <w:spacing w:after="0" w:line="240" w:lineRule="auto"/>
     </w:pPr>
     <w:rPr>
+      <w:rFonts w:eastAsia="黑体"/>
       <w:color w:themeColor="accent3" w:themeShade="BF" w:val="76923C"/>
     </w:rPr>
     <w:tblPr>
@@ -3602,6 +3805,7 @@
         <w:spacing w:after="0" w:before="0" w:line="240" w:lineRule="auto"/>
       </w:pPr>
       <w:rPr>
+        <w:rFonts w:eastAsia="黑体"/>
         <w:b/>
         <w:bCs/>
       </w:rPr>
@@ -3622,6 +3826,7 @@
         <w:spacing w:after="0" w:before="0" w:line="240" w:lineRule="auto"/>
       </w:pPr>
       <w:rPr>
+        <w:rFonts w:eastAsia="黑体"/>
         <w:b/>
         <w:bCs/>
       </w:rPr>
@@ -3639,12 +3844,14 @@
     </w:tblStylePr>
     <w:tblStylePr w:type="firstCol">
       <w:rPr>
+        <w:rFonts w:eastAsia="黑体"/>
         <w:b/>
         <w:bCs/>
       </w:rPr>
     </w:tblStylePr>
     <w:tblStylePr w:type="lastCol">
       <w:rPr>
+        <w:rFonts w:eastAsia="黑体"/>
         <w:b/>
         <w:bCs/>
       </w:rPr>
@@ -3683,6 +3890,7 @@
       <w:spacing w:after="0" w:line="240" w:lineRule="auto"/>
     </w:pPr>
     <w:rPr>
+      <w:rFonts w:eastAsia="黑体"/>
       <w:color w:themeColor="accent4" w:themeShade="BF" w:val="5F497A"/>
     </w:rPr>
     <w:tblPr>
@@ -3705,6 +3913,7 @@
         <w:spacing w:after="0" w:before="0" w:line="240" w:lineRule="auto"/>
       </w:pPr>
       <w:rPr>
+        <w:rFonts w:eastAsia="黑体"/>
         <w:b/>
         <w:bCs/>
       </w:rPr>
@@ -3725,6 +3934,7 @@
         <w:spacing w:after="0" w:before="0" w:line="240" w:lineRule="auto"/>
       </w:pPr>
       <w:rPr>
+        <w:rFonts w:eastAsia="黑体"/>
         <w:b/>
         <w:bCs/>
       </w:rPr>
@@ -3742,12 +3952,14 @@
     </w:tblStylePr>
     <w:tblStylePr w:type="firstCol">
       <w:rPr>
+        <w:rFonts w:eastAsia="黑体"/>
         <w:b/>
         <w:bCs/>
       </w:rPr>
     </w:tblStylePr>
     <w:tblStylePr w:type="lastCol">
       <w:rPr>
+        <w:rFonts w:eastAsia="黑体"/>
         <w:b/>
         <w:bCs/>
       </w:rPr>
@@ -3786,6 +3998,7 @@
       <w:spacing w:after="0" w:line="240" w:lineRule="auto"/>
     </w:pPr>
     <w:rPr>
+      <w:rFonts w:eastAsia="黑体"/>
       <w:color w:themeColor="accent5" w:themeShade="BF" w:val="31849B"/>
     </w:rPr>
     <w:tblPr>
@@ -3808,6 +4021,7 @@
         <w:spacing w:after="0" w:before="0" w:line="240" w:lineRule="auto"/>
       </w:pPr>
       <w:rPr>
+        <w:rFonts w:eastAsia="黑体"/>
         <w:b/>
         <w:bCs/>
       </w:rPr>
@@ -3828,6 +4042,7 @@
         <w:spacing w:after="0" w:before="0" w:line="240" w:lineRule="auto"/>
       </w:pPr>
       <w:rPr>
+        <w:rFonts w:eastAsia="黑体"/>
         <w:b/>
         <w:bCs/>
       </w:rPr>
@@ -3845,12 +4060,14 @@
     </w:tblStylePr>
     <w:tblStylePr w:type="firstCol">
       <w:rPr>
+        <w:rFonts w:eastAsia="黑体"/>
         <w:b/>
         <w:bCs/>
       </w:rPr>
     </w:tblStylePr>
     <w:tblStylePr w:type="lastCol">
       <w:rPr>
+        <w:rFonts w:eastAsia="黑体"/>
         <w:b/>
         <w:bCs/>
       </w:rPr>
@@ -3889,6 +4106,7 @@
       <w:spacing w:after="0" w:line="240" w:lineRule="auto"/>
     </w:pPr>
     <w:rPr>
+      <w:rFonts w:eastAsia="黑体"/>
       <w:color w:themeColor="accent6" w:themeShade="BF" w:val="E36C0A"/>
     </w:rPr>
     <w:tblPr>
@@ -3911,6 +4129,7 @@
         <w:spacing w:after="0" w:before="0" w:line="240" w:lineRule="auto"/>
       </w:pPr>
       <w:rPr>
+        <w:rFonts w:eastAsia="黑体"/>
         <w:b/>
         <w:bCs/>
       </w:rPr>
@@ -3931,6 +4150,7 @@
         <w:spacing w:after="0" w:before="0" w:line="240" w:lineRule="auto"/>
       </w:pPr>
       <w:rPr>
+        <w:rFonts w:eastAsia="黑体"/>
         <w:b/>
         <w:bCs/>
       </w:rPr>
@@ -3948,12 +4168,14 @@
     </w:tblStylePr>
     <w:tblStylePr w:type="firstCol">
       <w:rPr>
+        <w:rFonts w:eastAsia="黑体"/>
         <w:b/>
         <w:bCs/>
       </w:rPr>
     </w:tblStylePr>
     <w:tblStylePr w:type="lastCol">
       <w:rPr>
+        <w:rFonts w:eastAsia="黑体"/>
         <w:b/>
         <w:bCs/>
       </w:rPr>
@@ -4013,6 +4235,7 @@
         <w:spacing w:after="0" w:before="0" w:line="240" w:lineRule="auto"/>
       </w:pPr>
       <w:rPr>
+        <w:rFonts w:eastAsia="黑体"/>
         <w:b/>
         <w:bCs/>
         <w:color w:themeColor="background1" w:val="FFFFFF"/>
@@ -4027,6 +4250,7 @@
         <w:spacing w:after="0" w:before="0" w:line="240" w:lineRule="auto"/>
       </w:pPr>
       <w:rPr>
+        <w:rFonts w:eastAsia="黑体"/>
         <w:b/>
         <w:bCs/>
       </w:rPr>
@@ -4042,12 +4266,14 @@
     </w:tblStylePr>
     <w:tblStylePr w:type="firstCol">
       <w:rPr>
+        <w:rFonts w:eastAsia="黑体"/>
         <w:b/>
         <w:bCs/>
       </w:rPr>
     </w:tblStylePr>
     <w:tblStylePr w:type="lastCol">
       <w:rPr>
+        <w:rFonts w:eastAsia="黑体"/>
         <w:b/>
         <w:bCs/>
       </w:rPr>
@@ -4105,6 +4331,7 @@
         <w:spacing w:after="0" w:before="0" w:line="240" w:lineRule="auto"/>
       </w:pPr>
       <w:rPr>
+        <w:rFonts w:eastAsia="黑体"/>
         <w:b/>
         <w:bCs/>
         <w:color w:themeColor="background1" w:val="FFFFFF"/>
@@ -4119,6 +4346,7 @@
         <w:spacing w:after="0" w:before="0" w:line="240" w:lineRule="auto"/>
       </w:pPr>
       <w:rPr>
+        <w:rFonts w:eastAsia="黑体"/>
         <w:b/>
         <w:bCs/>
       </w:rPr>
@@ -4134,12 +4362,14 @@
     </w:tblStylePr>
     <w:tblStylePr w:type="firstCol">
       <w:rPr>
+        <w:rFonts w:eastAsia="黑体"/>
         <w:b/>
         <w:bCs/>
       </w:rPr>
     </w:tblStylePr>
     <w:tblStylePr w:type="lastCol">
       <w:rPr>
+        <w:rFonts w:eastAsia="黑体"/>
         <w:b/>
         <w:bCs/>
       </w:rPr>
@@ -4197,6 +4427,7 @@
         <w:spacing w:after="0" w:before="0" w:line="240" w:lineRule="auto"/>
       </w:pPr>
       <w:rPr>
+        <w:rFonts w:eastAsia="黑体"/>
         <w:b/>
         <w:bCs/>
         <w:color w:themeColor="background1" w:val="FFFFFF"/>
@@ -4211,6 +4442,7 @@
         <w:spacing w:after="0" w:before="0" w:line="240" w:lineRule="auto"/>
       </w:pPr>
       <w:rPr>
+        <w:rFonts w:eastAsia="黑体"/>
         <w:b/>
         <w:bCs/>
       </w:rPr>
@@ -4226,12 +4458,14 @@
     </w:tblStylePr>
     <w:tblStylePr w:type="firstCol">
       <w:rPr>
+        <w:rFonts w:eastAsia="黑体"/>
         <w:b/>
         <w:bCs/>
       </w:rPr>
     </w:tblStylePr>
     <w:tblStylePr w:type="lastCol">
       <w:rPr>
+        <w:rFonts w:eastAsia="黑体"/>
         <w:b/>
         <w:bCs/>
       </w:rPr>
@@ -4289,6 +4523,7 @@
         <w:spacing w:after="0" w:before="0" w:line="240" w:lineRule="auto"/>
       </w:pPr>
       <w:rPr>
+        <w:rFonts w:eastAsia="黑体"/>
         <w:b/>
         <w:bCs/>
         <w:color w:themeColor="background1" w:val="FFFFFF"/>
@@ -4303,6 +4538,7 @@
         <w:spacing w:after="0" w:before="0" w:line="240" w:lineRule="auto"/>
       </w:pPr>
       <w:rPr>
+        <w:rFonts w:eastAsia="黑体"/>
         <w:b/>
         <w:bCs/>
       </w:rPr>
@@ -4318,12 +4554,14 @@
     </w:tblStylePr>
     <w:tblStylePr w:type="firstCol">
       <w:rPr>
+        <w:rFonts w:eastAsia="黑体"/>
         <w:b/>
         <w:bCs/>
       </w:rPr>
     </w:tblStylePr>
     <w:tblStylePr w:type="lastCol">
       <w:rPr>
+        <w:rFonts w:eastAsia="黑体"/>
         <w:b/>
         <w:bCs/>
       </w:rPr>
@@ -4381,6 +4619,7 @@
         <w:spacing w:after="0" w:before="0" w:line="240" w:lineRule="auto"/>
       </w:pPr>
       <w:rPr>
+        <w:rFonts w:eastAsia="黑体"/>
         <w:b/>
         <w:bCs/>
         <w:color w:themeColor="background1" w:val="FFFFFF"/>
@@ -4395,6 +4634,7 @@
         <w:spacing w:after="0" w:before="0" w:line="240" w:lineRule="auto"/>
       </w:pPr>
       <w:rPr>
+        <w:rFonts w:eastAsia="黑体"/>
         <w:b/>
         <w:bCs/>
       </w:rPr>
@@ -4410,12 +4650,14 @@
     </w:tblStylePr>
     <w:tblStylePr w:type="firstCol">
       <w:rPr>
+        <w:rFonts w:eastAsia="黑体"/>
         <w:b/>
         <w:bCs/>
       </w:rPr>
     </w:tblStylePr>
     <w:tblStylePr w:type="lastCol">
       <w:rPr>
+        <w:rFonts w:eastAsia="黑体"/>
         <w:b/>
         <w:bCs/>
       </w:rPr>
@@ -4473,6 +4715,7 @@
         <w:spacing w:after="0" w:before="0" w:line="240" w:lineRule="auto"/>
       </w:pPr>
       <w:rPr>
+        <w:rFonts w:eastAsia="黑体"/>
         <w:b/>
         <w:bCs/>
         <w:color w:themeColor="background1" w:val="FFFFFF"/>
@@ -4487,6 +4730,7 @@
         <w:spacing w:after="0" w:before="0" w:line="240" w:lineRule="auto"/>
       </w:pPr>
       <w:rPr>
+        <w:rFonts w:eastAsia="黑体"/>
         <w:b/>
         <w:bCs/>
       </w:rPr>
@@ -4502,12 +4746,14 @@
     </w:tblStylePr>
     <w:tblStylePr w:type="firstCol">
       <w:rPr>
+        <w:rFonts w:eastAsia="黑体"/>
         <w:b/>
         <w:bCs/>
       </w:rPr>
     </w:tblStylePr>
     <w:tblStylePr w:type="lastCol">
       <w:rPr>
+        <w:rFonts w:eastAsia="黑体"/>
         <w:b/>
         <w:bCs/>
       </w:rPr>
@@ -4565,6 +4811,7 @@
         <w:spacing w:after="0" w:before="0" w:line="240" w:lineRule="auto"/>
       </w:pPr>
       <w:rPr>
+        <w:rFonts w:eastAsia="黑体"/>
         <w:b/>
         <w:bCs/>
         <w:color w:themeColor="background1" w:val="FFFFFF"/>
@@ -4579,6 +4826,7 @@
         <w:spacing w:after="0" w:before="0" w:line="240" w:lineRule="auto"/>
       </w:pPr>
       <w:rPr>
+        <w:rFonts w:eastAsia="黑体"/>
         <w:b/>
         <w:bCs/>
       </w:rPr>
@@ -4594,12 +4842,14 @@
     </w:tblStylePr>
     <w:tblStylePr w:type="firstCol">
       <w:rPr>
+        <w:rFonts w:eastAsia="黑体"/>
         <w:b/>
         <w:bCs/>
       </w:rPr>
     </w:tblStylePr>
     <w:tblStylePr w:type="lastCol">
       <w:rPr>
+        <w:rFonts w:eastAsia="黑体"/>
         <w:b/>
         <w:bCs/>
       </w:rPr>
@@ -4659,7 +4909,7 @@
         <w:spacing w:after="0" w:before="0" w:line="240" w:lineRule="auto"/>
       </w:pPr>
       <w:rPr>
-        <w:rFonts w:asciiTheme="majorHAnsi" w:cstheme="majorBidi" w:eastAsiaTheme="majorEastAsia" w:hAnsiTheme="majorHAnsi"/>
+        <w:rFonts w:asciiTheme="majorHAnsi" w:cstheme="majorBidi" w:hAnsiTheme="majorHAnsi" w:eastAsia="黑体"/>
         <w:b/>
         <w:bCs/>
       </w:rPr>
@@ -4680,7 +4930,7 @@
         <w:spacing w:after="0" w:before="0" w:line="240" w:lineRule="auto"/>
       </w:pPr>
       <w:rPr>
-        <w:rFonts w:asciiTheme="majorHAnsi" w:cstheme="majorBidi" w:eastAsiaTheme="majorEastAsia" w:hAnsiTheme="majorHAnsi"/>
+        <w:rFonts w:asciiTheme="majorHAnsi" w:cstheme="majorBidi" w:hAnsiTheme="majorHAnsi" w:eastAsia="黑体"/>
         <w:b/>
         <w:bCs/>
       </w:rPr>
@@ -4698,14 +4948,14 @@
     </w:tblStylePr>
     <w:tblStylePr w:type="firstCol">
       <w:rPr>
-        <w:rFonts w:asciiTheme="majorHAnsi" w:cstheme="majorBidi" w:eastAsiaTheme="majorEastAsia" w:hAnsiTheme="majorHAnsi"/>
+        <w:rFonts w:asciiTheme="majorHAnsi" w:cstheme="majorBidi" w:hAnsiTheme="majorHAnsi" w:eastAsia="黑体"/>
         <w:b/>
         <w:bCs/>
       </w:rPr>
     </w:tblStylePr>
     <w:tblStylePr w:type="lastCol">
       <w:rPr>
-        <w:rFonts w:asciiTheme="majorHAnsi" w:cstheme="majorBidi" w:eastAsiaTheme="majorEastAsia" w:hAnsiTheme="majorHAnsi"/>
+        <w:rFonts w:asciiTheme="majorHAnsi" w:cstheme="majorBidi" w:hAnsiTheme="majorHAnsi" w:eastAsia="黑体"/>
         <w:b/>
         <w:bCs/>
       </w:rPr>
@@ -4789,7 +5039,7 @@
         <w:spacing w:after="0" w:before="0" w:line="240" w:lineRule="auto"/>
       </w:pPr>
       <w:rPr>
-        <w:rFonts w:asciiTheme="majorHAnsi" w:cstheme="majorBidi" w:eastAsiaTheme="majorEastAsia" w:hAnsiTheme="majorHAnsi"/>
+        <w:rFonts w:asciiTheme="majorHAnsi" w:cstheme="majorBidi" w:hAnsiTheme="majorHAnsi" w:eastAsia="黑体"/>
         <w:b/>
         <w:bCs/>
       </w:rPr>
@@ -4810,7 +5060,7 @@
         <w:spacing w:after="0" w:before="0" w:line="240" w:lineRule="auto"/>
       </w:pPr>
       <w:rPr>
-        <w:rFonts w:asciiTheme="majorHAnsi" w:cstheme="majorBidi" w:eastAsiaTheme="majorEastAsia" w:hAnsiTheme="majorHAnsi"/>
+        <w:rFonts w:asciiTheme="majorHAnsi" w:cstheme="majorBidi" w:hAnsiTheme="majorHAnsi" w:eastAsia="黑体"/>
         <w:b/>
         <w:bCs/>
       </w:rPr>
@@ -4828,14 +5078,14 @@
     </w:tblStylePr>
     <w:tblStylePr w:type="firstCol">
       <w:rPr>
-        <w:rFonts w:asciiTheme="majorHAnsi" w:cstheme="majorBidi" w:eastAsiaTheme="majorEastAsia" w:hAnsiTheme="majorHAnsi"/>
+        <w:rFonts w:asciiTheme="majorHAnsi" w:cstheme="majorBidi" w:hAnsiTheme="majorHAnsi" w:eastAsia="黑体"/>
         <w:b/>
         <w:bCs/>
       </w:rPr>
     </w:tblStylePr>
     <w:tblStylePr w:type="lastCol">
       <w:rPr>
-        <w:rFonts w:asciiTheme="majorHAnsi" w:cstheme="majorBidi" w:eastAsiaTheme="majorEastAsia" w:hAnsiTheme="majorHAnsi"/>
+        <w:rFonts w:asciiTheme="majorHAnsi" w:cstheme="majorBidi" w:hAnsiTheme="majorHAnsi" w:eastAsia="黑体"/>
         <w:b/>
         <w:bCs/>
       </w:rPr>
@@ -4919,7 +5169,7 @@
         <w:spacing w:after="0" w:before="0" w:line="240" w:lineRule="auto"/>
       </w:pPr>
       <w:rPr>
-        <w:rFonts w:asciiTheme="majorHAnsi" w:cstheme="majorBidi" w:eastAsiaTheme="majorEastAsia" w:hAnsiTheme="majorHAnsi"/>
+        <w:rFonts w:asciiTheme="majorHAnsi" w:cstheme="majorBidi" w:hAnsiTheme="majorHAnsi" w:eastAsia="黑体"/>
         <w:b/>
         <w:bCs/>
       </w:rPr>
@@ -4940,7 +5190,7 @@
         <w:spacing w:after="0" w:before="0" w:line="240" w:lineRule="auto"/>
       </w:pPr>
       <w:rPr>
-        <w:rFonts w:asciiTheme="majorHAnsi" w:cstheme="majorBidi" w:eastAsiaTheme="majorEastAsia" w:hAnsiTheme="majorHAnsi"/>
+        <w:rFonts w:asciiTheme="majorHAnsi" w:cstheme="majorBidi" w:hAnsiTheme="majorHAnsi" w:eastAsia="黑体"/>
         <w:b/>
         <w:bCs/>
       </w:rPr>
@@ -4958,14 +5208,14 @@
     </w:tblStylePr>
     <w:tblStylePr w:type="firstCol">
       <w:rPr>
-        <w:rFonts w:asciiTheme="majorHAnsi" w:cstheme="majorBidi" w:eastAsiaTheme="majorEastAsia" w:hAnsiTheme="majorHAnsi"/>
+        <w:rFonts w:asciiTheme="majorHAnsi" w:cstheme="majorBidi" w:hAnsiTheme="majorHAnsi" w:eastAsia="黑体"/>
         <w:b/>
         <w:bCs/>
       </w:rPr>
     </w:tblStylePr>
     <w:tblStylePr w:type="lastCol">
       <w:rPr>
-        <w:rFonts w:asciiTheme="majorHAnsi" w:cstheme="majorBidi" w:eastAsiaTheme="majorEastAsia" w:hAnsiTheme="majorHAnsi"/>
+        <w:rFonts w:asciiTheme="majorHAnsi" w:cstheme="majorBidi" w:hAnsiTheme="majorHAnsi" w:eastAsia="黑体"/>
         <w:b/>
         <w:bCs/>
       </w:rPr>
@@ -5049,7 +5299,7 @@
         <w:spacing w:after="0" w:before="0" w:line="240" w:lineRule="auto"/>
       </w:pPr>
       <w:rPr>
-        <w:rFonts w:asciiTheme="majorHAnsi" w:cstheme="majorBidi" w:eastAsiaTheme="majorEastAsia" w:hAnsiTheme="majorHAnsi"/>
+        <w:rFonts w:asciiTheme="majorHAnsi" w:cstheme="majorBidi" w:hAnsiTheme="majorHAnsi" w:eastAsia="黑体"/>
         <w:b/>
         <w:bCs/>
       </w:rPr>
@@ -5070,7 +5320,7 @@
         <w:spacing w:after="0" w:before="0" w:line="240" w:lineRule="auto"/>
       </w:pPr>
       <w:rPr>
-        <w:rFonts w:asciiTheme="majorHAnsi" w:cstheme="majorBidi" w:eastAsiaTheme="majorEastAsia" w:hAnsiTheme="majorHAnsi"/>
+        <w:rFonts w:asciiTheme="majorHAnsi" w:cstheme="majorBidi" w:hAnsiTheme="majorHAnsi" w:eastAsia="黑体"/>
         <w:b/>
         <w:bCs/>
       </w:rPr>
@@ -5088,14 +5338,14 @@
     </w:tblStylePr>
     <w:tblStylePr w:type="firstCol">
       <w:rPr>
-        <w:rFonts w:asciiTheme="majorHAnsi" w:cstheme="majorBidi" w:eastAsiaTheme="majorEastAsia" w:hAnsiTheme="majorHAnsi"/>
+        <w:rFonts w:asciiTheme="majorHAnsi" w:cstheme="majorBidi" w:hAnsiTheme="majorHAnsi" w:eastAsia="黑体"/>
         <w:b/>
         <w:bCs/>
       </w:rPr>
     </w:tblStylePr>
     <w:tblStylePr w:type="lastCol">
       <w:rPr>
-        <w:rFonts w:asciiTheme="majorHAnsi" w:cstheme="majorBidi" w:eastAsiaTheme="majorEastAsia" w:hAnsiTheme="majorHAnsi"/>
+        <w:rFonts w:asciiTheme="majorHAnsi" w:cstheme="majorBidi" w:hAnsiTheme="majorHAnsi" w:eastAsia="黑体"/>
         <w:b/>
         <w:bCs/>
       </w:rPr>
@@ -5179,7 +5429,7 @@
         <w:spacing w:after="0" w:before="0" w:line="240" w:lineRule="auto"/>
       </w:pPr>
       <w:rPr>
-        <w:rFonts w:asciiTheme="majorHAnsi" w:cstheme="majorBidi" w:eastAsiaTheme="majorEastAsia" w:hAnsiTheme="majorHAnsi"/>
+        <w:rFonts w:asciiTheme="majorHAnsi" w:cstheme="majorBidi" w:hAnsiTheme="majorHAnsi" w:eastAsia="黑体"/>
         <w:b/>
         <w:bCs/>
       </w:rPr>
@@ -5200,7 +5450,7 @@
         <w:spacing w:after="0" w:before="0" w:line="240" w:lineRule="auto"/>
       </w:pPr>
       <w:rPr>
-        <w:rFonts w:asciiTheme="majorHAnsi" w:cstheme="majorBidi" w:eastAsiaTheme="majorEastAsia" w:hAnsiTheme="majorHAnsi"/>
+        <w:rFonts w:asciiTheme="majorHAnsi" w:cstheme="majorBidi" w:hAnsiTheme="majorHAnsi" w:eastAsia="黑体"/>
         <w:b/>
         <w:bCs/>
       </w:rPr>
@@ -5218,14 +5468,14 @@
     </w:tblStylePr>
     <w:tblStylePr w:type="firstCol">
       <w:rPr>
-        <w:rFonts w:asciiTheme="majorHAnsi" w:cstheme="majorBidi" w:eastAsiaTheme="majorEastAsia" w:hAnsiTheme="majorHAnsi"/>
+        <w:rFonts w:asciiTheme="majorHAnsi" w:cstheme="majorBidi" w:hAnsiTheme="majorHAnsi" w:eastAsia="黑体"/>
         <w:b/>
         <w:bCs/>
       </w:rPr>
     </w:tblStylePr>
     <w:tblStylePr w:type="lastCol">
       <w:rPr>
-        <w:rFonts w:asciiTheme="majorHAnsi" w:cstheme="majorBidi" w:eastAsiaTheme="majorEastAsia" w:hAnsiTheme="majorHAnsi"/>
+        <w:rFonts w:asciiTheme="majorHAnsi" w:cstheme="majorBidi" w:hAnsiTheme="majorHAnsi" w:eastAsia="黑体"/>
         <w:b/>
         <w:bCs/>
       </w:rPr>
@@ -5309,7 +5559,7 @@
         <w:spacing w:after="0" w:before="0" w:line="240" w:lineRule="auto"/>
       </w:pPr>
       <w:rPr>
-        <w:rFonts w:asciiTheme="majorHAnsi" w:cstheme="majorBidi" w:eastAsiaTheme="majorEastAsia" w:hAnsiTheme="majorHAnsi"/>
+        <w:rFonts w:asciiTheme="majorHAnsi" w:cstheme="majorBidi" w:hAnsiTheme="majorHAnsi" w:eastAsia="黑体"/>
         <w:b/>
         <w:bCs/>
       </w:rPr>
@@ -5330,7 +5580,7 @@
         <w:spacing w:after="0" w:before="0" w:line="240" w:lineRule="auto"/>
       </w:pPr>
       <w:rPr>
-        <w:rFonts w:asciiTheme="majorHAnsi" w:cstheme="majorBidi" w:eastAsiaTheme="majorEastAsia" w:hAnsiTheme="majorHAnsi"/>
+        <w:rFonts w:asciiTheme="majorHAnsi" w:cstheme="majorBidi" w:hAnsiTheme="majorHAnsi" w:eastAsia="黑体"/>
         <w:b/>
         <w:bCs/>
       </w:rPr>
@@ -5348,14 +5598,14 @@
     </w:tblStylePr>
     <w:tblStylePr w:type="firstCol">
       <w:rPr>
-        <w:rFonts w:asciiTheme="majorHAnsi" w:cstheme="majorBidi" w:eastAsiaTheme="majorEastAsia" w:hAnsiTheme="majorHAnsi"/>
+        <w:rFonts w:asciiTheme="majorHAnsi" w:cstheme="majorBidi" w:hAnsiTheme="majorHAnsi" w:eastAsia="黑体"/>
         <w:b/>
         <w:bCs/>
       </w:rPr>
     </w:tblStylePr>
     <w:tblStylePr w:type="lastCol">
       <w:rPr>
-        <w:rFonts w:asciiTheme="majorHAnsi" w:cstheme="majorBidi" w:eastAsiaTheme="majorEastAsia" w:hAnsiTheme="majorHAnsi"/>
+        <w:rFonts w:asciiTheme="majorHAnsi" w:cstheme="majorBidi" w:hAnsiTheme="majorHAnsi" w:eastAsia="黑体"/>
         <w:b/>
         <w:bCs/>
       </w:rPr>
@@ -5439,7 +5689,7 @@
         <w:spacing w:after="0" w:before="0" w:line="240" w:lineRule="auto"/>
       </w:pPr>
       <w:rPr>
-        <w:rFonts w:asciiTheme="majorHAnsi" w:cstheme="majorBidi" w:eastAsiaTheme="majorEastAsia" w:hAnsiTheme="majorHAnsi"/>
+        <w:rFonts w:asciiTheme="majorHAnsi" w:cstheme="majorBidi" w:hAnsiTheme="majorHAnsi" w:eastAsia="黑体"/>
         <w:b/>
         <w:bCs/>
       </w:rPr>
@@ -5460,7 +5710,7 @@
         <w:spacing w:after="0" w:before="0" w:line="240" w:lineRule="auto"/>
       </w:pPr>
       <w:rPr>
-        <w:rFonts w:asciiTheme="majorHAnsi" w:cstheme="majorBidi" w:eastAsiaTheme="majorEastAsia" w:hAnsiTheme="majorHAnsi"/>
+        <w:rFonts w:asciiTheme="majorHAnsi" w:cstheme="majorBidi" w:hAnsiTheme="majorHAnsi" w:eastAsia="黑体"/>
         <w:b/>
         <w:bCs/>
       </w:rPr>
@@ -5478,14 +5728,14 @@
     </w:tblStylePr>
     <w:tblStylePr w:type="firstCol">
       <w:rPr>
-        <w:rFonts w:asciiTheme="majorHAnsi" w:cstheme="majorBidi" w:eastAsiaTheme="majorEastAsia" w:hAnsiTheme="majorHAnsi"/>
+        <w:rFonts w:asciiTheme="majorHAnsi" w:cstheme="majorBidi" w:hAnsiTheme="majorHAnsi" w:eastAsia="黑体"/>
         <w:b/>
         <w:bCs/>
       </w:rPr>
     </w:tblStylePr>
     <w:tblStylePr w:type="lastCol">
       <w:rPr>
-        <w:rFonts w:asciiTheme="majorHAnsi" w:cstheme="majorBidi" w:eastAsiaTheme="majorEastAsia" w:hAnsiTheme="majorHAnsi"/>
+        <w:rFonts w:asciiTheme="majorHAnsi" w:cstheme="majorBidi" w:hAnsiTheme="majorHAnsi" w:eastAsia="黑体"/>
         <w:b/>
         <w:bCs/>
       </w:rPr>
@@ -5568,6 +5818,7 @@
         <w:spacing w:after="0" w:before="0" w:line="240" w:lineRule="auto"/>
       </w:pPr>
       <w:rPr>
+        <w:rFonts w:eastAsia="黑体"/>
         <w:b/>
         <w:bCs/>
         <w:color w:themeColor="background1" w:val="FFFFFF"/>
@@ -5590,6 +5841,7 @@
         <w:spacing w:after="0" w:before="0" w:line="240" w:lineRule="auto"/>
       </w:pPr>
       <w:rPr>
+        <w:rFonts w:eastAsia="黑体"/>
         <w:b/>
         <w:bCs/>
       </w:rPr>
@@ -5607,12 +5859,14 @@
     </w:tblStylePr>
     <w:tblStylePr w:type="firstCol">
       <w:rPr>
+        <w:rFonts w:eastAsia="黑体"/>
         <w:b/>
         <w:bCs/>
       </w:rPr>
     </w:tblStylePr>
     <w:tblStylePr w:type="lastCol">
       <w:rPr>
+        <w:rFonts w:eastAsia="黑体"/>
         <w:b/>
         <w:bCs/>
       </w:rPr>
@@ -5674,6 +5928,7 @@
         <w:spacing w:after="0" w:before="0" w:line="240" w:lineRule="auto"/>
       </w:pPr>
       <w:rPr>
+        <w:rFonts w:eastAsia="黑体"/>
         <w:b/>
         <w:bCs/>
         <w:color w:themeColor="background1" w:val="FFFFFF"/>
@@ -5696,6 +5951,7 @@
         <w:spacing w:after="0" w:before="0" w:line="240" w:lineRule="auto"/>
       </w:pPr>
       <w:rPr>
+        <w:rFonts w:eastAsia="黑体"/>
         <w:b/>
         <w:bCs/>
       </w:rPr>
@@ -5713,12 +5969,14 @@
     </w:tblStylePr>
     <w:tblStylePr w:type="firstCol">
       <w:rPr>
+        <w:rFonts w:eastAsia="黑体"/>
         <w:b/>
         <w:bCs/>
       </w:rPr>
     </w:tblStylePr>
     <w:tblStylePr w:type="lastCol">
       <w:rPr>
+        <w:rFonts w:eastAsia="黑体"/>
         <w:b/>
         <w:bCs/>
       </w:rPr>
@@ -5780,6 +6038,7 @@
         <w:spacing w:after="0" w:before="0" w:line="240" w:lineRule="auto"/>
       </w:pPr>
       <w:rPr>
+        <w:rFonts w:eastAsia="黑体"/>
         <w:b/>
         <w:bCs/>
         <w:color w:themeColor="background1" w:val="FFFFFF"/>
@@ -5802,6 +6061,7 @@
         <w:spacing w:after="0" w:before="0" w:line="240" w:lineRule="auto"/>
       </w:pPr>
       <w:rPr>
+        <w:rFonts w:eastAsia="黑体"/>
         <w:b/>
         <w:bCs/>
       </w:rPr>
@@ -5819,12 +6079,14 @@
     </w:tblStylePr>
     <w:tblStylePr w:type="firstCol">
       <w:rPr>
+        <w:rFonts w:eastAsia="黑体"/>
         <w:b/>
         <w:bCs/>
       </w:rPr>
     </w:tblStylePr>
     <w:tblStylePr w:type="lastCol">
       <w:rPr>
+        <w:rFonts w:eastAsia="黑体"/>
         <w:b/>
         <w:bCs/>
       </w:rPr>
@@ -5886,6 +6148,7 @@
         <w:spacing w:after="0" w:before="0" w:line="240" w:lineRule="auto"/>
       </w:pPr>
       <w:rPr>
+        <w:rFonts w:eastAsia="黑体"/>
         <w:b/>
         <w:bCs/>
         <w:color w:themeColor="background1" w:val="FFFFFF"/>
@@ -5908,6 +6171,7 @@
         <w:spacing w:after="0" w:before="0" w:line="240" w:lineRule="auto"/>
       </w:pPr>
       <w:rPr>
+        <w:rFonts w:eastAsia="黑体"/>
         <w:b/>
         <w:bCs/>
       </w:rPr>
@@ -5925,12 +6189,14 @@
     </w:tblStylePr>
     <w:tblStylePr w:type="firstCol">
       <w:rPr>
+        <w:rFonts w:eastAsia="黑体"/>
         <w:b/>
         <w:bCs/>
       </w:rPr>
     </w:tblStylePr>
     <w:tblStylePr w:type="lastCol">
       <w:rPr>
+        <w:rFonts w:eastAsia="黑体"/>
         <w:b/>
         <w:bCs/>
       </w:rPr>
@@ -5992,6 +6258,7 @@
         <w:spacing w:after="0" w:before="0" w:line="240" w:lineRule="auto"/>
       </w:pPr>
       <w:rPr>
+        <w:rFonts w:eastAsia="黑体"/>
         <w:b/>
         <w:bCs/>
         <w:color w:themeColor="background1" w:val="FFFFFF"/>
@@ -6014,6 +6281,7 @@
         <w:spacing w:after="0" w:before="0" w:line="240" w:lineRule="auto"/>
       </w:pPr>
       <w:rPr>
+        <w:rFonts w:eastAsia="黑体"/>
         <w:b/>
         <w:bCs/>
       </w:rPr>
@@ -6031,12 +6299,14 @@
     </w:tblStylePr>
     <w:tblStylePr w:type="firstCol">
       <w:rPr>
+        <w:rFonts w:eastAsia="黑体"/>
         <w:b/>
         <w:bCs/>
       </w:rPr>
     </w:tblStylePr>
     <w:tblStylePr w:type="lastCol">
       <w:rPr>
+        <w:rFonts w:eastAsia="黑体"/>
         <w:b/>
         <w:bCs/>
       </w:rPr>
@@ -6098,6 +6368,7 @@
         <w:spacing w:after="0" w:before="0" w:line="240" w:lineRule="auto"/>
       </w:pPr>
       <w:rPr>
+        <w:rFonts w:eastAsia="黑体"/>
         <w:b/>
         <w:bCs/>
         <w:color w:themeColor="background1" w:val="FFFFFF"/>
@@ -6120,6 +6391,7 @@
         <w:spacing w:after="0" w:before="0" w:line="240" w:lineRule="auto"/>
       </w:pPr>
       <w:rPr>
+        <w:rFonts w:eastAsia="黑体"/>
         <w:b/>
         <w:bCs/>
       </w:rPr>
@@ -6137,12 +6409,14 @@
     </w:tblStylePr>
     <w:tblStylePr w:type="firstCol">
       <w:rPr>
+        <w:rFonts w:eastAsia="黑体"/>
         <w:b/>
         <w:bCs/>
       </w:rPr>
     </w:tblStylePr>
     <w:tblStylePr w:type="lastCol">
       <w:rPr>
+        <w:rFonts w:eastAsia="黑体"/>
         <w:b/>
         <w:bCs/>
       </w:rPr>
@@ -6204,6 +6478,7 @@
         <w:spacing w:after="0" w:before="0" w:line="240" w:lineRule="auto"/>
       </w:pPr>
       <w:rPr>
+        <w:rFonts w:eastAsia="黑体"/>
         <w:b/>
         <w:bCs/>
         <w:color w:themeColor="background1" w:val="FFFFFF"/>
@@ -6226,6 +6501,7 @@
         <w:spacing w:after="0" w:before="0" w:line="240" w:lineRule="auto"/>
       </w:pPr>
       <w:rPr>
+        <w:rFonts w:eastAsia="黑体"/>
         <w:b/>
         <w:bCs/>
       </w:rPr>
@@ -6243,12 +6519,14 @@
     </w:tblStylePr>
     <w:tblStylePr w:type="firstCol">
       <w:rPr>
+        <w:rFonts w:eastAsia="黑体"/>
         <w:b/>
         <w:bCs/>
       </w:rPr>
     </w:tblStylePr>
     <w:tblStylePr w:type="lastCol">
       <w:rPr>
+        <w:rFonts w:eastAsia="黑体"/>
         <w:b/>
         <w:bCs/>
       </w:rPr>
@@ -6307,6 +6585,7 @@
         <w:spacing w:after="0" w:before="0" w:line="240" w:lineRule="auto"/>
       </w:pPr>
       <w:rPr>
+        <w:rFonts w:eastAsia="黑体"/>
         <w:b/>
         <w:bCs/>
         <w:color w:themeColor="background1" w:val="FFFFFF"/>
@@ -6329,6 +6608,7 @@
         <w:spacing w:after="0" w:before="0" w:line="240" w:lineRule="auto"/>
       </w:pPr>
       <w:rPr>
+        <w:rFonts w:eastAsia="黑体"/>
         <w:color w:val="auto"/>
       </w:rPr>
       <w:tblPr/>
@@ -6346,6 +6626,7 @@
     </w:tblStylePr>
     <w:tblStylePr w:type="firstCol">
       <w:rPr>
+        <w:rFonts w:eastAsia="黑体"/>
         <w:b/>
         <w:bCs/>
         <w:color w:themeColor="background1" w:val="FFFFFF"/>
@@ -6365,6 +6646,7 @@
     </w:tblStylePr>
     <w:tblStylePr w:type="lastCol">
       <w:rPr>
+        <w:rFonts w:eastAsia="黑体"/>
         <w:b/>
         <w:bCs/>
         <w:color w:themeColor="background1" w:val="FFFFFF"/>
@@ -6413,6 +6695,7 @@
     </w:tblStylePr>
     <w:tblStylePr w:type="nwCell">
       <w:rPr>
+        <w:rFonts w:eastAsia="黑体"/>
         <w:color w:themeColor="background1" w:val="FFFFFF"/>
       </w:rPr>
       <w:tblPr/>
@@ -6456,6 +6739,7 @@
         <w:spacing w:after="0" w:before="0" w:line="240" w:lineRule="auto"/>
       </w:pPr>
       <w:rPr>
+        <w:rFonts w:eastAsia="黑体"/>
         <w:b/>
         <w:bCs/>
         <w:color w:themeColor="background1" w:val="FFFFFF"/>
@@ -6478,6 +6762,7 @@
         <w:spacing w:after="0" w:before="0" w:line="240" w:lineRule="auto"/>
       </w:pPr>
       <w:rPr>
+        <w:rFonts w:eastAsia="黑体"/>
         <w:color w:val="auto"/>
       </w:rPr>
       <w:tblPr/>
@@ -6495,6 +6780,7 @@
     </w:tblStylePr>
     <w:tblStylePr w:type="firstCol">
       <w:rPr>
+        <w:rFonts w:eastAsia="黑体"/>
         <w:b/>
         <w:bCs/>
         <w:color w:themeColor="background1" w:val="FFFFFF"/>
@@ -6514,6 +6800,7 @@
     </w:tblStylePr>
     <w:tblStylePr w:type="lastCol">
       <w:rPr>
+        <w:rFonts w:eastAsia="黑体"/>
         <w:b/>
         <w:bCs/>
         <w:color w:themeColor="background1" w:val="FFFFFF"/>
@@ -6562,6 +6849,7 @@
     </w:tblStylePr>
     <w:tblStylePr w:type="nwCell">
       <w:rPr>
+        <w:rFonts w:eastAsia="黑体"/>
         <w:color w:themeColor="background1" w:val="FFFFFF"/>
       </w:rPr>
       <w:tblPr/>
@@ -6605,6 +6893,7 @@
         <w:spacing w:after="0" w:before="0" w:line="240" w:lineRule="auto"/>
       </w:pPr>
       <w:rPr>
+        <w:rFonts w:eastAsia="黑体"/>
         <w:b/>
         <w:bCs/>
         <w:color w:themeColor="background1" w:val="FFFFFF"/>
@@ -6627,6 +6916,7 @@
         <w:spacing w:after="0" w:before="0" w:line="240" w:lineRule="auto"/>
       </w:pPr>
       <w:rPr>
+        <w:rFonts w:eastAsia="黑体"/>
         <w:color w:val="auto"/>
       </w:rPr>
       <w:tblPr/>
@@ -6644,6 +6934,7 @@
     </w:tblStylePr>
     <w:tblStylePr w:type="firstCol">
       <w:rPr>
+        <w:rFonts w:eastAsia="黑体"/>
         <w:b/>
         <w:bCs/>
         <w:color w:themeColor="background1" w:val="FFFFFF"/>
@@ -6663,6 +6954,7 @@
     </w:tblStylePr>
     <w:tblStylePr w:type="lastCol">
       <w:rPr>
+        <w:rFonts w:eastAsia="黑体"/>
         <w:b/>
         <w:bCs/>
         <w:color w:themeColor="background1" w:val="FFFFFF"/>
@@ -6711,6 +7003,7 @@
     </w:tblStylePr>
     <w:tblStylePr w:type="nwCell">
       <w:rPr>
+        <w:rFonts w:eastAsia="黑体"/>
         <w:color w:themeColor="background1" w:val="FFFFFF"/>
       </w:rPr>
       <w:tblPr/>
@@ -6754,6 +7047,7 @@
         <w:spacing w:after="0" w:before="0" w:line="240" w:lineRule="auto"/>
       </w:pPr>
       <w:rPr>
+        <w:rFonts w:eastAsia="黑体"/>
         <w:b/>
         <w:bCs/>
         <w:color w:themeColor="background1" w:val="FFFFFF"/>
@@ -6776,6 +7070,7 @@
         <w:spacing w:after="0" w:before="0" w:line="240" w:lineRule="auto"/>
       </w:pPr>
       <w:rPr>
+        <w:rFonts w:eastAsia="黑体"/>
         <w:color w:val="auto"/>
       </w:rPr>
       <w:tblPr/>
@@ -6793,6 +7088,7 @@
     </w:tblStylePr>
     <w:tblStylePr w:type="firstCol">
       <w:rPr>
+        <w:rFonts w:eastAsia="黑体"/>
         <w:b/>
         <w:bCs/>
         <w:color w:themeColor="background1" w:val="FFFFFF"/>
@@ -6812,6 +7108,7 @@
     </w:tblStylePr>
     <w:tblStylePr w:type="lastCol">
       <w:rPr>
+        <w:rFonts w:eastAsia="黑体"/>
         <w:b/>
         <w:bCs/>
         <w:color w:themeColor="background1" w:val="FFFFFF"/>
@@ -6860,6 +7157,7 @@
     </w:tblStylePr>
     <w:tblStylePr w:type="nwCell">
       <w:rPr>
+        <w:rFonts w:eastAsia="黑体"/>
         <w:color w:themeColor="background1" w:val="FFFFFF"/>
       </w:rPr>
       <w:tblPr/>
@@ -6903,6 +7201,7 @@
         <w:spacing w:after="0" w:before="0" w:line="240" w:lineRule="auto"/>
       </w:pPr>
       <w:rPr>
+        <w:rFonts w:eastAsia="黑体"/>
         <w:b/>
         <w:bCs/>
         <w:color w:themeColor="background1" w:val="FFFFFF"/>
@@ -6925,6 +7224,7 @@
         <w:spacing w:after="0" w:before="0" w:line="240" w:lineRule="auto"/>
       </w:pPr>
       <w:rPr>
+        <w:rFonts w:eastAsia="黑体"/>
         <w:color w:val="auto"/>
       </w:rPr>
       <w:tblPr/>
@@ -6942,6 +7242,7 @@
     </w:tblStylePr>
     <w:tblStylePr w:type="firstCol">
       <w:rPr>
+        <w:rFonts w:eastAsia="黑体"/>
         <w:b/>
         <w:bCs/>
         <w:color w:themeColor="background1" w:val="FFFFFF"/>
@@ -6961,6 +7262,7 @@
     </w:tblStylePr>
     <w:tblStylePr w:type="lastCol">
       <w:rPr>
+        <w:rFonts w:eastAsia="黑体"/>
         <w:b/>
         <w:bCs/>
         <w:color w:themeColor="background1" w:val="FFFFFF"/>
@@ -7009,6 +7311,7 @@
     </w:tblStylePr>
     <w:tblStylePr w:type="nwCell">
       <w:rPr>
+        <w:rFonts w:eastAsia="黑体"/>
         <w:color w:themeColor="background1" w:val="FFFFFF"/>
       </w:rPr>
       <w:tblPr/>
@@ -7052,6 +7355,7 @@
         <w:spacing w:after="0" w:before="0" w:line="240" w:lineRule="auto"/>
       </w:pPr>
       <w:rPr>
+        <w:rFonts w:eastAsia="黑体"/>
         <w:b/>
         <w:bCs/>
         <w:color w:themeColor="background1" w:val="FFFFFF"/>
@@ -7074,6 +7378,7 @@
         <w:spacing w:after="0" w:before="0" w:line="240" w:lineRule="auto"/>
       </w:pPr>
       <w:rPr>
+        <w:rFonts w:eastAsia="黑体"/>
         <w:color w:val="auto"/>
       </w:rPr>
       <w:tblPr/>
@@ -7091,6 +7396,7 @@
     </w:tblStylePr>
     <w:tblStylePr w:type="firstCol">
       <w:rPr>
+        <w:rFonts w:eastAsia="黑体"/>
         <w:b/>
         <w:bCs/>
         <w:color w:themeColor="background1" w:val="FFFFFF"/>
@@ -7110,6 +7416,7 @@
     </w:tblStylePr>
     <w:tblStylePr w:type="lastCol">
       <w:rPr>
+        <w:rFonts w:eastAsia="黑体"/>
         <w:b/>
         <w:bCs/>
         <w:color w:themeColor="background1" w:val="FFFFFF"/>
@@ -7158,6 +7465,7 @@
     </w:tblStylePr>
     <w:tblStylePr w:type="nwCell">
       <w:rPr>
+        <w:rFonts w:eastAsia="黑体"/>
         <w:color w:themeColor="background1" w:val="FFFFFF"/>
       </w:rPr>
       <w:tblPr/>
@@ -7201,6 +7509,7 @@
         <w:spacing w:after="0" w:before="0" w:line="240" w:lineRule="auto"/>
       </w:pPr>
       <w:rPr>
+        <w:rFonts w:eastAsia="黑体"/>
         <w:b/>
         <w:bCs/>
         <w:color w:themeColor="background1" w:val="FFFFFF"/>
@@ -7223,6 +7532,7 @@
         <w:spacing w:after="0" w:before="0" w:line="240" w:lineRule="auto"/>
       </w:pPr>
       <w:rPr>
+        <w:rFonts w:eastAsia="黑体"/>
         <w:color w:val="auto"/>
       </w:rPr>
       <w:tblPr/>
@@ -7240,6 +7550,7 @@
     </w:tblStylePr>
     <w:tblStylePr w:type="firstCol">
       <w:rPr>
+        <w:rFonts w:eastAsia="黑体"/>
         <w:b/>
         <w:bCs/>
         <w:color w:themeColor="background1" w:val="FFFFFF"/>
@@ -7259,6 +7570,7 @@
     </w:tblStylePr>
     <w:tblStylePr w:type="lastCol">
       <w:rPr>
+        <w:rFonts w:eastAsia="黑体"/>
         <w:b/>
         <w:bCs/>
         <w:color w:themeColor="background1" w:val="FFFFFF"/>
@@ -7307,6 +7619,7 @@
     </w:tblStylePr>
     <w:tblStylePr w:type="nwCell">
       <w:rPr>
+        <w:rFonts w:eastAsia="黑体"/>
         <w:color w:themeColor="background1" w:val="FFFFFF"/>
       </w:rPr>
       <w:tblPr/>
@@ -7331,6 +7644,7 @@
       <w:spacing w:after="0" w:line="240" w:lineRule="auto"/>
     </w:pPr>
     <w:rPr>
+      <w:rFonts w:eastAsia="黑体"/>
       <w:color w:themeColor="text1" w:val="000000"/>
     </w:rPr>
     <w:tblPr>
@@ -7350,7 +7664,7 @@
     </w:tblPr>
     <w:tblStylePr w:type="firstRow">
       <w:rPr>
-        <w:rFonts w:asciiTheme="majorHAnsi" w:cstheme="majorBidi" w:eastAsiaTheme="majorEastAsia" w:hAnsiTheme="majorHAnsi"/>
+        <w:rFonts w:asciiTheme="majorHAnsi" w:cstheme="majorBidi" w:hAnsiTheme="majorHAnsi" w:eastAsia="黑体"/>
       </w:rPr>
       <w:tblPr/>
       <w:tcPr>
@@ -7362,6 +7676,7 @@
     </w:tblStylePr>
     <w:tblStylePr w:type="lastRow">
       <w:rPr>
+        <w:rFonts w:eastAsia="黑体"/>
         <w:b/>
         <w:bCs/>
         <w:color w:themeColor="text2" w:val="1F497D"/>
@@ -7376,12 +7691,14 @@
     </w:tblStylePr>
     <w:tblStylePr w:type="firstCol">
       <w:rPr>
+        <w:rFonts w:eastAsia="黑体"/>
         <w:b/>
         <w:bCs/>
       </w:rPr>
     </w:tblStylePr>
     <w:tblStylePr w:type="lastCol">
       <w:rPr>
+        <w:rFonts w:eastAsia="黑体"/>
         <w:b/>
         <w:bCs/>
       </w:rPr>
@@ -7415,6 +7732,7 @@
       <w:spacing w:after="0" w:line="240" w:lineRule="auto"/>
     </w:pPr>
     <w:rPr>
+      <w:rFonts w:eastAsia="黑体"/>
       <w:color w:themeColor="text1" w:val="000000"/>
     </w:rPr>
     <w:tblPr>
@@ -7434,7 +7752,7 @@
     </w:tblPr>
     <w:tblStylePr w:type="firstRow">
       <w:rPr>
-        <w:rFonts w:asciiTheme="majorHAnsi" w:cstheme="majorBidi" w:eastAsiaTheme="majorEastAsia" w:hAnsiTheme="majorHAnsi"/>
+        <w:rFonts w:asciiTheme="majorHAnsi" w:cstheme="majorBidi" w:hAnsiTheme="majorHAnsi" w:eastAsia="黑体"/>
       </w:rPr>
       <w:tblPr/>
       <w:tcPr>
@@ -7446,6 +7764,7 @@
     </w:tblStylePr>
     <w:tblStylePr w:type="lastRow">
       <w:rPr>
+        <w:rFonts w:eastAsia="黑体"/>
         <w:b/>
         <w:bCs/>
         <w:color w:themeColor="text2" w:val="1F497D"/>
@@ -7460,12 +7779,14 @@
     </w:tblStylePr>
     <w:tblStylePr w:type="firstCol">
       <w:rPr>
+        <w:rFonts w:eastAsia="黑体"/>
         <w:b/>
         <w:bCs/>
       </w:rPr>
     </w:tblStylePr>
     <w:tblStylePr w:type="lastCol">
       <w:rPr>
+        <w:rFonts w:eastAsia="黑体"/>
         <w:b/>
         <w:bCs/>
       </w:rPr>
@@ -7499,6 +7820,7 @@
       <w:spacing w:after="0" w:line="240" w:lineRule="auto"/>
     </w:pPr>
     <w:rPr>
+      <w:rFonts w:eastAsia="黑体"/>
       <w:color w:themeColor="text1" w:val="000000"/>
     </w:rPr>
     <w:tblPr>
@@ -7518,7 +7840,7 @@
     </w:tblPr>
     <w:tblStylePr w:type="firstRow">
       <w:rPr>
-        <w:rFonts w:asciiTheme="majorHAnsi" w:cstheme="majorBidi" w:eastAsiaTheme="majorEastAsia" w:hAnsiTheme="majorHAnsi"/>
+        <w:rFonts w:asciiTheme="majorHAnsi" w:cstheme="majorBidi" w:hAnsiTheme="majorHAnsi" w:eastAsia="黑体"/>
       </w:rPr>
       <w:tblPr/>
       <w:tcPr>
@@ -7530,6 +7852,7 @@
     </w:tblStylePr>
     <w:tblStylePr w:type="lastRow">
       <w:rPr>
+        <w:rFonts w:eastAsia="黑体"/>
         <w:b/>
         <w:bCs/>
         <w:color w:themeColor="text2" w:val="1F497D"/>
@@ -7544,12 +7867,14 @@
     </w:tblStylePr>
     <w:tblStylePr w:type="firstCol">
       <w:rPr>
+        <w:rFonts w:eastAsia="黑体"/>
         <w:b/>
         <w:bCs/>
       </w:rPr>
     </w:tblStylePr>
     <w:tblStylePr w:type="lastCol">
       <w:rPr>
+        <w:rFonts w:eastAsia="黑体"/>
         <w:b/>
         <w:bCs/>
       </w:rPr>
@@ -7583,6 +7908,7 @@
       <w:spacing w:after="0" w:line="240" w:lineRule="auto"/>
     </w:pPr>
     <w:rPr>
+      <w:rFonts w:eastAsia="黑体"/>
       <w:color w:themeColor="text1" w:val="000000"/>
     </w:rPr>
     <w:tblPr>
@@ -7602,7 +7928,7 @@
     </w:tblPr>
     <w:tblStylePr w:type="firstRow">
       <w:rPr>
-        <w:rFonts w:asciiTheme="majorHAnsi" w:cstheme="majorBidi" w:eastAsiaTheme="majorEastAsia" w:hAnsiTheme="majorHAnsi"/>
+        <w:rFonts w:asciiTheme="majorHAnsi" w:cstheme="majorBidi" w:hAnsiTheme="majorHAnsi" w:eastAsia="黑体"/>
       </w:rPr>
       <w:tblPr/>
       <w:tcPr>
@@ -7614,6 +7940,7 @@
     </w:tblStylePr>
     <w:tblStylePr w:type="lastRow">
       <w:rPr>
+        <w:rFonts w:eastAsia="黑体"/>
         <w:b/>
         <w:bCs/>
         <w:color w:themeColor="text2" w:val="1F497D"/>
@@ -7628,12 +7955,14 @@
     </w:tblStylePr>
     <w:tblStylePr w:type="firstCol">
       <w:rPr>
+        <w:rFonts w:eastAsia="黑体"/>
         <w:b/>
         <w:bCs/>
       </w:rPr>
     </w:tblStylePr>
     <w:tblStylePr w:type="lastCol">
       <w:rPr>
+        <w:rFonts w:eastAsia="黑体"/>
         <w:b/>
         <w:bCs/>
       </w:rPr>
@@ -7667,6 +7996,7 @@
       <w:spacing w:after="0" w:line="240" w:lineRule="auto"/>
     </w:pPr>
     <w:rPr>
+      <w:rFonts w:eastAsia="黑体"/>
       <w:color w:themeColor="text1" w:val="000000"/>
     </w:rPr>
     <w:tblPr>
@@ -7686,7 +8016,7 @@
     </w:tblPr>
     <w:tblStylePr w:type="firstRow">
       <w:rPr>
-        <w:rFonts w:asciiTheme="majorHAnsi" w:cstheme="majorBidi" w:eastAsiaTheme="majorEastAsia" w:hAnsiTheme="majorHAnsi"/>
+        <w:rFonts w:asciiTheme="majorHAnsi" w:cstheme="majorBidi" w:hAnsiTheme="majorHAnsi" w:eastAsia="黑体"/>
       </w:rPr>
       <w:tblPr/>
       <w:tcPr>
@@ -7698,6 +8028,7 @@
     </w:tblStylePr>
     <w:tblStylePr w:type="lastRow">
       <w:rPr>
+        <w:rFonts w:eastAsia="黑体"/>
         <w:b/>
         <w:bCs/>
         <w:color w:themeColor="text2" w:val="1F497D"/>
@@ -7712,12 +8043,14 @@
     </w:tblStylePr>
     <w:tblStylePr w:type="firstCol">
       <w:rPr>
+        <w:rFonts w:eastAsia="黑体"/>
         <w:b/>
         <w:bCs/>
       </w:rPr>
     </w:tblStylePr>
     <w:tblStylePr w:type="lastCol">
       <w:rPr>
+        <w:rFonts w:eastAsia="黑体"/>
         <w:b/>
         <w:bCs/>
       </w:rPr>
@@ -7751,6 +8084,7 @@
       <w:spacing w:after="0" w:line="240" w:lineRule="auto"/>
     </w:pPr>
     <w:rPr>
+      <w:rFonts w:eastAsia="黑体"/>
       <w:color w:themeColor="text1" w:val="000000"/>
     </w:rPr>
     <w:tblPr>
@@ -7770,7 +8104,7 @@
     </w:tblPr>
     <w:tblStylePr w:type="firstRow">
       <w:rPr>
-        <w:rFonts w:asciiTheme="majorHAnsi" w:cstheme="majorBidi" w:eastAsiaTheme="majorEastAsia" w:hAnsiTheme="majorHAnsi"/>
+        <w:rFonts w:asciiTheme="majorHAnsi" w:cstheme="majorBidi" w:hAnsiTheme="majorHAnsi" w:eastAsia="黑体"/>
       </w:rPr>
       <w:tblPr/>
       <w:tcPr>
@@ -7782,6 +8116,7 @@
     </w:tblStylePr>
     <w:tblStylePr w:type="lastRow">
       <w:rPr>
+        <w:rFonts w:eastAsia="黑体"/>
         <w:b/>
         <w:bCs/>
         <w:color w:themeColor="text2" w:val="1F497D"/>
@@ -7796,12 +8131,14 @@
     </w:tblStylePr>
     <w:tblStylePr w:type="firstCol">
       <w:rPr>
+        <w:rFonts w:eastAsia="黑体"/>
         <w:b/>
         <w:bCs/>
       </w:rPr>
     </w:tblStylePr>
     <w:tblStylePr w:type="lastCol">
       <w:rPr>
+        <w:rFonts w:eastAsia="黑体"/>
         <w:b/>
         <w:bCs/>
       </w:rPr>
@@ -7835,6 +8172,7 @@
       <w:spacing w:after="0" w:line="240" w:lineRule="auto"/>
     </w:pPr>
     <w:rPr>
+      <w:rFonts w:eastAsia="黑体"/>
       <w:color w:themeColor="text1" w:val="000000"/>
     </w:rPr>
     <w:tblPr>
@@ -7854,7 +8192,7 @@
     </w:tblPr>
     <w:tblStylePr w:type="firstRow">
       <w:rPr>
-        <w:rFonts w:asciiTheme="majorHAnsi" w:cstheme="majorBidi" w:eastAsiaTheme="majorEastAsia" w:hAnsiTheme="majorHAnsi"/>
+        <w:rFonts w:asciiTheme="majorHAnsi" w:cstheme="majorBidi" w:hAnsiTheme="majorHAnsi" w:eastAsia="黑体"/>
       </w:rPr>
       <w:tblPr/>
       <w:tcPr>
@@ -7866,6 +8204,7 @@
     </w:tblStylePr>
     <w:tblStylePr w:type="lastRow">
       <w:rPr>
+        <w:rFonts w:eastAsia="黑体"/>
         <w:b/>
         <w:bCs/>
         <w:color w:themeColor="text2" w:val="1F497D"/>
@@ -7880,12 +8219,14 @@
     </w:tblStylePr>
     <w:tblStylePr w:type="firstCol">
       <w:rPr>
+        <w:rFonts w:eastAsia="黑体"/>
         <w:b/>
         <w:bCs/>
       </w:rPr>
     </w:tblStylePr>
     <w:tblStylePr w:type="lastCol">
       <w:rPr>
+        <w:rFonts w:eastAsia="黑体"/>
         <w:b/>
         <w:bCs/>
       </w:rPr>
@@ -7919,7 +8260,7 @@
       <w:spacing w:after="0" w:line="240" w:lineRule="auto"/>
     </w:pPr>
     <w:rPr>
-      <w:rFonts w:asciiTheme="majorHAnsi" w:cstheme="majorBidi" w:eastAsiaTheme="majorEastAsia" w:hAnsiTheme="majorHAnsi"/>
+      <w:rFonts w:asciiTheme="majorHAnsi" w:cstheme="majorBidi" w:hAnsiTheme="majorHAnsi" w:eastAsia="黑体"/>
       <w:color w:themeColor="text1" w:val="000000"/>
     </w:rPr>
     <w:tblPr>
@@ -7941,6 +8282,7 @@
     </w:tblPr>
     <w:tblStylePr w:type="firstRow">
       <w:rPr>
+        <w:rFonts w:eastAsia="黑体"/>
         <w:sz w:val="24"/>
         <w:szCs w:val="24"/>
       </w:rPr>
@@ -8047,7 +8389,7 @@
       <w:spacing w:after="0" w:line="240" w:lineRule="auto"/>
     </w:pPr>
     <w:rPr>
-      <w:rFonts w:asciiTheme="majorHAnsi" w:cstheme="majorBidi" w:eastAsiaTheme="majorEastAsia" w:hAnsiTheme="majorHAnsi"/>
+      <w:rFonts w:asciiTheme="majorHAnsi" w:cstheme="majorBidi" w:hAnsiTheme="majorHAnsi" w:eastAsia="黑体"/>
       <w:color w:themeColor="text1" w:val="000000"/>
     </w:rPr>
     <w:tblPr>
@@ -8069,6 +8411,7 @@
     </w:tblPr>
     <w:tblStylePr w:type="firstRow">
       <w:rPr>
+        <w:rFonts w:eastAsia="黑体"/>
         <w:sz w:val="24"/>
         <w:szCs w:val="24"/>
       </w:rPr>
@@ -8175,7 +8518,7 @@
       <w:spacing w:after="0" w:line="240" w:lineRule="auto"/>
     </w:pPr>
     <w:rPr>
-      <w:rFonts w:asciiTheme="majorHAnsi" w:cstheme="majorBidi" w:eastAsiaTheme="majorEastAsia" w:hAnsiTheme="majorHAnsi"/>
+      <w:rFonts w:asciiTheme="majorHAnsi" w:cstheme="majorBidi" w:hAnsiTheme="majorHAnsi" w:eastAsia="黑体"/>
       <w:color w:themeColor="text1" w:val="000000"/>
     </w:rPr>
     <w:tblPr>
@@ -8197,6 +8540,7 @@
     </w:tblPr>
     <w:tblStylePr w:type="firstRow">
       <w:rPr>
+        <w:rFonts w:eastAsia="黑体"/>
         <w:sz w:val="24"/>
         <w:szCs w:val="24"/>
       </w:rPr>
@@ -8303,7 +8647,7 @@
       <w:spacing w:after="0" w:line="240" w:lineRule="auto"/>
     </w:pPr>
     <w:rPr>
-      <w:rFonts w:asciiTheme="majorHAnsi" w:cstheme="majorBidi" w:eastAsiaTheme="majorEastAsia" w:hAnsiTheme="majorHAnsi"/>
+      <w:rFonts w:asciiTheme="majorHAnsi" w:cstheme="majorBidi" w:hAnsiTheme="majorHAnsi" w:eastAsia="黑体"/>
       <w:color w:themeColor="text1" w:val="000000"/>
     </w:rPr>
     <w:tblPr>
@@ -8325,6 +8669,7 @@
     </w:tblPr>
     <w:tblStylePr w:type="firstRow">
       <w:rPr>
+        <w:rFonts w:eastAsia="黑体"/>
         <w:sz w:val="24"/>
         <w:szCs w:val="24"/>
       </w:rPr>
@@ -8431,7 +8776,7 @@
       <w:spacing w:after="0" w:line="240" w:lineRule="auto"/>
     </w:pPr>
     <w:rPr>
-      <w:rFonts w:asciiTheme="majorHAnsi" w:cstheme="majorBidi" w:eastAsiaTheme="majorEastAsia" w:hAnsiTheme="majorHAnsi"/>
+      <w:rFonts w:asciiTheme="majorHAnsi" w:cstheme="majorBidi" w:hAnsiTheme="majorHAnsi" w:eastAsia="黑体"/>
       <w:color w:themeColor="text1" w:val="000000"/>
     </w:rPr>
     <w:tblPr>
@@ -8453,6 +8798,7 @@
     </w:tblPr>
     <w:tblStylePr w:type="firstRow">
       <w:rPr>
+        <w:rFonts w:eastAsia="黑体"/>
         <w:sz w:val="24"/>
         <w:szCs w:val="24"/>
       </w:rPr>
@@ -8559,7 +8905,7 @@
       <w:spacing w:after="0" w:line="240" w:lineRule="auto"/>
     </w:pPr>
     <w:rPr>
-      <w:rFonts w:asciiTheme="majorHAnsi" w:cstheme="majorBidi" w:eastAsiaTheme="majorEastAsia" w:hAnsiTheme="majorHAnsi"/>
+      <w:rFonts w:asciiTheme="majorHAnsi" w:cstheme="majorBidi" w:hAnsiTheme="majorHAnsi" w:eastAsia="黑体"/>
       <w:color w:themeColor="text1" w:val="000000"/>
     </w:rPr>
     <w:tblPr>
@@ -8581,6 +8927,7 @@
     </w:tblPr>
     <w:tblStylePr w:type="firstRow">
       <w:rPr>
+        <w:rFonts w:eastAsia="黑体"/>
         <w:sz w:val="24"/>
         <w:szCs w:val="24"/>
       </w:rPr>
@@ -8687,7 +9034,7 @@
       <w:spacing w:after="0" w:line="240" w:lineRule="auto"/>
     </w:pPr>
     <w:rPr>
-      <w:rFonts w:asciiTheme="majorHAnsi" w:cstheme="majorBidi" w:eastAsiaTheme="majorEastAsia" w:hAnsiTheme="majorHAnsi"/>
+      <w:rFonts w:asciiTheme="majorHAnsi" w:cstheme="majorBidi" w:hAnsiTheme="majorHAnsi" w:eastAsia="黑体"/>
       <w:color w:themeColor="text1" w:val="000000"/>
     </w:rPr>
     <w:tblPr>
@@ -8709,6 +9056,7 @@
     </w:tblPr>
     <w:tblStylePr w:type="firstRow">
       <w:rPr>
+        <w:rFonts w:eastAsia="黑体"/>
         <w:sz w:val="24"/>
         <w:szCs w:val="24"/>
       </w:rPr>
@@ -8838,12 +9186,14 @@
     </w:tcPr>
     <w:tblStylePr w:type="firstRow">
       <w:rPr>
+        <w:rFonts w:eastAsia="黑体"/>
         <w:b/>
         <w:bCs/>
       </w:rPr>
     </w:tblStylePr>
     <w:tblStylePr w:type="lastRow">
       <w:rPr>
+        <w:rFonts w:eastAsia="黑体"/>
         <w:b/>
         <w:bCs/>
       </w:rPr>
@@ -8856,12 +9206,14 @@
     </w:tblStylePr>
     <w:tblStylePr w:type="firstCol">
       <w:rPr>
+        <w:rFonts w:eastAsia="黑体"/>
         <w:b/>
         <w:bCs/>
       </w:rPr>
     </w:tblStylePr>
     <w:tblStylePr w:type="lastCol">
       <w:rPr>
+        <w:rFonts w:eastAsia="黑体"/>
         <w:b/>
         <w:bCs/>
       </w:rPr>
@@ -8911,12 +9263,14 @@
     </w:tcPr>
     <w:tblStylePr w:type="firstRow">
       <w:rPr>
+        <w:rFonts w:eastAsia="黑体"/>
         <w:b/>
         <w:bCs/>
       </w:rPr>
     </w:tblStylePr>
     <w:tblStylePr w:type="lastRow">
       <w:rPr>
+        <w:rFonts w:eastAsia="黑体"/>
         <w:b/>
         <w:bCs/>
       </w:rPr>
@@ -8929,12 +9283,14 @@
     </w:tblStylePr>
     <w:tblStylePr w:type="firstCol">
       <w:rPr>
+        <w:rFonts w:eastAsia="黑体"/>
         <w:b/>
         <w:bCs/>
       </w:rPr>
     </w:tblStylePr>
     <w:tblStylePr w:type="lastCol">
       <w:rPr>
+        <w:rFonts w:eastAsia="黑体"/>
         <w:b/>
         <w:bCs/>
       </w:rPr>
@@ -8984,12 +9340,14 @@
     </w:tcPr>
     <w:tblStylePr w:type="firstRow">
       <w:rPr>
+        <w:rFonts w:eastAsia="黑体"/>
         <w:b/>
         <w:bCs/>
       </w:rPr>
     </w:tblStylePr>
     <w:tblStylePr w:type="lastRow">
       <w:rPr>
+        <w:rFonts w:eastAsia="黑体"/>
         <w:b/>
         <w:bCs/>
       </w:rPr>
@@ -9002,12 +9360,14 @@
     </w:tblStylePr>
     <w:tblStylePr w:type="firstCol">
       <w:rPr>
+        <w:rFonts w:eastAsia="黑体"/>
         <w:b/>
         <w:bCs/>
       </w:rPr>
     </w:tblStylePr>
     <w:tblStylePr w:type="lastCol">
       <w:rPr>
+        <w:rFonts w:eastAsia="黑体"/>
         <w:b/>
         <w:bCs/>
       </w:rPr>
@@ -9057,12 +9417,14 @@
     </w:tcPr>
     <w:tblStylePr w:type="firstRow">
       <w:rPr>
+        <w:rFonts w:eastAsia="黑体"/>
         <w:b/>
         <w:bCs/>
       </w:rPr>
     </w:tblStylePr>
     <w:tblStylePr w:type="lastRow">
       <w:rPr>
+        <w:rFonts w:eastAsia="黑体"/>
         <w:b/>
         <w:bCs/>
       </w:rPr>
@@ -9075,12 +9437,14 @@
     </w:tblStylePr>
     <w:tblStylePr w:type="firstCol">
       <w:rPr>
+        <w:rFonts w:eastAsia="黑体"/>
         <w:b/>
         <w:bCs/>
       </w:rPr>
     </w:tblStylePr>
     <w:tblStylePr w:type="lastCol">
       <w:rPr>
+        <w:rFonts w:eastAsia="黑体"/>
         <w:b/>
         <w:bCs/>
       </w:rPr>
@@ -9130,12 +9494,14 @@
     </w:tcPr>
     <w:tblStylePr w:type="firstRow">
       <w:rPr>
+        <w:rFonts w:eastAsia="黑体"/>
         <w:b/>
         <w:bCs/>
       </w:rPr>
     </w:tblStylePr>
     <w:tblStylePr w:type="lastRow">
       <w:rPr>
+        <w:rFonts w:eastAsia="黑体"/>
         <w:b/>
         <w:bCs/>
       </w:rPr>
@@ -9148,12 +9514,14 @@
     </w:tblStylePr>
     <w:tblStylePr w:type="firstCol">
       <w:rPr>
+        <w:rFonts w:eastAsia="黑体"/>
         <w:b/>
         <w:bCs/>
       </w:rPr>
     </w:tblStylePr>
     <w:tblStylePr w:type="lastCol">
       <w:rPr>
+        <w:rFonts w:eastAsia="黑体"/>
         <w:b/>
         <w:bCs/>
       </w:rPr>
@@ -9203,12 +9571,14 @@
     </w:tcPr>
     <w:tblStylePr w:type="firstRow">
       <w:rPr>
+        <w:rFonts w:eastAsia="黑体"/>
         <w:b/>
         <w:bCs/>
       </w:rPr>
     </w:tblStylePr>
     <w:tblStylePr w:type="lastRow">
       <w:rPr>
+        <w:rFonts w:eastAsia="黑体"/>
         <w:b/>
         <w:bCs/>
       </w:rPr>
@@ -9221,12 +9591,14 @@
     </w:tblStylePr>
     <w:tblStylePr w:type="firstCol">
       <w:rPr>
+        <w:rFonts w:eastAsia="黑体"/>
         <w:b/>
         <w:bCs/>
       </w:rPr>
     </w:tblStylePr>
     <w:tblStylePr w:type="lastCol">
       <w:rPr>
+        <w:rFonts w:eastAsia="黑体"/>
         <w:b/>
         <w:bCs/>
       </w:rPr>
@@ -9276,12 +9648,14 @@
     </w:tcPr>
     <w:tblStylePr w:type="firstRow">
       <w:rPr>
+        <w:rFonts w:eastAsia="黑体"/>
         <w:b/>
         <w:bCs/>
       </w:rPr>
     </w:tblStylePr>
     <w:tblStylePr w:type="lastRow">
       <w:rPr>
+        <w:rFonts w:eastAsia="黑体"/>
         <w:b/>
         <w:bCs/>
       </w:rPr>
@@ -9294,12 +9668,14 @@
     </w:tblStylePr>
     <w:tblStylePr w:type="firstCol">
       <w:rPr>
+        <w:rFonts w:eastAsia="黑体"/>
         <w:b/>
         <w:bCs/>
       </w:rPr>
     </w:tblStylePr>
     <w:tblStylePr w:type="lastCol">
       <w:rPr>
+        <w:rFonts w:eastAsia="黑体"/>
         <w:b/>
         <w:bCs/>
       </w:rPr>
@@ -9326,7 +9702,7 @@
       <w:spacing w:after="0" w:line="240" w:lineRule="auto"/>
     </w:pPr>
     <w:rPr>
-      <w:rFonts w:asciiTheme="majorHAnsi" w:cstheme="majorBidi" w:eastAsiaTheme="majorEastAsia" w:hAnsiTheme="majorHAnsi"/>
+      <w:rFonts w:asciiTheme="majorHAnsi" w:cstheme="majorBidi" w:hAnsiTheme="majorHAnsi" w:eastAsia="黑体"/>
       <w:color w:themeColor="text1" w:val="000000"/>
     </w:rPr>
     <w:tblPr>
@@ -9353,6 +9729,7 @@
     </w:tcPr>
     <w:tblStylePr w:type="firstRow">
       <w:rPr>
+        <w:rFonts w:eastAsia="黑体"/>
         <w:b/>
         <w:bCs/>
         <w:color w:themeColor="text1" w:val="000000"/>
@@ -9364,6 +9741,7 @@
     </w:tblStylePr>
     <w:tblStylePr w:type="lastRow">
       <w:rPr>
+        <w:rFonts w:eastAsia="黑体"/>
         <w:b/>
         <w:bCs/>
         <w:color w:themeColor="text1" w:val="000000"/>
@@ -9383,6 +9761,7 @@
     </w:tblStylePr>
     <w:tblStylePr w:type="firstCol">
       <w:rPr>
+        <w:rFonts w:eastAsia="黑体"/>
         <w:b/>
         <w:bCs/>
         <w:color w:themeColor="text1" w:val="000000"/>
@@ -9402,6 +9781,7 @@
     </w:tblStylePr>
     <w:tblStylePr w:type="lastCol">
       <w:rPr>
+        <w:rFonts w:eastAsia="黑体"/>
         <w:b w:val="0"/>
         <w:bCs w:val="0"/>
         <w:color w:themeColor="text1" w:val="000000"/>
@@ -9451,7 +9831,7 @@
       <w:spacing w:after="0" w:line="240" w:lineRule="auto"/>
     </w:pPr>
     <w:rPr>
-      <w:rFonts w:asciiTheme="majorHAnsi" w:cstheme="majorBidi" w:eastAsiaTheme="majorEastAsia" w:hAnsiTheme="majorHAnsi"/>
+      <w:rFonts w:asciiTheme="majorHAnsi" w:cstheme="majorBidi" w:hAnsiTheme="majorHAnsi" w:eastAsia="黑体"/>
       <w:color w:themeColor="text1" w:val="000000"/>
     </w:rPr>
     <w:tblPr>
@@ -9478,6 +9858,7 @@
     </w:tcPr>
     <w:tblStylePr w:type="firstRow">
       <w:rPr>
+        <w:rFonts w:eastAsia="黑体"/>
         <w:b/>
         <w:bCs/>
         <w:color w:themeColor="text1" w:val="000000"/>
@@ -9489,6 +9870,7 @@
     </w:tblStylePr>
     <w:tblStylePr w:type="lastRow">
       <w:rPr>
+        <w:rFonts w:eastAsia="黑体"/>
         <w:b/>
         <w:bCs/>
         <w:color w:themeColor="text1" w:val="000000"/>
@@ -9508,6 +9890,7 @@
     </w:tblStylePr>
     <w:tblStylePr w:type="firstCol">
       <w:rPr>
+        <w:rFonts w:eastAsia="黑体"/>
         <w:b/>
         <w:bCs/>
         <w:color w:themeColor="text1" w:val="000000"/>
@@ -9527,6 +9910,7 @@
     </w:tblStylePr>
     <w:tblStylePr w:type="lastCol">
       <w:rPr>
+        <w:rFonts w:eastAsia="黑体"/>
         <w:b w:val="0"/>
         <w:bCs w:val="0"/>
         <w:color w:themeColor="text1" w:val="000000"/>
@@ -9576,7 +9960,7 @@
       <w:spacing w:after="0" w:line="240" w:lineRule="auto"/>
     </w:pPr>
     <w:rPr>
-      <w:rFonts w:asciiTheme="majorHAnsi" w:cstheme="majorBidi" w:eastAsiaTheme="majorEastAsia" w:hAnsiTheme="majorHAnsi"/>
+      <w:rFonts w:asciiTheme="majorHAnsi" w:cstheme="majorBidi" w:hAnsiTheme="majorHAnsi" w:eastAsia="黑体"/>
       <w:color w:themeColor="text1" w:val="000000"/>
     </w:rPr>
     <w:tblPr>
@@ -9603,6 +9987,7 @@
     </w:tcPr>
     <w:tblStylePr w:type="firstRow">
       <w:rPr>
+        <w:rFonts w:eastAsia="黑体"/>
         <w:b/>
         <w:bCs/>
         <w:color w:themeColor="text1" w:val="000000"/>
@@ -9614,6 +9999,7 @@
     </w:tblStylePr>
     <w:tblStylePr w:type="lastRow">
       <w:rPr>
+        <w:rFonts w:eastAsia="黑体"/>
         <w:b/>
         <w:bCs/>
         <w:color w:themeColor="text1" w:val="000000"/>
@@ -9633,6 +10019,7 @@
     </w:tblStylePr>
     <w:tblStylePr w:type="firstCol">
       <w:rPr>
+        <w:rFonts w:eastAsia="黑体"/>
         <w:b/>
         <w:bCs/>
         <w:color w:themeColor="text1" w:val="000000"/>
@@ -9652,6 +10039,7 @@
     </w:tblStylePr>
     <w:tblStylePr w:type="lastCol">
       <w:rPr>
+        <w:rFonts w:eastAsia="黑体"/>
         <w:b w:val="0"/>
         <w:bCs w:val="0"/>
         <w:color w:themeColor="text1" w:val="000000"/>
@@ -9701,7 +10089,7 @@
       <w:spacing w:after="0" w:line="240" w:lineRule="auto"/>
     </w:pPr>
     <w:rPr>
-      <w:rFonts w:asciiTheme="majorHAnsi" w:cstheme="majorBidi" w:eastAsiaTheme="majorEastAsia" w:hAnsiTheme="majorHAnsi"/>
+      <w:rFonts w:asciiTheme="majorHAnsi" w:cstheme="majorBidi" w:hAnsiTheme="majorHAnsi" w:eastAsia="黑体"/>
       <w:color w:themeColor="text1" w:val="000000"/>
     </w:rPr>
     <w:tblPr>
@@ -9728,6 +10116,7 @@
     </w:tcPr>
     <w:tblStylePr w:type="firstRow">
       <w:rPr>
+        <w:rFonts w:eastAsia="黑体"/>
         <w:b/>
         <w:bCs/>
         <w:color w:themeColor="text1" w:val="000000"/>
@@ -9739,6 +10128,7 @@
     </w:tblStylePr>
     <w:tblStylePr w:type="lastRow">
       <w:rPr>
+        <w:rFonts w:eastAsia="黑体"/>
         <w:b/>
         <w:bCs/>
         <w:color w:themeColor="text1" w:val="000000"/>
@@ -9758,6 +10148,7 @@
     </w:tblStylePr>
     <w:tblStylePr w:type="firstCol">
       <w:rPr>
+        <w:rFonts w:eastAsia="黑体"/>
         <w:b/>
         <w:bCs/>
         <w:color w:themeColor="text1" w:val="000000"/>
@@ -9777,6 +10168,7 @@
     </w:tblStylePr>
     <w:tblStylePr w:type="lastCol">
       <w:rPr>
+        <w:rFonts w:eastAsia="黑体"/>
         <w:b w:val="0"/>
         <w:bCs w:val="0"/>
         <w:color w:themeColor="text1" w:val="000000"/>
@@ -9826,7 +10218,7 @@
       <w:spacing w:after="0" w:line="240" w:lineRule="auto"/>
     </w:pPr>
     <w:rPr>
-      <w:rFonts w:asciiTheme="majorHAnsi" w:cstheme="majorBidi" w:eastAsiaTheme="majorEastAsia" w:hAnsiTheme="majorHAnsi"/>
+      <w:rFonts w:asciiTheme="majorHAnsi" w:cstheme="majorBidi" w:hAnsiTheme="majorHAnsi" w:eastAsia="黑体"/>
       <w:color w:themeColor="text1" w:val="000000"/>
     </w:rPr>
     <w:tblPr>
@@ -9853,6 +10245,7 @@
     </w:tcPr>
     <w:tblStylePr w:type="firstRow">
       <w:rPr>
+        <w:rFonts w:eastAsia="黑体"/>
         <w:b/>
         <w:bCs/>
         <w:color w:themeColor="text1" w:val="000000"/>
@@ -9864,6 +10257,7 @@
     </w:tblStylePr>
     <w:tblStylePr w:type="lastRow">
       <w:rPr>
+        <w:rFonts w:eastAsia="黑体"/>
         <w:b/>
         <w:bCs/>
         <w:color w:themeColor="text1" w:val="000000"/>
@@ -9883,6 +10277,7 @@
     </w:tblStylePr>
     <w:tblStylePr w:type="firstCol">
       <w:rPr>
+        <w:rFonts w:eastAsia="黑体"/>
         <w:b/>
         <w:bCs/>
         <w:color w:themeColor="text1" w:val="000000"/>
@@ -9902,6 +10297,7 @@
     </w:tblStylePr>
     <w:tblStylePr w:type="lastCol">
       <w:rPr>
+        <w:rFonts w:eastAsia="黑体"/>
         <w:b w:val="0"/>
         <w:bCs w:val="0"/>
         <w:color w:themeColor="text1" w:val="000000"/>
@@ -9951,7 +10347,7 @@
       <w:spacing w:after="0" w:line="240" w:lineRule="auto"/>
     </w:pPr>
     <w:rPr>
-      <w:rFonts w:asciiTheme="majorHAnsi" w:cstheme="majorBidi" w:eastAsiaTheme="majorEastAsia" w:hAnsiTheme="majorHAnsi"/>
+      <w:rFonts w:asciiTheme="majorHAnsi" w:cstheme="majorBidi" w:hAnsiTheme="majorHAnsi" w:eastAsia="黑体"/>
       <w:color w:themeColor="text1" w:val="000000"/>
     </w:rPr>
     <w:tblPr>
@@ -9978,6 +10374,7 @@
     </w:tcPr>
     <w:tblStylePr w:type="firstRow">
       <w:rPr>
+        <w:rFonts w:eastAsia="黑体"/>
         <w:b/>
         <w:bCs/>
         <w:color w:themeColor="text1" w:val="000000"/>
@@ -9989,6 +10386,7 @@
     </w:tblStylePr>
     <w:tblStylePr w:type="lastRow">
       <w:rPr>
+        <w:rFonts w:eastAsia="黑体"/>
         <w:b/>
         <w:bCs/>
         <w:color w:themeColor="text1" w:val="000000"/>
@@ -10008,6 +10406,7 @@
     </w:tblStylePr>
     <w:tblStylePr w:type="firstCol">
       <w:rPr>
+        <w:rFonts w:eastAsia="黑体"/>
         <w:b/>
         <w:bCs/>
         <w:color w:themeColor="text1" w:val="000000"/>
@@ -10027,6 +10426,7 @@
     </w:tblStylePr>
     <w:tblStylePr w:type="lastCol">
       <w:rPr>
+        <w:rFonts w:eastAsia="黑体"/>
         <w:b w:val="0"/>
         <w:bCs w:val="0"/>
         <w:color w:themeColor="text1" w:val="000000"/>
@@ -10076,7 +10476,7 @@
       <w:spacing w:after="0" w:line="240" w:lineRule="auto"/>
     </w:pPr>
     <w:rPr>
-      <w:rFonts w:asciiTheme="majorHAnsi" w:cstheme="majorBidi" w:eastAsiaTheme="majorEastAsia" w:hAnsiTheme="majorHAnsi"/>
+      <w:rFonts w:asciiTheme="majorHAnsi" w:cstheme="majorBidi" w:hAnsiTheme="majorHAnsi" w:eastAsia="黑体"/>
       <w:color w:themeColor="text1" w:val="000000"/>
     </w:rPr>
     <w:tblPr>
@@ -10103,6 +10503,7 @@
     </w:tcPr>
     <w:tblStylePr w:type="firstRow">
       <w:rPr>
+        <w:rFonts w:eastAsia="黑体"/>
         <w:b/>
         <w:bCs/>
         <w:color w:themeColor="text1" w:val="000000"/>
@@ -10114,6 +10515,7 @@
     </w:tblStylePr>
     <w:tblStylePr w:type="lastRow">
       <w:rPr>
+        <w:rFonts w:eastAsia="黑体"/>
         <w:b/>
         <w:bCs/>
         <w:color w:themeColor="text1" w:val="000000"/>
@@ -10133,6 +10535,7 @@
     </w:tblStylePr>
     <w:tblStylePr w:type="firstCol">
       <w:rPr>
+        <w:rFonts w:eastAsia="黑体"/>
         <w:b/>
         <w:bCs/>
         <w:color w:themeColor="text1" w:val="000000"/>
@@ -10152,6 +10555,7 @@
     </w:tblStylePr>
     <w:tblStylePr w:type="lastCol">
       <w:rPr>
+        <w:rFonts w:eastAsia="黑体"/>
         <w:b w:val="0"/>
         <w:bCs w:val="0"/>
         <w:color w:themeColor="text1" w:val="000000"/>
@@ -10224,6 +10628,7 @@
     </w:tcPr>
     <w:tblStylePr w:type="firstRow">
       <w:rPr>
+        <w:rFonts w:eastAsia="黑体"/>
         <w:b/>
         <w:bCs/>
         <w:i w:val="0"/>
@@ -10245,6 +10650,7 @@
     </w:tblStylePr>
     <w:tblStylePr w:type="lastRow">
       <w:rPr>
+        <w:rFonts w:eastAsia="黑体"/>
         <w:b/>
         <w:bCs/>
         <w:i w:val="0"/>
@@ -10266,6 +10672,7 @@
     </w:tblStylePr>
     <w:tblStylePr w:type="firstCol">
       <w:rPr>
+        <w:rFonts w:eastAsia="黑体"/>
         <w:b/>
         <w:bCs/>
         <w:i w:val="0"/>
@@ -10285,6 +10692,7 @@
     </w:tblStylePr>
     <w:tblStylePr w:type="lastCol">
       <w:rPr>
+        <w:rFonts w:eastAsia="黑体"/>
         <w:b/>
         <w:bCs/>
         <w:i w:val="0"/>
@@ -10365,6 +10773,7 @@
     </w:tcPr>
     <w:tblStylePr w:type="firstRow">
       <w:rPr>
+        <w:rFonts w:eastAsia="黑体"/>
         <w:b/>
         <w:bCs/>
         <w:i w:val="0"/>
@@ -10386,6 +10795,7 @@
     </w:tblStylePr>
     <w:tblStylePr w:type="lastRow">
       <w:rPr>
+        <w:rFonts w:eastAsia="黑体"/>
         <w:b/>
         <w:bCs/>
         <w:i w:val="0"/>
@@ -10407,6 +10817,7 @@
     </w:tblStylePr>
     <w:tblStylePr w:type="firstCol">
       <w:rPr>
+        <w:rFonts w:eastAsia="黑体"/>
         <w:b/>
         <w:bCs/>
         <w:i w:val="0"/>
@@ -10426,6 +10837,7 @@
     </w:tblStylePr>
     <w:tblStylePr w:type="lastCol">
       <w:rPr>
+        <w:rFonts w:eastAsia="黑体"/>
         <w:b/>
         <w:bCs/>
         <w:i w:val="0"/>
@@ -10506,6 +10918,7 @@
     </w:tcPr>
     <w:tblStylePr w:type="firstRow">
       <w:rPr>
+        <w:rFonts w:eastAsia="黑体"/>
         <w:b/>
         <w:bCs/>
         <w:i w:val="0"/>
@@ -10527,6 +10940,7 @@
     </w:tblStylePr>
     <w:tblStylePr w:type="lastRow">
       <w:rPr>
+        <w:rFonts w:eastAsia="黑体"/>
         <w:b/>
         <w:bCs/>
         <w:i w:val="0"/>
@@ -10548,6 +10962,7 @@
     </w:tblStylePr>
     <w:tblStylePr w:type="firstCol">
       <w:rPr>
+        <w:rFonts w:eastAsia="黑体"/>
         <w:b/>
         <w:bCs/>
         <w:i w:val="0"/>
@@ -10567,6 +10982,7 @@
     </w:tblStylePr>
     <w:tblStylePr w:type="lastCol">
       <w:rPr>
+        <w:rFonts w:eastAsia="黑体"/>
         <w:b/>
         <w:bCs/>
         <w:i w:val="0"/>
@@ -10647,6 +11063,7 @@
     </w:tcPr>
     <w:tblStylePr w:type="firstRow">
       <w:rPr>
+        <w:rFonts w:eastAsia="黑体"/>
         <w:b/>
         <w:bCs/>
         <w:i w:val="0"/>
@@ -10668,6 +11085,7 @@
     </w:tblStylePr>
     <w:tblStylePr w:type="lastRow">
       <w:rPr>
+        <w:rFonts w:eastAsia="黑体"/>
         <w:b/>
         <w:bCs/>
         <w:i w:val="0"/>
@@ -10689,6 +11107,7 @@
     </w:tblStylePr>
     <w:tblStylePr w:type="firstCol">
       <w:rPr>
+        <w:rFonts w:eastAsia="黑体"/>
         <w:b/>
         <w:bCs/>
         <w:i w:val="0"/>
@@ -10708,6 +11127,7 @@
     </w:tblStylePr>
     <w:tblStylePr w:type="lastCol">
       <w:rPr>
+        <w:rFonts w:eastAsia="黑体"/>
         <w:b/>
         <w:bCs/>
         <w:i w:val="0"/>
@@ -10788,6 +11208,7 @@
     </w:tcPr>
     <w:tblStylePr w:type="firstRow">
       <w:rPr>
+        <w:rFonts w:eastAsia="黑体"/>
         <w:b/>
         <w:bCs/>
         <w:i w:val="0"/>
@@ -10809,6 +11230,7 @@
     </w:tblStylePr>
     <w:tblStylePr w:type="lastRow">
       <w:rPr>
+        <w:rFonts w:eastAsia="黑体"/>
         <w:b/>
         <w:bCs/>
         <w:i w:val="0"/>
@@ -10830,6 +11252,7 @@
     </w:tblStylePr>
     <w:tblStylePr w:type="firstCol">
       <w:rPr>
+        <w:rFonts w:eastAsia="黑体"/>
         <w:b/>
         <w:bCs/>
         <w:i w:val="0"/>
@@ -10849,6 +11272,7 @@
     </w:tblStylePr>
     <w:tblStylePr w:type="lastCol">
       <w:rPr>
+        <w:rFonts w:eastAsia="黑体"/>
         <w:b/>
         <w:bCs/>
         <w:i w:val="0"/>
@@ -10929,6 +11353,7 @@
     </w:tcPr>
     <w:tblStylePr w:type="firstRow">
       <w:rPr>
+        <w:rFonts w:eastAsia="黑体"/>
         <w:b/>
         <w:bCs/>
         <w:i w:val="0"/>
@@ -10950,6 +11375,7 @@
     </w:tblStylePr>
     <w:tblStylePr w:type="lastRow">
       <w:rPr>
+        <w:rFonts w:eastAsia="黑体"/>
         <w:b/>
         <w:bCs/>
         <w:i w:val="0"/>
@@ -10971,6 +11397,7 @@
     </w:tblStylePr>
     <w:tblStylePr w:type="firstCol">
       <w:rPr>
+        <w:rFonts w:eastAsia="黑体"/>
         <w:b/>
         <w:bCs/>
         <w:i w:val="0"/>
@@ -10990,6 +11417,7 @@
     </w:tblStylePr>
     <w:tblStylePr w:type="lastCol">
       <w:rPr>
+        <w:rFonts w:eastAsia="黑体"/>
         <w:b/>
         <w:bCs/>
         <w:i w:val="0"/>
@@ -11070,6 +11498,7 @@
     </w:tcPr>
     <w:tblStylePr w:type="firstRow">
       <w:rPr>
+        <w:rFonts w:eastAsia="黑体"/>
         <w:b/>
         <w:bCs/>
         <w:i w:val="0"/>
@@ -11091,6 +11520,7 @@
     </w:tblStylePr>
     <w:tblStylePr w:type="lastRow">
       <w:rPr>
+        <w:rFonts w:eastAsia="黑体"/>
         <w:b/>
         <w:bCs/>
         <w:i w:val="0"/>
@@ -11112,6 +11542,7 @@
     </w:tblStylePr>
     <w:tblStylePr w:type="firstCol">
       <w:rPr>
+        <w:rFonts w:eastAsia="黑体"/>
         <w:b/>
         <w:bCs/>
         <w:i w:val="0"/>
@@ -11131,6 +11562,7 @@
     </w:tblStylePr>
     <w:tblStylePr w:type="lastCol">
       <w:rPr>
+        <w:rFonts w:eastAsia="黑体"/>
         <w:b/>
         <w:bCs/>
         <w:i w:val="0"/>
@@ -11188,6 +11620,7 @@
       <w:spacing w:after="0" w:line="240" w:lineRule="auto"/>
     </w:pPr>
     <w:rPr>
+      <w:rFonts w:eastAsia="黑体"/>
       <w:color w:themeColor="background1" w:val="FFFFFF"/>
     </w:rPr>
     <w:tblPr>
@@ -11206,6 +11639,7 @@
     </w:tcPr>
     <w:tblStylePr w:type="firstRow">
       <w:rPr>
+        <w:rFonts w:eastAsia="黑体"/>
         <w:b/>
         <w:bCs/>
       </w:rPr>
@@ -11302,6 +11736,7 @@
       <w:spacing w:after="0" w:line="240" w:lineRule="auto"/>
     </w:pPr>
     <w:rPr>
+      <w:rFonts w:eastAsia="黑体"/>
       <w:color w:themeColor="background1" w:val="FFFFFF"/>
     </w:rPr>
     <w:tblPr>
@@ -11320,6 +11755,7 @@
     </w:tcPr>
     <w:tblStylePr w:type="firstRow">
       <w:rPr>
+        <w:rFonts w:eastAsia="黑体"/>
         <w:b/>
         <w:bCs/>
       </w:rPr>
@@ -11416,6 +11852,7 @@
       <w:spacing w:after="0" w:line="240" w:lineRule="auto"/>
     </w:pPr>
     <w:rPr>
+      <w:rFonts w:eastAsia="黑体"/>
       <w:color w:themeColor="background1" w:val="FFFFFF"/>
     </w:rPr>
     <w:tblPr>
@@ -11434,6 +11871,7 @@
     </w:tcPr>
     <w:tblStylePr w:type="firstRow">
       <w:rPr>
+        <w:rFonts w:eastAsia="黑体"/>
         <w:b/>
         <w:bCs/>
       </w:rPr>
@@ -11530,6 +11968,7 @@
       <w:spacing w:after="0" w:line="240" w:lineRule="auto"/>
     </w:pPr>
     <w:rPr>
+      <w:rFonts w:eastAsia="黑体"/>
       <w:color w:themeColor="background1" w:val="FFFFFF"/>
     </w:rPr>
     <w:tblPr>
@@ -11548,6 +11987,7 @@
     </w:tcPr>
     <w:tblStylePr w:type="firstRow">
       <w:rPr>
+        <w:rFonts w:eastAsia="黑体"/>
         <w:b/>
         <w:bCs/>
       </w:rPr>
@@ -11644,6 +12084,7 @@
       <w:spacing w:after="0" w:line="240" w:lineRule="auto"/>
     </w:pPr>
     <w:rPr>
+      <w:rFonts w:eastAsia="黑体"/>
       <w:color w:themeColor="background1" w:val="FFFFFF"/>
     </w:rPr>
     <w:tblPr>
@@ -11662,6 +12103,7 @@
     </w:tcPr>
     <w:tblStylePr w:type="firstRow">
       <w:rPr>
+        <w:rFonts w:eastAsia="黑体"/>
         <w:b/>
         <w:bCs/>
       </w:rPr>
@@ -11758,6 +12200,7 @@
       <w:spacing w:after="0" w:line="240" w:lineRule="auto"/>
     </w:pPr>
     <w:rPr>
+      <w:rFonts w:eastAsia="黑体"/>
       <w:color w:themeColor="background1" w:val="FFFFFF"/>
     </w:rPr>
     <w:tblPr>
@@ -11776,6 +12219,7 @@
     </w:tcPr>
     <w:tblStylePr w:type="firstRow">
       <w:rPr>
+        <w:rFonts w:eastAsia="黑体"/>
         <w:b/>
         <w:bCs/>
       </w:rPr>
@@ -11872,6 +12316,7 @@
       <w:spacing w:after="0" w:line="240" w:lineRule="auto"/>
     </w:pPr>
     <w:rPr>
+      <w:rFonts w:eastAsia="黑体"/>
       <w:color w:themeColor="background1" w:val="FFFFFF"/>
     </w:rPr>
     <w:tblPr>
@@ -11890,6 +12335,7 @@
     </w:tcPr>
     <w:tblStylePr w:type="firstRow">
       <w:rPr>
+        <w:rFonts w:eastAsia="黑体"/>
         <w:b/>
         <w:bCs/>
       </w:rPr>
@@ -11986,6 +12432,7 @@
       <w:spacing w:after="0" w:line="240" w:lineRule="auto"/>
     </w:pPr>
     <w:rPr>
+      <w:rFonts w:eastAsia="黑体"/>
       <w:color w:themeColor="text1" w:val="000000"/>
     </w:rPr>
     <w:tblPr>
@@ -12012,6 +12459,7 @@
     </w:tcPr>
     <w:tblStylePr w:type="firstRow">
       <w:rPr>
+        <w:rFonts w:eastAsia="黑体"/>
         <w:b/>
         <w:bCs/>
       </w:rPr>
@@ -12030,6 +12478,7 @@
     </w:tblStylePr>
     <w:tblStylePr w:type="lastRow">
       <w:rPr>
+        <w:rFonts w:eastAsia="黑体"/>
         <w:b/>
         <w:bCs/>
         <w:color w:themeColor="background1" w:val="FFFFFF"/>
@@ -12044,6 +12493,7 @@
     </w:tblStylePr>
     <w:tblStylePr w:type="firstCol">
       <w:rPr>
+        <w:rFonts w:eastAsia="黑体"/>
         <w:color w:themeColor="background1" w:val="FFFFFF"/>
       </w:rPr>
       <w:tblPr/>
@@ -12061,6 +12511,7 @@
     </w:tblStylePr>
     <w:tblStylePr w:type="lastCol">
       <w:rPr>
+        <w:rFonts w:eastAsia="黑体"/>
         <w:color w:themeColor="background1" w:val="FFFFFF"/>
       </w:rPr>
       <w:tblPr/>
@@ -12090,11 +12541,13 @@
     </w:tblStylePr>
     <w:tblStylePr w:type="neCell">
       <w:rPr>
+        <w:rFonts w:eastAsia="黑体"/>
         <w:color w:themeColor="text1" w:val="000000"/>
       </w:rPr>
     </w:tblStylePr>
     <w:tblStylePr w:type="nwCell">
       <w:rPr>
+        <w:rFonts w:eastAsia="黑体"/>
         <w:color w:themeColor="text1" w:val="000000"/>
       </w:rPr>
     </w:tblStylePr>
@@ -12108,6 +12561,7 @@
       <w:spacing w:after="0" w:line="240" w:lineRule="auto"/>
     </w:pPr>
     <w:rPr>
+      <w:rFonts w:eastAsia="黑体"/>
       <w:color w:themeColor="text1" w:val="000000"/>
     </w:rPr>
     <w:tblPr>
@@ -12134,6 +12588,7 @@
     </w:tcPr>
     <w:tblStylePr w:type="firstRow">
       <w:rPr>
+        <w:rFonts w:eastAsia="黑体"/>
         <w:b/>
         <w:bCs/>
       </w:rPr>
@@ -12152,6 +12607,7 @@
     </w:tblStylePr>
     <w:tblStylePr w:type="lastRow">
       <w:rPr>
+        <w:rFonts w:eastAsia="黑体"/>
         <w:b/>
         <w:bCs/>
         <w:color w:themeColor="background1" w:val="FFFFFF"/>
@@ -12166,6 +12622,7 @@
     </w:tblStylePr>
     <w:tblStylePr w:type="firstCol">
       <w:rPr>
+        <w:rFonts w:eastAsia="黑体"/>
         <w:color w:themeColor="background1" w:val="FFFFFF"/>
       </w:rPr>
       <w:tblPr/>
@@ -12183,6 +12640,7 @@
     </w:tblStylePr>
     <w:tblStylePr w:type="lastCol">
       <w:rPr>
+        <w:rFonts w:eastAsia="黑体"/>
         <w:color w:themeColor="background1" w:val="FFFFFF"/>
       </w:rPr>
       <w:tblPr/>
@@ -12212,11 +12670,13 @@
     </w:tblStylePr>
     <w:tblStylePr w:type="neCell">
       <w:rPr>
+        <w:rFonts w:eastAsia="黑体"/>
         <w:color w:themeColor="text1" w:val="000000"/>
       </w:rPr>
     </w:tblStylePr>
     <w:tblStylePr w:type="nwCell">
       <w:rPr>
+        <w:rFonts w:eastAsia="黑体"/>
         <w:color w:themeColor="text1" w:val="000000"/>
       </w:rPr>
     </w:tblStylePr>
@@ -12230,6 +12690,7 @@
       <w:spacing w:after="0" w:line="240" w:lineRule="auto"/>
     </w:pPr>
     <w:rPr>
+      <w:rFonts w:eastAsia="黑体"/>
       <w:color w:themeColor="text1" w:val="000000"/>
     </w:rPr>
     <w:tblPr>
@@ -12256,6 +12717,7 @@
     </w:tcPr>
     <w:tblStylePr w:type="firstRow">
       <w:rPr>
+        <w:rFonts w:eastAsia="黑体"/>
         <w:b/>
         <w:bCs/>
       </w:rPr>
@@ -12274,6 +12736,7 @@
     </w:tblStylePr>
     <w:tblStylePr w:type="lastRow">
       <w:rPr>
+        <w:rFonts w:eastAsia="黑体"/>
         <w:b/>
         <w:bCs/>
         <w:color w:themeColor="background1" w:val="FFFFFF"/>
@@ -12288,6 +12751,7 @@
     </w:tblStylePr>
     <w:tblStylePr w:type="firstCol">
       <w:rPr>
+        <w:rFonts w:eastAsia="黑体"/>
         <w:color w:themeColor="background1" w:val="FFFFFF"/>
       </w:rPr>
       <w:tblPr/>
@@ -12305,6 +12769,7 @@
     </w:tblStylePr>
     <w:tblStylePr w:type="lastCol">
       <w:rPr>
+        <w:rFonts w:eastAsia="黑体"/>
         <w:color w:themeColor="background1" w:val="FFFFFF"/>
       </w:rPr>
       <w:tblPr/>
@@ -12334,11 +12799,13 @@
     </w:tblStylePr>
     <w:tblStylePr w:type="neCell">
       <w:rPr>
+        <w:rFonts w:eastAsia="黑体"/>
         <w:color w:themeColor="text1" w:val="000000"/>
       </w:rPr>
     </w:tblStylePr>
     <w:tblStylePr w:type="nwCell">
       <w:rPr>
+        <w:rFonts w:eastAsia="黑体"/>
         <w:color w:themeColor="text1" w:val="000000"/>
       </w:rPr>
     </w:tblStylePr>
@@ -12352,6 +12819,7 @@
       <w:spacing w:after="0" w:line="240" w:lineRule="auto"/>
     </w:pPr>
     <w:rPr>
+      <w:rFonts w:eastAsia="黑体"/>
       <w:color w:themeColor="text1" w:val="000000"/>
     </w:rPr>
     <w:tblPr>
@@ -12378,6 +12846,7 @@
     </w:tcPr>
     <w:tblStylePr w:type="firstRow">
       <w:rPr>
+        <w:rFonts w:eastAsia="黑体"/>
         <w:b/>
         <w:bCs/>
       </w:rPr>
@@ -12396,6 +12865,7 @@
     </w:tblStylePr>
     <w:tblStylePr w:type="lastRow">
       <w:rPr>
+        <w:rFonts w:eastAsia="黑体"/>
         <w:b/>
         <w:bCs/>
         <w:color w:themeColor="background1" w:val="FFFFFF"/>
@@ -12410,6 +12880,7 @@
     </w:tblStylePr>
     <w:tblStylePr w:type="firstCol">
       <w:rPr>
+        <w:rFonts w:eastAsia="黑体"/>
         <w:color w:themeColor="background1" w:val="FFFFFF"/>
       </w:rPr>
       <w:tblPr/>
@@ -12427,6 +12898,7 @@
     </w:tblStylePr>
     <w:tblStylePr w:type="lastCol">
       <w:rPr>
+        <w:rFonts w:eastAsia="黑体"/>
         <w:color w:themeColor="background1" w:val="FFFFFF"/>
       </w:rPr>
       <w:tblPr/>
@@ -12464,6 +12936,7 @@
       <w:spacing w:after="0" w:line="240" w:lineRule="auto"/>
     </w:pPr>
     <w:rPr>
+      <w:rFonts w:eastAsia="黑体"/>
       <w:color w:themeColor="text1" w:val="000000"/>
     </w:rPr>
     <w:tblPr>
@@ -12490,6 +12963,7 @@
     </w:tcPr>
     <w:tblStylePr w:type="firstRow">
       <w:rPr>
+        <w:rFonts w:eastAsia="黑体"/>
         <w:b/>
         <w:bCs/>
       </w:rPr>
@@ -12508,6 +12982,7 @@
     </w:tblStylePr>
     <w:tblStylePr w:type="lastRow">
       <w:rPr>
+        <w:rFonts w:eastAsia="黑体"/>
         <w:b/>
         <w:bCs/>
         <w:color w:themeColor="background1" w:val="FFFFFF"/>
@@ -12522,6 +12997,7 @@
     </w:tblStylePr>
     <w:tblStylePr w:type="firstCol">
       <w:rPr>
+        <w:rFonts w:eastAsia="黑体"/>
         <w:color w:themeColor="background1" w:val="FFFFFF"/>
       </w:rPr>
       <w:tblPr/>
@@ -12539,6 +13015,7 @@
     </w:tblStylePr>
     <w:tblStylePr w:type="lastCol">
       <w:rPr>
+        <w:rFonts w:eastAsia="黑体"/>
         <w:color w:themeColor="background1" w:val="FFFFFF"/>
       </w:rPr>
       <w:tblPr/>
@@ -12568,11 +13045,13 @@
     </w:tblStylePr>
     <w:tblStylePr w:type="neCell">
       <w:rPr>
+        <w:rFonts w:eastAsia="黑体"/>
         <w:color w:themeColor="text1" w:val="000000"/>
       </w:rPr>
     </w:tblStylePr>
     <w:tblStylePr w:type="nwCell">
       <w:rPr>
+        <w:rFonts w:eastAsia="黑体"/>
         <w:color w:themeColor="text1" w:val="000000"/>
       </w:rPr>
     </w:tblStylePr>
@@ -12586,6 +13065,7 @@
       <w:spacing w:after="0" w:line="240" w:lineRule="auto"/>
     </w:pPr>
     <w:rPr>
+      <w:rFonts w:eastAsia="黑体"/>
       <w:color w:themeColor="text1" w:val="000000"/>
     </w:rPr>
     <w:tblPr>
@@ -12612,6 +13092,7 @@
     </w:tcPr>
     <w:tblStylePr w:type="firstRow">
       <w:rPr>
+        <w:rFonts w:eastAsia="黑体"/>
         <w:b/>
         <w:bCs/>
       </w:rPr>
@@ -12630,6 +13111,7 @@
     </w:tblStylePr>
     <w:tblStylePr w:type="lastRow">
       <w:rPr>
+        <w:rFonts w:eastAsia="黑体"/>
         <w:b/>
         <w:bCs/>
         <w:color w:themeColor="background1" w:val="FFFFFF"/>
@@ -12644,6 +13126,7 @@
     </w:tblStylePr>
     <w:tblStylePr w:type="firstCol">
       <w:rPr>
+        <w:rFonts w:eastAsia="黑体"/>
         <w:color w:themeColor="background1" w:val="FFFFFF"/>
       </w:rPr>
       <w:tblPr/>
@@ -12661,6 +13144,7 @@
     </w:tblStylePr>
     <w:tblStylePr w:type="lastCol">
       <w:rPr>
+        <w:rFonts w:eastAsia="黑体"/>
         <w:color w:themeColor="background1" w:val="FFFFFF"/>
       </w:rPr>
       <w:tblPr/>
@@ -12690,11 +13174,13 @@
     </w:tblStylePr>
     <w:tblStylePr w:type="neCell">
       <w:rPr>
+        <w:rFonts w:eastAsia="黑体"/>
         <w:color w:themeColor="text1" w:val="000000"/>
       </w:rPr>
     </w:tblStylePr>
     <w:tblStylePr w:type="nwCell">
       <w:rPr>
+        <w:rFonts w:eastAsia="黑体"/>
         <w:color w:themeColor="text1" w:val="000000"/>
       </w:rPr>
     </w:tblStylePr>
@@ -12708,6 +13194,7 @@
       <w:spacing w:after="0" w:line="240" w:lineRule="auto"/>
     </w:pPr>
     <w:rPr>
+      <w:rFonts w:eastAsia="黑体"/>
       <w:color w:themeColor="text1" w:val="000000"/>
     </w:rPr>
     <w:tblPr>
@@ -12734,6 +13221,7 @@
     </w:tcPr>
     <w:tblStylePr w:type="firstRow">
       <w:rPr>
+        <w:rFonts w:eastAsia="黑体"/>
         <w:b/>
         <w:bCs/>
       </w:rPr>
@@ -12752,6 +13240,7 @@
     </w:tblStylePr>
     <w:tblStylePr w:type="lastRow">
       <w:rPr>
+        <w:rFonts w:eastAsia="黑体"/>
         <w:b/>
         <w:bCs/>
         <w:color w:themeColor="background1" w:val="FFFFFF"/>
@@ -12766,6 +13255,7 @@
     </w:tblStylePr>
     <w:tblStylePr w:type="firstCol">
       <w:rPr>
+        <w:rFonts w:eastAsia="黑体"/>
         <w:color w:themeColor="background1" w:val="FFFFFF"/>
       </w:rPr>
       <w:tblPr/>
@@ -12783,6 +13273,7 @@
     </w:tblStylePr>
     <w:tblStylePr w:type="lastCol">
       <w:rPr>
+        <w:rFonts w:eastAsia="黑体"/>
         <w:color w:themeColor="background1" w:val="FFFFFF"/>
       </w:rPr>
       <w:tblPr/>
@@ -12812,11 +13303,13 @@
     </w:tblStylePr>
     <w:tblStylePr w:type="neCell">
       <w:rPr>
+        <w:rFonts w:eastAsia="黑体"/>
         <w:color w:themeColor="text1" w:val="000000"/>
       </w:rPr>
     </w:tblStylePr>
     <w:tblStylePr w:type="nwCell">
       <w:rPr>
+        <w:rFonts w:eastAsia="黑体"/>
         <w:color w:themeColor="text1" w:val="000000"/>
       </w:rPr>
     </w:tblStylePr>
@@ -12830,6 +13323,7 @@
       <w:spacing w:after="0" w:line="240" w:lineRule="auto"/>
     </w:pPr>
     <w:rPr>
+      <w:rFonts w:eastAsia="黑体"/>
       <w:color w:themeColor="text1" w:val="000000"/>
     </w:rPr>
     <w:tblPr>
@@ -12848,6 +13342,7 @@
     </w:tcPr>
     <w:tblStylePr w:type="firstRow">
       <w:rPr>
+        <w:rFonts w:eastAsia="黑体"/>
         <w:b/>
         <w:bCs/>
         <w:color w:themeColor="background1" w:val="FFFFFF"/>
@@ -12862,6 +13357,7 @@
     </w:tblStylePr>
     <w:tblStylePr w:type="lastRow">
       <w:rPr>
+        <w:rFonts w:eastAsia="黑体"/>
         <w:b/>
         <w:bCs/>
         <w:color w:themeColor="accent2" w:themeShade="CC" w:val="9E3A38"/>
@@ -12876,12 +13372,14 @@
     </w:tblStylePr>
     <w:tblStylePr w:type="firstCol">
       <w:rPr>
+        <w:rFonts w:eastAsia="黑体"/>
         <w:b/>
         <w:bCs/>
       </w:rPr>
     </w:tblStylePr>
     <w:tblStylePr w:type="lastCol">
       <w:rPr>
+        <w:rFonts w:eastAsia="黑体"/>
         <w:b/>
         <w:bCs/>
       </w:rPr>
@@ -12916,6 +13414,7 @@
       <w:spacing w:after="0" w:line="240" w:lineRule="auto"/>
     </w:pPr>
     <w:rPr>
+      <w:rFonts w:eastAsia="黑体"/>
       <w:color w:themeColor="text1" w:val="000000"/>
     </w:rPr>
     <w:tblPr>
@@ -12934,6 +13433,7 @@
     </w:tcPr>
     <w:tblStylePr w:type="firstRow">
       <w:rPr>
+        <w:rFonts w:eastAsia="黑体"/>
         <w:b/>
         <w:bCs/>
         <w:color w:themeColor="background1" w:val="FFFFFF"/>
@@ -12948,6 +13448,7 @@
     </w:tblStylePr>
     <w:tblStylePr w:type="lastRow">
       <w:rPr>
+        <w:rFonts w:eastAsia="黑体"/>
         <w:b/>
         <w:bCs/>
         <w:color w:themeColor="accent2" w:themeShade="CC" w:val="9E3A38"/>
@@ -12962,12 +13463,14 @@
     </w:tblStylePr>
     <w:tblStylePr w:type="firstCol">
       <w:rPr>
+        <w:rFonts w:eastAsia="黑体"/>
         <w:b/>
         <w:bCs/>
       </w:rPr>
     </w:tblStylePr>
     <w:tblStylePr w:type="lastCol">
       <w:rPr>
+        <w:rFonts w:eastAsia="黑体"/>
         <w:b/>
         <w:bCs/>
       </w:rPr>
@@ -13002,6 +13505,7 @@
       <w:spacing w:after="0" w:line="240" w:lineRule="auto"/>
     </w:pPr>
     <w:rPr>
+      <w:rFonts w:eastAsia="黑体"/>
       <w:color w:themeColor="text1" w:val="000000"/>
     </w:rPr>
     <w:tblPr>
@@ -13020,6 +13524,7 @@
     </w:tcPr>
     <w:tblStylePr w:type="firstRow">
       <w:rPr>
+        <w:rFonts w:eastAsia="黑体"/>
         <w:b/>
         <w:bCs/>
         <w:color w:themeColor="background1" w:val="FFFFFF"/>
@@ -13034,6 +13539,7 @@
     </w:tblStylePr>
     <w:tblStylePr w:type="lastRow">
       <w:rPr>
+        <w:rFonts w:eastAsia="黑体"/>
         <w:b/>
         <w:bCs/>
         <w:color w:themeColor="accent2" w:themeShade="CC" w:val="9E3A38"/>
@@ -13048,12 +13554,14 @@
     </w:tblStylePr>
     <w:tblStylePr w:type="firstCol">
       <w:rPr>
+        <w:rFonts w:eastAsia="黑体"/>
         <w:b/>
         <w:bCs/>
       </w:rPr>
     </w:tblStylePr>
     <w:tblStylePr w:type="lastCol">
       <w:rPr>
+        <w:rFonts w:eastAsia="黑体"/>
         <w:b/>
         <w:bCs/>
       </w:rPr>
@@ -13088,6 +13596,7 @@
       <w:spacing w:after="0" w:line="240" w:lineRule="auto"/>
     </w:pPr>
     <w:rPr>
+      <w:rFonts w:eastAsia="黑体"/>
       <w:color w:themeColor="text1" w:val="000000"/>
     </w:rPr>
     <w:tblPr>
@@ -13106,6 +13615,7 @@
     </w:tcPr>
     <w:tblStylePr w:type="firstRow">
       <w:rPr>
+        <w:rFonts w:eastAsia="黑体"/>
         <w:b/>
         <w:bCs/>
         <w:color w:themeColor="background1" w:val="FFFFFF"/>
@@ -13120,6 +13630,7 @@
     </w:tblStylePr>
     <w:tblStylePr w:type="lastRow">
       <w:rPr>
+        <w:rFonts w:eastAsia="黑体"/>
         <w:b/>
         <w:bCs/>
         <w:color w:themeColor="accent4" w:themeShade="CC" w:val="664E82"/>
@@ -13134,12 +13645,14 @@
     </w:tblStylePr>
     <w:tblStylePr w:type="firstCol">
       <w:rPr>
+        <w:rFonts w:eastAsia="黑体"/>
         <w:b/>
         <w:bCs/>
       </w:rPr>
     </w:tblStylePr>
     <w:tblStylePr w:type="lastCol">
       <w:rPr>
+        <w:rFonts w:eastAsia="黑体"/>
         <w:b/>
         <w:bCs/>
       </w:rPr>
@@ -13174,6 +13687,7 @@
       <w:spacing w:after="0" w:line="240" w:lineRule="auto"/>
     </w:pPr>
     <w:rPr>
+      <w:rFonts w:eastAsia="黑体"/>
       <w:color w:themeColor="text1" w:val="000000"/>
     </w:rPr>
     <w:tblPr>
@@ -13192,6 +13706,7 @@
     </w:tcPr>
     <w:tblStylePr w:type="firstRow">
       <w:rPr>
+        <w:rFonts w:eastAsia="黑体"/>
         <w:b/>
         <w:bCs/>
         <w:color w:themeColor="background1" w:val="FFFFFF"/>
@@ -13206,6 +13721,7 @@
     </w:tblStylePr>
     <w:tblStylePr w:type="lastRow">
       <w:rPr>
+        <w:rFonts w:eastAsia="黑体"/>
         <w:b/>
         <w:bCs/>
         <w:color w:themeColor="accent3" w:themeShade="CC" w:val="7E9C40"/>
@@ -13220,12 +13736,14 @@
     </w:tblStylePr>
     <w:tblStylePr w:type="firstCol">
       <w:rPr>
+        <w:rFonts w:eastAsia="黑体"/>
         <w:b/>
         <w:bCs/>
       </w:rPr>
     </w:tblStylePr>
     <w:tblStylePr w:type="lastCol">
       <w:rPr>
+        <w:rFonts w:eastAsia="黑体"/>
         <w:b/>
         <w:bCs/>
       </w:rPr>
@@ -13260,6 +13778,7 @@
       <w:spacing w:after="0" w:line="240" w:lineRule="auto"/>
     </w:pPr>
     <w:rPr>
+      <w:rFonts w:eastAsia="黑体"/>
       <w:color w:themeColor="text1" w:val="000000"/>
     </w:rPr>
     <w:tblPr>
@@ -13278,6 +13797,7 @@
     </w:tcPr>
     <w:tblStylePr w:type="firstRow">
       <w:rPr>
+        <w:rFonts w:eastAsia="黑体"/>
         <w:b/>
         <w:bCs/>
         <w:color w:themeColor="background1" w:val="FFFFFF"/>
@@ -13292,6 +13812,7 @@
     </w:tblStylePr>
     <w:tblStylePr w:type="lastRow">
       <w:rPr>
+        <w:rFonts w:eastAsia="黑体"/>
         <w:b/>
         <w:bCs/>
         <w:color w:themeColor="accent6" w:themeShade="CC" w:val="F2730A"/>
@@ -13306,12 +13827,14 @@
     </w:tblStylePr>
     <w:tblStylePr w:type="firstCol">
       <w:rPr>
+        <w:rFonts w:eastAsia="黑体"/>
         <w:b/>
         <w:bCs/>
       </w:rPr>
     </w:tblStylePr>
     <w:tblStylePr w:type="lastCol">
       <w:rPr>
+        <w:rFonts w:eastAsia="黑体"/>
         <w:b/>
         <w:bCs/>
       </w:rPr>
@@ -13346,6 +13869,7 @@
       <w:spacing w:after="0" w:line="240" w:lineRule="auto"/>
     </w:pPr>
     <w:rPr>
+      <w:rFonts w:eastAsia="黑体"/>
       <w:color w:themeColor="text1" w:val="000000"/>
     </w:rPr>
     <w:tblPr>
@@ -13364,6 +13888,7 @@
     </w:tcPr>
     <w:tblStylePr w:type="firstRow">
       <w:rPr>
+        <w:rFonts w:eastAsia="黑体"/>
         <w:b/>
         <w:bCs/>
         <w:color w:themeColor="background1" w:val="FFFFFF"/>
@@ -13378,6 +13903,7 @@
     </w:tblStylePr>
     <w:tblStylePr w:type="lastRow">
       <w:rPr>
+        <w:rFonts w:eastAsia="黑体"/>
         <w:b/>
         <w:bCs/>
         <w:color w:themeColor="accent5" w:themeShade="CC" w:val="348DA5"/>
@@ -13392,12 +13918,14 @@
     </w:tblStylePr>
     <w:tblStylePr w:type="firstCol">
       <w:rPr>
+        <w:rFonts w:eastAsia="黑体"/>
         <w:b/>
         <w:bCs/>
       </w:rPr>
     </w:tblStylePr>
     <w:tblStylePr w:type="lastCol">
       <w:rPr>
+        <w:rFonts w:eastAsia="黑体"/>
         <w:b/>
         <w:bCs/>
       </w:rPr>
@@ -13432,6 +13960,7 @@
       <w:spacing w:after="0" w:line="240" w:lineRule="auto"/>
     </w:pPr>
     <w:rPr>
+      <w:rFonts w:eastAsia="黑体"/>
       <w:color w:themeColor="text1" w:val="000000"/>
     </w:rPr>
     <w:tblPr>
@@ -13453,6 +13982,7 @@
     </w:tcPr>
     <w:tblStylePr w:type="firstRow">
       <w:rPr>
+        <w:rFonts w:eastAsia="黑体"/>
         <w:b/>
         <w:bCs/>
       </w:rPr>
@@ -13463,6 +13993,7 @@
     </w:tblStylePr>
     <w:tblStylePr w:type="lastRow">
       <w:rPr>
+        <w:rFonts w:eastAsia="黑体"/>
         <w:b/>
         <w:bCs/>
         <w:color w:themeColor="text1" w:val="000000"/>
@@ -13474,6 +14005,7 @@
     </w:tblStylePr>
     <w:tblStylePr w:type="firstCol">
       <w:rPr>
+        <w:rFonts w:eastAsia="黑体"/>
         <w:color w:themeColor="background1" w:val="FFFFFF"/>
       </w:rPr>
       <w:tblPr/>
@@ -13483,6 +14015,7 @@
     </w:tblStylePr>
     <w:tblStylePr w:type="lastCol">
       <w:rPr>
+        <w:rFonts w:eastAsia="黑体"/>
         <w:color w:themeColor="background1" w:val="FFFFFF"/>
       </w:rPr>
       <w:tblPr/>
@@ -13512,6 +14045,7 @@
       <w:spacing w:after="0" w:line="240" w:lineRule="auto"/>
     </w:pPr>
     <w:rPr>
+      <w:rFonts w:eastAsia="黑体"/>
       <w:color w:themeColor="text1" w:val="000000"/>
     </w:rPr>
     <w:tblPr>
@@ -13533,6 +14067,7 @@
     </w:tcPr>
     <w:tblStylePr w:type="firstRow">
       <w:rPr>
+        <w:rFonts w:eastAsia="黑体"/>
         <w:b/>
         <w:bCs/>
       </w:rPr>
@@ -13543,6 +14078,7 @@
     </w:tblStylePr>
     <w:tblStylePr w:type="lastRow">
       <w:rPr>
+        <w:rFonts w:eastAsia="黑体"/>
         <w:b/>
         <w:bCs/>
         <w:color w:themeColor="text1" w:val="000000"/>
@@ -13554,6 +14090,7 @@
     </w:tblStylePr>
     <w:tblStylePr w:type="firstCol">
       <w:rPr>
+        <w:rFonts w:eastAsia="黑体"/>
         <w:color w:themeColor="background1" w:val="FFFFFF"/>
       </w:rPr>
       <w:tblPr/>
@@ -13563,6 +14100,7 @@
     </w:tblStylePr>
     <w:tblStylePr w:type="lastCol">
       <w:rPr>
+        <w:rFonts w:eastAsia="黑体"/>
         <w:color w:themeColor="background1" w:val="FFFFFF"/>
       </w:rPr>
       <w:tblPr/>
@@ -13592,6 +14130,7 @@
       <w:spacing w:after="0" w:line="240" w:lineRule="auto"/>
     </w:pPr>
     <w:rPr>
+      <w:rFonts w:eastAsia="黑体"/>
       <w:color w:themeColor="text1" w:val="000000"/>
     </w:rPr>
     <w:tblPr>
@@ -13613,6 +14152,7 @@
     </w:tcPr>
     <w:tblStylePr w:type="firstRow">
       <w:rPr>
+        <w:rFonts w:eastAsia="黑体"/>
         <w:b/>
         <w:bCs/>
       </w:rPr>
@@ -13623,6 +14163,7 @@
     </w:tblStylePr>
     <w:tblStylePr w:type="lastRow">
       <w:rPr>
+        <w:rFonts w:eastAsia="黑体"/>
         <w:b/>
         <w:bCs/>
         <w:color w:themeColor="text1" w:val="000000"/>
@@ -13634,6 +14175,7 @@
     </w:tblStylePr>
     <w:tblStylePr w:type="firstCol">
       <w:rPr>
+        <w:rFonts w:eastAsia="黑体"/>
         <w:color w:themeColor="background1" w:val="FFFFFF"/>
       </w:rPr>
       <w:tblPr/>
@@ -13643,6 +14185,7 @@
     </w:tblStylePr>
     <w:tblStylePr w:type="lastCol">
       <w:rPr>
+        <w:rFonts w:eastAsia="黑体"/>
         <w:color w:themeColor="background1" w:val="FFFFFF"/>
       </w:rPr>
       <w:tblPr/>
@@ -13672,6 +14215,7 @@
       <w:spacing w:after="0" w:line="240" w:lineRule="auto"/>
     </w:pPr>
     <w:rPr>
+      <w:rFonts w:eastAsia="黑体"/>
       <w:color w:themeColor="text1" w:val="000000"/>
     </w:rPr>
     <w:tblPr>
@@ -13693,6 +14237,7 @@
     </w:tcPr>
     <w:tblStylePr w:type="firstRow">
       <w:rPr>
+        <w:rFonts w:eastAsia="黑体"/>
         <w:b/>
         <w:bCs/>
       </w:rPr>
@@ -13703,6 +14248,7 @@
     </w:tblStylePr>
     <w:tblStylePr w:type="lastRow">
       <w:rPr>
+        <w:rFonts w:eastAsia="黑体"/>
         <w:b/>
         <w:bCs/>
         <w:color w:themeColor="text1" w:val="000000"/>
@@ -13714,6 +14260,7 @@
     </w:tblStylePr>
     <w:tblStylePr w:type="firstCol">
       <w:rPr>
+        <w:rFonts w:eastAsia="黑体"/>
         <w:color w:themeColor="background1" w:val="FFFFFF"/>
       </w:rPr>
       <w:tblPr/>
@@ -13723,6 +14270,7 @@
     </w:tblStylePr>
     <w:tblStylePr w:type="lastCol">
       <w:rPr>
+        <w:rFonts w:eastAsia="黑体"/>
         <w:color w:themeColor="background1" w:val="FFFFFF"/>
       </w:rPr>
       <w:tblPr/>
@@ -13752,6 +14300,7 @@
       <w:spacing w:after="0" w:line="240" w:lineRule="auto"/>
     </w:pPr>
     <w:rPr>
+      <w:rFonts w:eastAsia="黑体"/>
       <w:color w:themeColor="text1" w:val="000000"/>
     </w:rPr>
     <w:tblPr>
@@ -13773,6 +14322,7 @@
     </w:tcPr>
     <w:tblStylePr w:type="firstRow">
       <w:rPr>
+        <w:rFonts w:eastAsia="黑体"/>
         <w:b/>
         <w:bCs/>
       </w:rPr>
@@ -13783,6 +14333,7 @@
     </w:tblStylePr>
     <w:tblStylePr w:type="lastRow">
       <w:rPr>
+        <w:rFonts w:eastAsia="黑体"/>
         <w:b/>
         <w:bCs/>
         <w:color w:themeColor="text1" w:val="000000"/>
@@ -13794,6 +14345,7 @@
     </w:tblStylePr>
     <w:tblStylePr w:type="firstCol">
       <w:rPr>
+        <w:rFonts w:eastAsia="黑体"/>
         <w:color w:themeColor="background1" w:val="FFFFFF"/>
       </w:rPr>
       <w:tblPr/>
@@ -13803,6 +14355,7 @@
     </w:tblStylePr>
     <w:tblStylePr w:type="lastCol">
       <w:rPr>
+        <w:rFonts w:eastAsia="黑体"/>
         <w:color w:themeColor="background1" w:val="FFFFFF"/>
       </w:rPr>
       <w:tblPr/>
@@ -13832,6 +14385,7 @@
       <w:spacing w:after="0" w:line="240" w:lineRule="auto"/>
     </w:pPr>
     <w:rPr>
+      <w:rFonts w:eastAsia="黑体"/>
       <w:color w:themeColor="text1" w:val="000000"/>
     </w:rPr>
     <w:tblPr>
@@ -13853,6 +14407,7 @@
     </w:tcPr>
     <w:tblStylePr w:type="firstRow">
       <w:rPr>
+        <w:rFonts w:eastAsia="黑体"/>
         <w:b/>
         <w:bCs/>
       </w:rPr>
@@ -13863,6 +14418,7 @@
     </w:tblStylePr>
     <w:tblStylePr w:type="lastRow">
       <w:rPr>
+        <w:rFonts w:eastAsia="黑体"/>
         <w:b/>
         <w:bCs/>
         <w:color w:themeColor="text1" w:val="000000"/>
@@ -13874,6 +14430,7 @@
     </w:tblStylePr>
     <w:tblStylePr w:type="firstCol">
       <w:rPr>
+        <w:rFonts w:eastAsia="黑体"/>
         <w:color w:themeColor="background1" w:val="FFFFFF"/>
       </w:rPr>
       <w:tblPr/>
@@ -13883,6 +14440,7 @@
     </w:tblStylePr>
     <w:tblStylePr w:type="lastCol">
       <w:rPr>
+        <w:rFonts w:eastAsia="黑体"/>
         <w:color w:themeColor="background1" w:val="FFFFFF"/>
       </w:rPr>
       <w:tblPr/>
@@ -13912,6 +14470,7 @@
       <w:spacing w:after="0" w:line="240" w:lineRule="auto"/>
     </w:pPr>
     <w:rPr>
+      <w:rFonts w:eastAsia="黑体"/>
       <w:color w:themeColor="text1" w:val="000000"/>
     </w:rPr>
     <w:tblPr>
@@ -13933,6 +14492,7 @@
     </w:tcPr>
     <w:tblStylePr w:type="firstRow">
       <w:rPr>
+        <w:rFonts w:eastAsia="黑体"/>
         <w:b/>
         <w:bCs/>
       </w:rPr>
@@ -13943,6 +14503,7 @@
     </w:tblStylePr>
     <w:tblStylePr w:type="lastRow">
       <w:rPr>
+        <w:rFonts w:eastAsia="黑体"/>
         <w:b/>
         <w:bCs/>
         <w:color w:themeColor="text1" w:val="000000"/>
@@ -13954,6 +14515,7 @@
     </w:tblStylePr>
     <w:tblStylePr w:type="firstCol">
       <w:rPr>
+        <w:rFonts w:eastAsia="黑体"/>
         <w:color w:themeColor="background1" w:val="FFFFFF"/>
       </w:rPr>
       <w:tblPr/>
@@ -13963,6 +14525,7 @@
     </w:tblStylePr>
     <w:tblStylePr w:type="lastCol">
       <w:rPr>
+        <w:rFonts w:eastAsia="黑体"/>
         <w:color w:themeColor="background1" w:val="FFFFFF"/>
       </w:rPr>
       <w:tblPr/>
@@ -13995,6 +14558,7 @@
     <w:name w:val="KeywordTok"/>
     <w:basedOn w:val="VerbatimChar"/>
     <w:rPr>
+      <w:rFonts w:eastAsia="黑体"/>
       <w:b/>
       <w:color w:val="007020"/>
     </w:rPr>
@@ -14003,6 +14567,7 @@
     <w:name w:val="DataTypeTok"/>
     <w:basedOn w:val="VerbatimChar"/>
     <w:rPr>
+      <w:rFonts w:eastAsia="黑体"/>
       <w:color w:val="902000"/>
     </w:rPr>
   </w:style>
@@ -14010,6 +14575,7 @@
     <w:name w:val="DecValTok"/>
     <w:basedOn w:val="VerbatimChar"/>
     <w:rPr>
+      <w:rFonts w:eastAsia="黑体"/>
       <w:color w:val="40a070"/>
     </w:rPr>
   </w:style>
@@ -14017,6 +14583,7 @@
     <w:name w:val="BaseNTok"/>
     <w:basedOn w:val="VerbatimChar"/>
     <w:rPr>
+      <w:rFonts w:eastAsia="黑体"/>
       <w:color w:val="40a070"/>
     </w:rPr>
   </w:style>
@@ -14024,6 +14591,7 @@
     <w:name w:val="FloatTok"/>
     <w:basedOn w:val="VerbatimChar"/>
     <w:rPr>
+      <w:rFonts w:eastAsia="黑体"/>
       <w:color w:val="40a070"/>
     </w:rPr>
   </w:style>
@@ -14031,6 +14599,7 @@
     <w:name w:val="ConstantTok"/>
     <w:basedOn w:val="VerbatimChar"/>
     <w:rPr>
+      <w:rFonts w:eastAsia="黑体"/>
       <w:color w:val="880000"/>
     </w:rPr>
   </w:style>
@@ -14038,6 +14607,7 @@
     <w:name w:val="CharTok"/>
     <w:basedOn w:val="VerbatimChar"/>
     <w:rPr>
+      <w:rFonts w:eastAsia="黑体"/>
       <w:color w:val="4070a0"/>
     </w:rPr>
   </w:style>
@@ -14045,6 +14615,7 @@
     <w:name w:val="SpecialCharTok"/>
     <w:basedOn w:val="VerbatimChar"/>
     <w:rPr>
+      <w:rFonts w:eastAsia="黑体"/>
       <w:color w:val="4070a0"/>
     </w:rPr>
   </w:style>
@@ -14052,6 +14623,7 @@
     <w:name w:val="StringTok"/>
     <w:basedOn w:val="VerbatimChar"/>
     <w:rPr>
+      <w:rFonts w:eastAsia="黑体"/>
       <w:color w:val="4070a0"/>
     </w:rPr>
   </w:style>
@@ -14059,6 +14631,7 @@
     <w:name w:val="VerbatimStringTok"/>
     <w:basedOn w:val="VerbatimChar"/>
     <w:rPr>
+      <w:rFonts w:eastAsia="黑体"/>
       <w:color w:val="4070a0"/>
     </w:rPr>
   </w:style>
@@ -14066,6 +14639,7 @@
     <w:name w:val="SpecialStringTok"/>
     <w:basedOn w:val="VerbatimChar"/>
     <w:rPr>
+      <w:rFonts w:eastAsia="黑体"/>
       <w:color w:val="bb6688"/>
     </w:rPr>
   </w:style>
@@ -14073,6 +14647,7 @@
     <w:name w:val="ImportTok"/>
     <w:basedOn w:val="VerbatimChar"/>
     <w:rPr>
+      <w:rFonts w:eastAsia="黑体"/>
       <w:b/>
       <w:color w:val="008000"/>
     </w:rPr>
@@ -14081,6 +14656,7 @@
     <w:name w:val="CommentTok"/>
     <w:basedOn w:val="VerbatimChar"/>
     <w:rPr>
+      <w:rFonts w:eastAsia="黑体"/>
       <w:i/>
       <w:color w:val="60a0b0"/>
     </w:rPr>
@@ -14089,6 +14665,7 @@
     <w:name w:val="DocumentationTok"/>
     <w:basedOn w:val="VerbatimChar"/>
     <w:rPr>
+      <w:rFonts w:eastAsia="黑体"/>
       <w:i/>
       <w:color w:val="ba2121"/>
     </w:rPr>
@@ -14097,6 +14674,7 @@
     <w:name w:val="AnnotationTok"/>
     <w:basedOn w:val="VerbatimChar"/>
     <w:rPr>
+      <w:rFonts w:eastAsia="黑体"/>
       <w:b/>
       <w:i/>
       <w:color w:val="60a0b0"/>
@@ -14106,6 +14684,7 @@
     <w:name w:val="CommentVarTok"/>
     <w:basedOn w:val="VerbatimChar"/>
     <w:rPr>
+      <w:rFonts w:eastAsia="黑体"/>
       <w:b/>
       <w:i/>
       <w:color w:val="60a0b0"/>
@@ -14115,6 +14694,7 @@
     <w:name w:val="OtherTok"/>
     <w:basedOn w:val="VerbatimChar"/>
     <w:rPr>
+      <w:rFonts w:eastAsia="黑体"/>
       <w:color w:val="007020"/>
     </w:rPr>
   </w:style>
@@ -14122,6 +14702,7 @@
     <w:name w:val="FunctionTok"/>
     <w:basedOn w:val="VerbatimChar"/>
     <w:rPr>
+      <w:rFonts w:eastAsia="黑体"/>
       <w:color w:val="06287e"/>
     </w:rPr>
   </w:style>
@@ -14129,6 +14710,7 @@
     <w:name w:val="VariableTok"/>
     <w:basedOn w:val="VerbatimChar"/>
     <w:rPr>
+      <w:rFonts w:eastAsia="黑体"/>
       <w:color w:val="19177c"/>
     </w:rPr>
   </w:style>
@@ -14136,6 +14718,7 @@
     <w:name w:val="ControlFlowTok"/>
     <w:basedOn w:val="VerbatimChar"/>
     <w:rPr>
+      <w:rFonts w:eastAsia="黑体"/>
       <w:b/>
       <w:color w:val="007020"/>
     </w:rPr>
@@ -14144,6 +14727,7 @@
     <w:name w:val="OperatorTok"/>
     <w:basedOn w:val="VerbatimChar"/>
     <w:rPr>
+      <w:rFonts w:eastAsia="黑体"/>
       <w:color w:val="666666"/>
     </w:rPr>
   </w:style>
@@ -14151,18 +14735,22 @@
     <w:name w:val="BuiltInTok"/>
     <w:basedOn w:val="VerbatimChar"/>
     <w:rPr>
+      <w:rFonts w:eastAsia="黑体"/>
       <w:color w:val="008000"/>
     </w:rPr>
   </w:style>
   <w:style w:type="character" w:customStyle="1" w:styleId="ExtensionTok">
     <w:name w:val="ExtensionTok"/>
     <w:basedOn w:val="VerbatimChar"/>
-    <w:rPr/>
+    <w:rPr>
+      <w:rFonts w:eastAsia="黑体"/>
+    </w:rPr>
   </w:style>
   <w:style w:type="character" w:customStyle="1" w:styleId="PreprocessorTok">
     <w:name w:val="PreprocessorTok"/>
     <w:basedOn w:val="VerbatimChar"/>
     <w:rPr>
+      <w:rFonts w:eastAsia="黑体"/>
       <w:color w:val="bc7a00"/>
     </w:rPr>
   </w:style>
@@ -14170,18 +14758,22 @@
     <w:name w:val="AttributeTok"/>
     <w:basedOn w:val="VerbatimChar"/>
     <w:rPr>
+      <w:rFonts w:eastAsia="黑体"/>
       <w:color w:val="7d9029"/>
     </w:rPr>
   </w:style>
   <w:style w:type="character" w:customStyle="1" w:styleId="RegionMarkerTok">
     <w:name w:val="RegionMarkerTok"/>
     <w:basedOn w:val="VerbatimChar"/>
-    <w:rPr/>
+    <w:rPr>
+      <w:rFonts w:eastAsia="黑体"/>
+    </w:rPr>
   </w:style>
   <w:style w:type="character" w:customStyle="1" w:styleId="InformationTok">
     <w:name w:val="InformationTok"/>
     <w:basedOn w:val="VerbatimChar"/>
     <w:rPr>
+      <w:rFonts w:eastAsia="黑体"/>
       <w:b/>
       <w:i/>
       <w:color w:val="60a0b0"/>
@@ -14191,6 +14783,7 @@
     <w:name w:val="WarningTok"/>
     <w:basedOn w:val="VerbatimChar"/>
     <w:rPr>
+      <w:rFonts w:eastAsia="黑体"/>
       <w:b/>
       <w:i/>
       <w:color w:val="60a0b0"/>
@@ -14200,6 +14793,7 @@
     <w:name w:val="AlertTok"/>
     <w:basedOn w:val="VerbatimChar"/>
     <w:rPr>
+      <w:rFonts w:eastAsia="黑体"/>
       <w:b/>
       <w:color w:val="ff0000"/>
     </w:rPr>
@@ -14208,6 +14802,7 @@
     <w:name w:val="ErrorTok"/>
     <w:basedOn w:val="VerbatimChar"/>
     <w:rPr>
+      <w:rFonts w:eastAsia="黑体"/>
       <w:b/>
       <w:color w:val="ff0000"/>
     </w:rPr>
@@ -14215,7 +14810,9 @@
   <w:style w:type="character" w:customStyle="1" w:styleId="NormalTok">
     <w:name w:val="NormalTok"/>
     <w:basedOn w:val="VerbatimChar"/>
-    <w:rPr/>
+    <w:rPr>
+      <w:rFonts w:eastAsia="黑体"/>
+    </w:rPr>
   </w:style>
 </w:styles>
 </file>
@@ -14264,12 +14861,12 @@
     <a:fontScheme name="Office">
       <a:majorFont>
         <a:latin typeface="Calibri"/>
-        <a:ea typeface=""/>
+        <a:ea typeface="黑体"/>
         <a:cs typeface=""/>
         <a:font script="Jpan" typeface="ＭＳ ゴシック"/>
         <a:font script="Hang" typeface="맑은 고딕"/>
-        <a:font script="Hans" typeface="宋体"/>
-        <a:font script="Hant" typeface="新細明體"/>
+        <a:font script="Hans" typeface="黑体"/>
+        <a:font script="Hant" typeface="黑体"/>
         <a:font script="Arab" typeface="Times New Roman"/>
         <a:font script="Hebr" typeface="Times New Roman"/>
         <a:font script="Thai" typeface="Angsana New"/>
@@ -14299,12 +14896,12 @@
       </a:majorFont>
       <a:minorFont>
         <a:latin typeface="Cambria"/>
-        <a:ea typeface=""/>
+        <a:ea typeface="黑体"/>
         <a:cs typeface=""/>
         <a:font script="Jpan" typeface="ＭＳ 明朝"/>
         <a:font script="Hang" typeface="맑은 고딕"/>
-        <a:font script="Hans" typeface="宋体"/>
-        <a:font script="Hant" typeface="新細明體"/>
+        <a:font script="Hans" typeface="黑体"/>
+        <a:font script="Hant" typeface="黑体"/>
         <a:font script="Arab" typeface="Arial"/>
         <a:font script="Hebr" typeface="Arial"/>
         <a:font script="Thai" typeface="Cordia New"/>

--- a/10-保护电路/01-过压保护/气体放电管GDT保护电路/气体放电管GDT保护电路.docx
+++ b/10-保护电路/01-过压保护/气体放电管GDT保护电路/气体放电管GDT保护电路.docx
@@ -1790,7 +1790,7 @@
           <w:color w:val="555555"/>
           <w:sz w:val="21"/>
         </w:rPr>
-        <w:t>材料收集者：杜文杰，WX手机：19519196569，QQ:3478827729</w:t>
+        <w:t>材料收集者：杜文杰，微信/手机：19519196569，QQ:3478827729</w:t>
       </w:r>
     </w:p>
     <w:sectPr>
